--- a/places to visit.docx
+++ b/places to visit.docx
@@ -207,6 +207,9 @@
     </w:p>
     <w:p>
       <w:pPr>
+        <w:pBdr>
+          <w:bottom w:val="single" w:sz="6" w:space="1" w:color="auto"/>
+        </w:pBdr>
         <w:rPr>
           <w:i/>
           <w:iCs/>
@@ -311,16 +314,17 @@
         </w:rPr>
         <w:t>.</w:t>
       </w:r>
-      <w:r>
-        <w:rPr>
-          <w:b/>
-          <w:bCs/>
-          <w:i/>
-          <w:iCs/>
-          <w:lang w:val="en-US"/>
-        </w:rPr>
-        <w:t xml:space="preserve"> </w:t>
-      </w:r>
+    </w:p>
+    <w:p>
+      <w:pPr>
+        <w:rPr>
+          <w:b/>
+          <w:bCs/>
+          <w:i/>
+          <w:iCs/>
+          <w:lang w:val="en-US"/>
+        </w:rPr>
+      </w:pPr>
     </w:p>
     <w:p>
       <w:pPr>
@@ -559,14 +563,14 @@
         <w:rPr>
           <w:lang w:val="en-US"/>
         </w:rPr>
-        <w:t xml:space="preserve"> harbor with its grand staircase and facade — the current three-nave front dates to the late 19th century, with sculptural work by builder Ivan Vitaljić, and a four-story stone bell tower added in 1861. Inside, fragments of a 6th-century Roman mosaic survive underfoot, a quiet reminder of how long people have gathered on this spot, and the church holds a collection of over 150 objects and artworks spanning the 15th to 20th centuries, including a 17th-century "Lamentation" by an Italo-Cretan master and a 15th-century "Holy Family" from the </w:t>
+        <w:t xml:space="preserve"> harbor with its grand staircase and facade — the current three-nave front dates to the late 19th century, with sculptural work by builder Ivan Vitaljić, and a four-story stone bell tower added in 1861. Inside, fragments of a 6th-century Roman mosaic survive underfoot, a quiet reminder of how long people have gathered on this spot, and the church holds a collection of over 150 objects and artworks spanning the 15th to 20th centuries, including a </w:t>
       </w:r>
       <w:r>
         <w:rPr>
           <w:lang w:val="en-US"/>
         </w:rPr>
         <w:lastRenderedPageBreak/>
-        <w:t xml:space="preserve">Venetian school. Its historic organ was built in 1756 by the Venice-based organ maker Petar Nakić, a </w:t>
+        <w:t xml:space="preserve">17th-century "Lamentation" by an Italo-Cretan master and a 15th-century "Holy Family" from the Venetian school. Its historic organ was built in 1756 by the Venice-based organ maker Petar Nakić, a </w:t>
       </w:r>
       <w:proofErr w:type="spellStart"/>
       <w:r>
@@ -966,10 +970,13 @@
     </w:p>
     <w:p>
       <w:pPr>
-        <w:rPr>
-          <w:i/>
-          <w:iCs/>
-          <w:lang w:val="en-US"/>
+        <w:pBdr>
+          <w:bottom w:val="single" w:sz="6" w:space="1" w:color="auto"/>
+        </w:pBdr>
+        <w:rPr>
+          <w:i/>
+          <w:iCs/>
+          <w:lang w:val="en"/>
         </w:rPr>
       </w:pPr>
       <w:r>
@@ -1465,7 +1472,12 @@
     </w:p>
     <w:p>
       <w:pPr>
-        <w:rPr>
+        <w:pBdr>
+          <w:bottom w:val="single" w:sz="6" w:space="1" w:color="auto"/>
+        </w:pBdr>
+        <w:rPr>
+          <w:i/>
+          <w:iCs/>
           <w:lang w:val="en-US"/>
         </w:rPr>
       </w:pPr>
@@ -1887,7 +1899,12 @@
     </w:p>
     <w:p>
       <w:pPr>
-        <w:rPr>
+        <w:pBdr>
+          <w:bottom w:val="single" w:sz="6" w:space="1" w:color="auto"/>
+        </w:pBdr>
+        <w:rPr>
+          <w:i/>
+          <w:iCs/>
           <w:lang w:val="en-US"/>
         </w:rPr>
       </w:pPr>
@@ -1970,6 +1987,13 @@
           <w:lang w:val="en-US"/>
         </w:rPr>
       </w:pPr>
+    </w:p>
+    <w:p>
+      <w:pPr>
+        <w:rPr>
+          <w:lang w:val="en-US"/>
+        </w:rPr>
+      </w:pPr>
       <w:r>
         <w:rPr>
           <w:b/>
@@ -2146,6 +2170,7 @@
           <w:bCs/>
           <w:lang w:val="en-US"/>
         </w:rPr>
+        <w:lastRenderedPageBreak/>
         <w:t>St. Roko Church</w:t>
       </w:r>
       <w:r>
@@ -2166,14 +2191,7 @@
         <w:rPr>
           <w:lang w:val="en-US"/>
         </w:rPr>
-        <w:t xml:space="preserve"> as a votive church against the plague, and renovated in the 19th century with an added bell tower. Its facade carries a finely worked </w:t>
-      </w:r>
-      <w:r>
-        <w:rPr>
-          <w:lang w:val="en-US"/>
-        </w:rPr>
-        <w:lastRenderedPageBreak/>
-        <w:t>rose window, and inside hang votive paintings of ships saved from storms — offerings from sailors grateful to have survived. The climb is short but punchy; the payoff is a wide-open view across the channel toward Split and the mainland mountains.</w:t>
+        <w:t xml:space="preserve"> as a votive church against the plague, and renovated in the 19th century with an added bell tower. Its facade carries a finely worked rose window, and inside hang votive paintings of ships saved from storms — offerings from sailors grateful to have survived. The climb is short but punchy; the payoff is a wide-open view across the channel toward Split and the mainland mountains.</w:t>
       </w:r>
     </w:p>
     <w:p>
@@ -2616,7 +2634,12 @@
     </w:p>
     <w:p>
       <w:pPr>
-        <w:rPr>
+        <w:pBdr>
+          <w:bottom w:val="single" w:sz="6" w:space="1" w:color="auto"/>
+        </w:pBdr>
+        <w:rPr>
+          <w:i/>
+          <w:iCs/>
           <w:lang w:val="en-US"/>
         </w:rPr>
       </w:pPr>
@@ -2645,6 +2668,14 @@
           <w:lang w:val="en-US"/>
         </w:rPr>
         <w:t>, built around its 18th-century church and best known for the centuries-old olive-growing paths that spread into the hills above it.</w:t>
+      </w:r>
+      <w:r>
+        <w:rPr>
+          <w:i/>
+          <w:iCs/>
+          <w:lang w:val="en-US"/>
+        </w:rPr>
+        <w:t xml:space="preserve"> </w:t>
       </w:r>
     </w:p>
     <w:p>
@@ -2764,7 +2795,12 @@
     </w:p>
     <w:p>
       <w:pPr>
-        <w:rPr>
+        <w:pBdr>
+          <w:bottom w:val="single" w:sz="6" w:space="1" w:color="auto"/>
+        </w:pBdr>
+        <w:rPr>
+          <w:i/>
+          <w:iCs/>
           <w:lang w:val="en-US"/>
         </w:rPr>
       </w:pPr>
@@ -3467,7 +3503,12 @@
     </w:p>
     <w:p>
       <w:pPr>
-        <w:rPr>
+        <w:pBdr>
+          <w:bottom w:val="single" w:sz="6" w:space="1" w:color="auto"/>
+        </w:pBdr>
+        <w:rPr>
+          <w:i/>
+          <w:iCs/>
           <w:lang w:val="en-US"/>
         </w:rPr>
       </w:pPr>
@@ -4102,7 +4143,12 @@
     </w:p>
     <w:p>
       <w:pPr>
-        <w:rPr>
+        <w:pBdr>
+          <w:bottom w:val="single" w:sz="6" w:space="1" w:color="auto"/>
+        </w:pBdr>
+        <w:rPr>
+          <w:i/>
+          <w:iCs/>
           <w:lang w:val="en-US"/>
         </w:rPr>
       </w:pPr>
@@ -4833,7 +4879,12 @@
     </w:p>
     <w:p>
       <w:pPr>
-        <w:rPr>
+        <w:pBdr>
+          <w:bottom w:val="single" w:sz="6" w:space="1" w:color="auto"/>
+        </w:pBdr>
+        <w:rPr>
+          <w:i/>
+          <w:iCs/>
           <w:lang w:val="en-US"/>
         </w:rPr>
       </w:pPr>
@@ -5149,6 +5200,9 @@
     </w:p>
     <w:p>
       <w:pPr>
+        <w:pBdr>
+          <w:bottom w:val="single" w:sz="6" w:space="1" w:color="auto"/>
+        </w:pBdr>
         <w:rPr>
           <w:i/>
           <w:iCs/>
@@ -5689,6 +5743,9 @@
     </w:p>
     <w:p>
       <w:pPr>
+        <w:pBdr>
+          <w:bottom w:val="single" w:sz="6" w:space="1" w:color="auto"/>
+        </w:pBdr>
         <w:rPr>
           <w:i/>
           <w:iCs/>
@@ -5764,13 +5821,6 @@
           <w:lang w:val="en-US"/>
         </w:rPr>
       </w:pPr>
-    </w:p>
-    <w:p>
-      <w:pPr>
-        <w:rPr>
-          <w:lang w:val="en-US"/>
-        </w:rPr>
-      </w:pPr>
       <w:proofErr w:type="spellStart"/>
       <w:r>
         <w:rPr>
@@ -5956,15 +6006,21 @@
         <w:rPr>
           <w:lang w:val="en-US"/>
         </w:rPr>
+        <w:t>Grapinelli</w:t>
+      </w:r>
+      <w:proofErr w:type="spellEnd"/>
+      <w:r>
+        <w:rPr>
+          <w:lang w:val="en-US"/>
+        </w:rPr>
+        <w:t xml:space="preserve">. Its historic organ, built in 1753 by the Venice-based organ maker Petar Nakić, was altered </w:t>
+      </w:r>
+      <w:r>
+        <w:rPr>
+          <w:lang w:val="en-US"/>
+        </w:rPr>
         <w:lastRenderedPageBreak/>
-        <w:t>Grapinelli</w:t>
-      </w:r>
-      <w:proofErr w:type="spellEnd"/>
-      <w:r>
-        <w:rPr>
-          <w:lang w:val="en-US"/>
-        </w:rPr>
-        <w:t>. Its historic organ, built in 1753 by the Venice-based organ maker Petar Nakić, was altered and reduced by a Zagreb restorer in 1969 — original 16 registers cut down to around 11 — and has been out of use since 2006, though full restoration remains possible.</w:t>
+        <w:t>and reduced by a Zagreb restorer in 1969 — original 16 registers cut down to around 11 — and has been out of use since 2006, though full restoration remains possible.</w:t>
       </w:r>
     </w:p>
     <w:p>
@@ -6350,6 +6406,65 @@
           <w:lang w:val="en-US"/>
         </w:rPr>
         <w:t xml:space="preserve"> main square, in front of the old school, this carved stone flagpole base bears the winged lion of St. Mark and the date 1589 — a relic of the town's time as seat of the island's Venetian-appointed governor, whose palace once stood on this square. Nearby are two coats of arms of the Morosini family governors, dated 1530 and 1545, and a large relief of the lion of St. Mark with an inscription warning citizens against litigiousness — now preserved in the Croatian Home building after restoration.</w:t>
+      </w:r>
+    </w:p>
+    <w:p>
+      <w:pPr>
+        <w:rPr>
+          <w:lang w:val="en-US"/>
+        </w:rPr>
+      </w:pPr>
+      <w:r>
+        <w:rPr>
+          <w:b/>
+          <w:bCs/>
+          <w:lang w:val="en-US"/>
+        </w:rPr>
+        <w:t xml:space="preserve">House </w:t>
+      </w:r>
+      <w:proofErr w:type="spellStart"/>
+      <w:r>
+        <w:rPr>
+          <w:b/>
+          <w:bCs/>
+          <w:lang w:val="en-US"/>
+        </w:rPr>
+        <w:t>Garafulić</w:t>
+      </w:r>
+      <w:proofErr w:type="spellEnd"/>
+      <w:r>
+        <w:rPr>
+          <w:lang w:val="en-US"/>
+        </w:rPr>
+        <w:t xml:space="preserve"> Built in the first half of the 15th century at the center of </w:t>
+      </w:r>
+      <w:proofErr w:type="spellStart"/>
+      <w:r>
+        <w:rPr>
+          <w:lang w:val="en-US"/>
+        </w:rPr>
+        <w:t>Nerežišća</w:t>
+      </w:r>
+      <w:proofErr w:type="spellEnd"/>
+      <w:r>
+        <w:rPr>
+          <w:lang w:val="en-US"/>
+        </w:rPr>
+        <w:t xml:space="preserve">, this stone house was traditionally said to have quartered the Venetian garrison. Its simple Gothic windows and partial gun-slits make it a rare surviving example of Gothic residential architecture on </w:t>
+      </w:r>
+      <w:proofErr w:type="spellStart"/>
+      <w:r>
+        <w:rPr>
+          <w:lang w:val="en-US"/>
+        </w:rPr>
+        <w:t>Brač</w:t>
+      </w:r>
+      <w:proofErr w:type="spellEnd"/>
+      <w:r>
+        <w:rPr>
+          <w:lang w:val="en-US"/>
+        </w:rPr>
+        <w:t>.</w:t>
       </w:r>
     </w:p>
     <w:p>
@@ -6374,14 +6489,14 @@
           <w:bCs/>
           <w:lang w:val="en-US"/>
         </w:rPr>
-        <w:t>Garafulić</w:t>
-      </w:r>
-      <w:proofErr w:type="spellEnd"/>
-      <w:r>
-        <w:rPr>
-          <w:lang w:val="en-US"/>
-        </w:rPr>
-        <w:t xml:space="preserve"> Built in the first half of the 15th century at the center of </w:t>
+        <w:t>Harašić</w:t>
+      </w:r>
+      <w:proofErr w:type="spellEnd"/>
+      <w:r>
+        <w:rPr>
+          <w:lang w:val="en-US"/>
+        </w:rPr>
+        <w:t xml:space="preserve"> A baroque stone house built on a rise in northern </w:t>
       </w:r>
       <w:proofErr w:type="spellStart"/>
       <w:r>
@@ -6395,7 +6510,248 @@
         <w:rPr>
           <w:lang w:val="en-US"/>
         </w:rPr>
-        <w:t xml:space="preserve">, this stone house was traditionally said to have quartered the Venetian garrison. Its simple Gothic windows and partial gun-slits make it a rare surviving example of Gothic residential architecture on </w:t>
+        <w:t xml:space="preserve"> for the </w:t>
+      </w:r>
+      <w:proofErr w:type="spellStart"/>
+      <w:r>
+        <w:rPr>
+          <w:lang w:val="en-US"/>
+        </w:rPr>
+        <w:t>Harašić</w:t>
+      </w:r>
+      <w:proofErr w:type="spellEnd"/>
+      <w:r>
+        <w:rPr>
+          <w:lang w:val="en-US"/>
+        </w:rPr>
+        <w:t xml:space="preserve"> family, first recorded in the early 17th century. Two L-shaped wings enclose a courtyard, and a monumental stone balcony on double corbels runs the length of the north wing — a standout example of late-baroque residential architecture on the island.</w:t>
+      </w:r>
+    </w:p>
+    <w:p>
+      <w:pPr>
+        <w:rPr>
+          <w:lang w:val="en-US"/>
+        </w:rPr>
+      </w:pPr>
+      <w:proofErr w:type="spellStart"/>
+      <w:r>
+        <w:rPr>
+          <w:b/>
+          <w:bCs/>
+          <w:lang w:val="en-US"/>
+        </w:rPr>
+        <w:t>Blatačka</w:t>
+      </w:r>
+      <w:proofErr w:type="spellEnd"/>
+      <w:r>
+        <w:rPr>
+          <w:b/>
+          <w:bCs/>
+          <w:lang w:val="en-US"/>
+        </w:rPr>
+        <w:t xml:space="preserve"> </w:t>
+      </w:r>
+      <w:proofErr w:type="spellStart"/>
+      <w:r>
+        <w:rPr>
+          <w:b/>
+          <w:bCs/>
+          <w:lang w:val="en-US"/>
+        </w:rPr>
+        <w:t>Kuća</w:t>
+      </w:r>
+      <w:proofErr w:type="spellEnd"/>
+      <w:r>
+        <w:rPr>
+          <w:b/>
+          <w:bCs/>
+          <w:lang w:val="en-US"/>
+        </w:rPr>
+        <w:t xml:space="preserve"> Building Complex</w:t>
+      </w:r>
+      <w:r>
+        <w:rPr>
+          <w:lang w:val="en-US"/>
+        </w:rPr>
+        <w:t xml:space="preserve"> Built in the 18th century on the northern edge of </w:t>
+      </w:r>
+      <w:proofErr w:type="spellStart"/>
+      <w:r>
+        <w:rPr>
+          <w:lang w:val="en-US"/>
+        </w:rPr>
+        <w:t>Nerežišća</w:t>
+      </w:r>
+      <w:proofErr w:type="spellEnd"/>
+      <w:r>
+        <w:rPr>
+          <w:lang w:val="en-US"/>
+        </w:rPr>
+        <w:t xml:space="preserve"> — then the island's administrative center — this walled complex housed visiting priests from Blaca Hermitage and the managers of its estates, and stored the oil, wine, and honey later shipped out from </w:t>
+      </w:r>
+      <w:proofErr w:type="spellStart"/>
+      <w:r>
+        <w:rPr>
+          <w:lang w:val="en-US"/>
+        </w:rPr>
+        <w:t>Supetar's</w:t>
+      </w:r>
+      <w:proofErr w:type="spellEnd"/>
+      <w:r>
+        <w:rPr>
+          <w:lang w:val="en-US"/>
+        </w:rPr>
+        <w:t xml:space="preserve"> port. A carved stone lintel bearing the IHS monogram marks its main entrance, leading into a courtyard flanked by residential and working buildings.</w:t>
+      </w:r>
+    </w:p>
+    <w:p>
+      <w:pPr>
+        <w:rPr>
+          <w:lang w:val="en-US"/>
+        </w:rPr>
+      </w:pPr>
+      <w:proofErr w:type="spellStart"/>
+      <w:r>
+        <w:rPr>
+          <w:b/>
+          <w:bCs/>
+          <w:lang w:val="en-US"/>
+        </w:rPr>
+        <w:t>Nerežiške</w:t>
+      </w:r>
+      <w:proofErr w:type="spellEnd"/>
+      <w:r>
+        <w:rPr>
+          <w:b/>
+          <w:bCs/>
+          <w:lang w:val="en-US"/>
+        </w:rPr>
+        <w:t xml:space="preserve"> </w:t>
+      </w:r>
+      <w:proofErr w:type="spellStart"/>
+      <w:r>
+        <w:rPr>
+          <w:b/>
+          <w:bCs/>
+          <w:lang w:val="en-US"/>
+        </w:rPr>
+        <w:t>v</w:t>
+      </w:r>
+      <w:r>
+        <w:rPr>
+          <w:b/>
+          <w:bCs/>
+          <w:lang w:val="en-US"/>
+        </w:rPr>
+        <w:t>ode</w:t>
+      </w:r>
+      <w:proofErr w:type="spellEnd"/>
+      <w:r>
+        <w:rPr>
+          <w:lang w:val="en-US"/>
+        </w:rPr>
+        <w:t xml:space="preserve"> </w:t>
+      </w:r>
+      <w:proofErr w:type="gramStart"/>
+      <w:r>
+        <w:rPr>
+          <w:lang w:val="en"/>
+        </w:rPr>
+        <w:t>On</w:t>
+      </w:r>
+      <w:proofErr w:type="gramEnd"/>
+      <w:r>
+        <w:rPr>
+          <w:lang w:val="en"/>
+        </w:rPr>
+        <w:t xml:space="preserve"> the way to </w:t>
+      </w:r>
+      <w:proofErr w:type="spellStart"/>
+      <w:r>
+        <w:rPr>
+          <w:lang w:val="en"/>
+        </w:rPr>
+        <w:t>Vidova</w:t>
+      </w:r>
+      <w:proofErr w:type="spellEnd"/>
+      <w:r>
+        <w:rPr>
+          <w:lang w:val="en"/>
+        </w:rPr>
+        <w:t xml:space="preserve"> Gora, it is interesting to see the small artificial ponds—reservoirs built during Austrian rule to irrigate the </w:t>
+      </w:r>
+      <w:proofErr w:type="spellStart"/>
+      <w:r>
+        <w:rPr>
+          <w:lang w:val="en"/>
+        </w:rPr>
+        <w:t>Nerežišća</w:t>
+      </w:r>
+      <w:proofErr w:type="spellEnd"/>
+      <w:r>
+        <w:rPr>
+          <w:lang w:val="en"/>
+        </w:rPr>
+        <w:t xml:space="preserve"> fields—where goldfish can be seen today.</w:t>
+      </w:r>
+    </w:p>
+    <w:p>
+      <w:pPr>
+        <w:rPr>
+          <w:lang w:val="en-US"/>
+        </w:rPr>
+      </w:pPr>
+      <w:proofErr w:type="spellStart"/>
+      <w:r>
+        <w:rPr>
+          <w:b/>
+          <w:bCs/>
+          <w:lang w:val="en-US"/>
+        </w:rPr>
+        <w:t>Vidova</w:t>
+      </w:r>
+      <w:proofErr w:type="spellEnd"/>
+      <w:r>
+        <w:rPr>
+          <w:b/>
+          <w:bCs/>
+          <w:lang w:val="en-US"/>
+        </w:rPr>
+        <w:t xml:space="preserve"> Gora Peak</w:t>
+      </w:r>
+      <w:r>
+        <w:rPr>
+          <w:lang w:val="en-US"/>
+        </w:rPr>
+        <w:t xml:space="preserve"> At 778 meters, </w:t>
+      </w:r>
+      <w:proofErr w:type="spellStart"/>
+      <w:r>
+        <w:rPr>
+          <w:lang w:val="en-US"/>
+        </w:rPr>
+        <w:t>Vidova</w:t>
+      </w:r>
+      <w:proofErr w:type="spellEnd"/>
+      <w:r>
+        <w:rPr>
+          <w:lang w:val="en-US"/>
+        </w:rPr>
+        <w:t xml:space="preserve"> Gora is the highest point on any Adriatic island. Named for </w:t>
+      </w:r>
+      <w:proofErr w:type="spellStart"/>
+      <w:r>
+        <w:rPr>
+          <w:lang w:val="en-US"/>
+        </w:rPr>
+        <w:t>Svantovid</w:t>
+      </w:r>
+      <w:proofErr w:type="spellEnd"/>
+      <w:r>
+        <w:rPr>
+          <w:lang w:val="en-US"/>
+        </w:rPr>
+        <w:t xml:space="preserve">, the old Slavic god of sight (later folded into the cult of St. Vitus), the summit looks straight down onto Zlatni Rat beach and out across the islands. The long, steady climb through black pine forest is one of the classic tests for any cyclist on </w:t>
       </w:r>
       <w:proofErr w:type="spellStart"/>
       <w:r>
@@ -6409,92 +6765,2162 @@
         <w:rPr>
           <w:lang w:val="en-US"/>
         </w:rPr>
+        <w:t>. Just west of the summit lie the ruined walls of a small pre-Romanesque chapel dedicated to St. Vitus, enclosed by a circular dry-stone perimeter wall — the namesake church that gave the peak its name.</w:t>
+      </w:r>
+    </w:p>
+    <w:p>
+      <w:pPr>
+        <w:rPr>
+          <w:lang w:val="en-US"/>
+        </w:rPr>
+      </w:pPr>
+      <w:r>
+        <w:rPr>
+          <w:b/>
+          <w:bCs/>
+          <w:lang w:val="en-US"/>
+        </w:rPr>
+        <w:t>Blaca Monastery and Hermitage</w:t>
+      </w:r>
+      <w:r>
+        <w:rPr>
+          <w:lang w:val="en-US"/>
+        </w:rPr>
+        <w:t xml:space="preserve"> Founded in the mid-16th century by </w:t>
+      </w:r>
+      <w:proofErr w:type="spellStart"/>
+      <w:r>
+        <w:rPr>
+          <w:lang w:val="en-US"/>
+        </w:rPr>
+        <w:t>Poljica</w:t>
+      </w:r>
+      <w:proofErr w:type="spellEnd"/>
+      <w:r>
+        <w:rPr>
+          <w:lang w:val="en-US"/>
+        </w:rPr>
+        <w:t xml:space="preserve"> Glagolitic priests, Blaca grew up beneath the </w:t>
+      </w:r>
+      <w:proofErr w:type="spellStart"/>
+      <w:r>
+        <w:rPr>
+          <w:lang w:val="en-US"/>
+        </w:rPr>
+        <w:t>Ljubitovica</w:t>
+      </w:r>
+      <w:proofErr w:type="spellEnd"/>
+      <w:r>
+        <w:rPr>
+          <w:lang w:val="en-US"/>
+        </w:rPr>
+        <w:t xml:space="preserve"> cave, in a ravine well back from the sea, and was rebuilt across the 18th and 19th centuries into the stone complex that survives today — a full domestic interior, astronomical instruments, a printing press, an archive, and a library, alongside beekeeping and livestock buildings. A catastrophic fire in 1726 destroyed much of the original complex and its contents; the oldest surviving piece of vestments in the sacristy, a green damask chasuble made from 16th- and 17th-century Italian fabric, likely dates from the rebuilding that followed. The monks farmed impossibly steep slopes and lived off wine, honey, and olive oil. With no road access, reaching it means a rough gravel ride followed by a canyon hike — one of the most rewarding, remote stops on the island, and one of a kind as both a historical and natural monument in Croatia.</w:t>
+      </w:r>
+    </w:p>
+    <w:p>
+      <w:pPr>
+        <w:rPr>
+          <w:b/>
+          <w:bCs/>
+          <w:lang w:val="en-US"/>
+        </w:rPr>
+      </w:pPr>
+      <w:r>
+        <w:rPr>
+          <w:rFonts w:ascii="Segoe UI Emoji" w:hAnsi="Segoe UI Emoji" w:cs="Segoe UI Emoji"/>
+          <w:b/>
+          <w:bCs/>
+          <w:lang w:val="en-US"/>
+        </w:rPr>
+        <w:t>🏘️</w:t>
+      </w:r>
+      <w:r>
+        <w:rPr>
+          <w:b/>
+          <w:bCs/>
+          <w:lang w:val="en-US"/>
+        </w:rPr>
+        <w:t xml:space="preserve"> MURVICA</w:t>
+      </w:r>
+    </w:p>
+    <w:p>
+      <w:pPr>
+        <w:pBdr>
+          <w:bottom w:val="single" w:sz="6" w:space="1" w:color="auto"/>
+        </w:pBdr>
+        <w:rPr>
+          <w:i/>
+          <w:iCs/>
+          <w:lang w:val="en-US"/>
+        </w:rPr>
+      </w:pPr>
+      <w:r>
+        <w:rPr>
+          <w:i/>
+          <w:iCs/>
+          <w:lang w:val="en-US"/>
+        </w:rPr>
+        <w:t xml:space="preserve">A cliffside hamlet on </w:t>
+      </w:r>
+      <w:proofErr w:type="spellStart"/>
+      <w:r>
+        <w:rPr>
+          <w:i/>
+          <w:iCs/>
+          <w:lang w:val="en-US"/>
+        </w:rPr>
+        <w:t>Brač's</w:t>
+      </w:r>
+      <w:proofErr w:type="spellEnd"/>
+      <w:r>
+        <w:rPr>
+          <w:i/>
+          <w:iCs/>
+          <w:lang w:val="en-US"/>
+        </w:rPr>
+        <w:t xml:space="preserve"> south coast, known for a hermitage built directly into the rock and a cave where monks once carved dragons and angels into the stone.</w:t>
+      </w:r>
+    </w:p>
+    <w:p>
+      <w:pPr>
+        <w:rPr>
+          <w:lang w:val="en-US"/>
+        </w:rPr>
+      </w:pPr>
+      <w:proofErr w:type="spellStart"/>
+      <w:r>
+        <w:rPr>
+          <w:b/>
+          <w:bCs/>
+          <w:lang w:val="en-US"/>
+        </w:rPr>
+        <w:t>Dračeva</w:t>
+      </w:r>
+      <w:proofErr w:type="spellEnd"/>
+      <w:r>
+        <w:rPr>
+          <w:b/>
+          <w:bCs/>
+          <w:lang w:val="en-US"/>
+        </w:rPr>
+        <w:t xml:space="preserve"> Luka Hermitage</w:t>
+      </w:r>
+      <w:r>
+        <w:rPr>
+          <w:lang w:val="en-US"/>
+        </w:rPr>
+        <w:t xml:space="preserve"> Built in 1519 as a hermitage for </w:t>
+      </w:r>
+      <w:proofErr w:type="spellStart"/>
+      <w:r>
+        <w:rPr>
+          <w:lang w:val="en-US"/>
+        </w:rPr>
+        <w:t>Poljica</w:t>
+      </w:r>
+      <w:proofErr w:type="spellEnd"/>
+      <w:r>
+        <w:rPr>
+          <w:lang w:val="en-US"/>
+        </w:rPr>
+        <w:t xml:space="preserve"> Glagolitic priests, this small church-and-house complex mixes Renaissance detailing with older Gothic touches. Nearby stood the </w:t>
+      </w:r>
+      <w:proofErr w:type="spellStart"/>
+      <w:r>
+        <w:rPr>
+          <w:lang w:val="en-US"/>
+        </w:rPr>
+        <w:t>Dutić</w:t>
+      </w:r>
+      <w:proofErr w:type="spellEnd"/>
+      <w:r>
+        <w:rPr>
+          <w:lang w:val="en-US"/>
+        </w:rPr>
+        <w:t xml:space="preserve"> convent, home to a community of lay religious women. Reaching it means dropping your bike for a steep, rocky hike — but the sight of a hermitage tucked into bare cliff is worth the climb.</w:t>
+      </w:r>
+    </w:p>
+    <w:p>
+      <w:pPr>
+        <w:rPr>
+          <w:lang w:val="en-US"/>
+        </w:rPr>
+      </w:pPr>
+      <w:r>
+        <w:rPr>
+          <w:b/>
+          <w:bCs/>
+          <w:lang w:val="en-US"/>
+        </w:rPr>
+        <w:t>Dragon's Cave (</w:t>
+      </w:r>
+      <w:proofErr w:type="spellStart"/>
+      <w:r>
+        <w:rPr>
+          <w:b/>
+          <w:bCs/>
+          <w:lang w:val="en-US"/>
+        </w:rPr>
+        <w:t>Zmajeva</w:t>
+      </w:r>
+      <w:proofErr w:type="spellEnd"/>
+      <w:r>
+        <w:rPr>
+          <w:b/>
+          <w:bCs/>
+          <w:lang w:val="en-US"/>
+        </w:rPr>
+        <w:t xml:space="preserve"> </w:t>
+      </w:r>
+      <w:proofErr w:type="spellStart"/>
+      <w:r>
+        <w:rPr>
+          <w:b/>
+          <w:bCs/>
+          <w:lang w:val="en-US"/>
+        </w:rPr>
+        <w:t>Špilja</w:t>
+      </w:r>
+      <w:proofErr w:type="spellEnd"/>
+      <w:r>
+        <w:rPr>
+          <w:b/>
+          <w:bCs/>
+          <w:lang w:val="en-US"/>
+        </w:rPr>
+        <w:t>)</w:t>
+      </w:r>
+      <w:r>
+        <w:rPr>
+          <w:lang w:val="en-US"/>
+        </w:rPr>
+        <w:t xml:space="preserve"> High above </w:t>
+      </w:r>
+      <w:proofErr w:type="spellStart"/>
+      <w:r>
+        <w:rPr>
+          <w:lang w:val="en-US"/>
+        </w:rPr>
+        <w:t>Murvica</w:t>
+      </w:r>
+      <w:proofErr w:type="spellEnd"/>
+      <w:r>
+        <w:rPr>
+          <w:lang w:val="en-US"/>
+        </w:rPr>
+        <w:t xml:space="preserve">, this cave sheltered Glagolitic monks fleeing conflict in the 15th century. They carved its walls with reliefs of a dragon, angels, and the Madonna, blending Christian faith with older Slavic symbolism. It's only open with a guide, and the hour-long hike up is steep — but few sites on </w:t>
+      </w:r>
+      <w:proofErr w:type="spellStart"/>
+      <w:r>
+        <w:rPr>
+          <w:lang w:val="en-US"/>
+        </w:rPr>
+        <w:t>Brač</w:t>
+      </w:r>
+      <w:proofErr w:type="spellEnd"/>
+      <w:r>
+        <w:rPr>
+          <w:lang w:val="en-US"/>
+        </w:rPr>
+        <w:t xml:space="preserve"> mix folklore and history so vividly.</w:t>
+      </w:r>
+    </w:p>
+    <w:p>
+      <w:proofErr w:type="spellStart"/>
+      <w:r>
+        <w:rPr>
+          <w:b/>
+          <w:bCs/>
+          <w:lang w:val="en-US"/>
+        </w:rPr>
+        <w:lastRenderedPageBreak/>
+        <w:t>Stipančić</w:t>
+      </w:r>
+      <w:proofErr w:type="spellEnd"/>
+      <w:r>
+        <w:rPr>
+          <w:b/>
+          <w:bCs/>
+          <w:lang w:val="en-US"/>
+        </w:rPr>
+        <w:t xml:space="preserve"> Hermitage</w:t>
+      </w:r>
+      <w:r>
+        <w:rPr>
+          <w:lang w:val="en-US"/>
+        </w:rPr>
+        <w:t xml:space="preserve"> — Founded in the second half of the 15th century between Bol and </w:t>
+      </w:r>
+      <w:proofErr w:type="spellStart"/>
+      <w:r>
+        <w:rPr>
+          <w:lang w:val="en-US"/>
+        </w:rPr>
+        <w:t>Murvica</w:t>
+      </w:r>
+      <w:proofErr w:type="spellEnd"/>
+      <w:r>
+        <w:rPr>
+          <w:lang w:val="en-US"/>
+        </w:rPr>
+        <w:t xml:space="preserve"> by a priest from </w:t>
+      </w:r>
+      <w:proofErr w:type="spellStart"/>
+      <w:r>
+        <w:rPr>
+          <w:lang w:val="en-US"/>
+        </w:rPr>
+        <w:t>Nerežišća</w:t>
+      </w:r>
+      <w:proofErr w:type="spellEnd"/>
+      <w:r>
+        <w:rPr>
+          <w:lang w:val="en-US"/>
+        </w:rPr>
+        <w:t>, as housing for a community of pious laywomen. A row of stone houses is built directly against the cliff face, facing Dragon's Cave, with a chapel at one end and an inscribed lintel dated 1477.</w:t>
+      </w:r>
+    </w:p>
+    <w:p>
+      <w:pPr>
+        <w:rPr>
+          <w:lang w:val="en-US"/>
+        </w:rPr>
+      </w:pPr>
+    </w:p>
+    <w:p>
+      <w:pPr>
+        <w:rPr>
+          <w:b/>
+          <w:bCs/>
+          <w:lang w:val="en-US"/>
+        </w:rPr>
+      </w:pPr>
+      <w:r>
+        <w:rPr>
+          <w:rFonts w:ascii="Segoe UI Emoji" w:hAnsi="Segoe UI Emoji" w:cs="Segoe UI Emoji"/>
+          <w:b/>
+          <w:bCs/>
+          <w:lang w:val="en-US"/>
+        </w:rPr>
+        <w:t>🏘️</w:t>
+      </w:r>
+      <w:r>
+        <w:rPr>
+          <w:b/>
+          <w:bCs/>
+          <w:lang w:val="en-US"/>
+        </w:rPr>
+        <w:t xml:space="preserve"> BOL</w:t>
+      </w:r>
+    </w:p>
+    <w:p>
+      <w:pPr>
+        <w:pBdr>
+          <w:bottom w:val="single" w:sz="6" w:space="1" w:color="auto"/>
+        </w:pBdr>
+        <w:rPr>
+          <w:i/>
+          <w:iCs/>
+          <w:lang w:val="en-US"/>
+        </w:rPr>
+      </w:pPr>
+      <w:r>
+        <w:rPr>
+          <w:i/>
+          <w:iCs/>
+          <w:lang w:val="en-US"/>
+        </w:rPr>
+        <w:t xml:space="preserve">Bol is the only coastal settlement on </w:t>
+      </w:r>
+      <w:proofErr w:type="spellStart"/>
+      <w:r>
+        <w:rPr>
+          <w:i/>
+          <w:iCs/>
+          <w:lang w:val="en-US"/>
+        </w:rPr>
+        <w:t>Brač's</w:t>
+      </w:r>
+      <w:proofErr w:type="spellEnd"/>
+      <w:r>
+        <w:rPr>
+          <w:i/>
+          <w:iCs/>
+          <w:lang w:val="en-US"/>
+        </w:rPr>
+        <w:t xml:space="preserve"> south shore, with ancient sites scattered at its edges and a core shaped from the 15th century onward: the Dominican monastery (1475), the Gothic </w:t>
+      </w:r>
+      <w:proofErr w:type="spellStart"/>
+      <w:r>
+        <w:rPr>
+          <w:i/>
+          <w:iCs/>
+          <w:lang w:val="en-US"/>
+        </w:rPr>
+        <w:t>Kaštil</w:t>
+      </w:r>
+      <w:proofErr w:type="spellEnd"/>
+      <w:r>
+        <w:rPr>
+          <w:i/>
+          <w:iCs/>
+          <w:lang w:val="en-US"/>
+        </w:rPr>
+        <w:t xml:space="preserve"> by the harbor, the 17th-century </w:t>
+      </w:r>
+      <w:proofErr w:type="spellStart"/>
+      <w:r>
+        <w:rPr>
+          <w:i/>
+          <w:iCs/>
+          <w:lang w:val="en-US"/>
+        </w:rPr>
+        <w:t>Vusio</w:t>
+      </w:r>
+      <w:proofErr w:type="spellEnd"/>
+      <w:r>
+        <w:rPr>
+          <w:i/>
+          <w:iCs/>
+          <w:lang w:val="en-US"/>
+        </w:rPr>
+        <w:t xml:space="preserve"> family castle, and the merchant houses of the </w:t>
+      </w:r>
+      <w:proofErr w:type="spellStart"/>
+      <w:r>
+        <w:rPr>
+          <w:i/>
+          <w:iCs/>
+          <w:lang w:val="en-US"/>
+        </w:rPr>
+        <w:t>Nikolorić</w:t>
+      </w:r>
+      <w:proofErr w:type="spellEnd"/>
+      <w:r>
+        <w:rPr>
+          <w:i/>
+          <w:iCs/>
+          <w:lang w:val="en-US"/>
+        </w:rPr>
+        <w:t xml:space="preserve">, </w:t>
+      </w:r>
+      <w:proofErr w:type="spellStart"/>
+      <w:r>
+        <w:rPr>
+          <w:i/>
+          <w:iCs/>
+          <w:lang w:val="en-US"/>
+        </w:rPr>
+        <w:t>Paloc</w:t>
+      </w:r>
+      <w:proofErr w:type="spellEnd"/>
+      <w:r>
+        <w:rPr>
+          <w:i/>
+          <w:iCs/>
+          <w:lang w:val="en-US"/>
+        </w:rPr>
+        <w:t>, and Martinis-Marchi families. Best known today for Zlatni Rat beach, Bol's old town is dense with churches and fortified houses, and holds one of the richest small-town heritage registries on the island.</w:t>
+      </w:r>
+    </w:p>
+    <w:p>
+      <w:r>
+        <w:rPr>
+          <w:b/>
+          <w:bCs/>
+          <w:lang w:val="en-US"/>
+        </w:rPr>
+        <w:t>Branislav Dešković Art Gallery</w:t>
+      </w:r>
+      <w:r>
+        <w:rPr>
+          <w:lang w:val="en-US"/>
+        </w:rPr>
+        <w:t xml:space="preserve"> Set in a 17th-century Renaissance-Baroque palace right on the Bol waterfront, this gallery is named for Branislav Dešković, one of Croatia's finest sculptors of animal forms. The baroque stone palace marked with the </w:t>
+      </w:r>
+      <w:proofErr w:type="spellStart"/>
+      <w:r>
+        <w:rPr>
+          <w:lang w:val="en-US"/>
+        </w:rPr>
+        <w:t>Vusio</w:t>
+      </w:r>
+      <w:proofErr w:type="spellEnd"/>
+      <w:r>
+        <w:rPr>
+          <w:lang w:val="en-US"/>
+        </w:rPr>
+        <w:t xml:space="preserve"> family crest and an inscription dated 1694. </w:t>
+      </w:r>
+      <w:r>
+        <w:rPr>
+          <w:lang w:val="en-US"/>
+        </w:rPr>
+        <w:t>b</w:t>
+      </w:r>
+      <w:r>
+        <w:rPr>
+          <w:lang w:val="en-US"/>
+        </w:rPr>
+        <w:t>urned during World War II, it was rebuilt in 1958, and the</w:t>
+      </w:r>
+      <w:r>
+        <w:rPr>
+          <w:lang w:val="en-US"/>
+        </w:rPr>
+        <w:t xml:space="preserve"> </w:t>
+      </w:r>
+      <w:r>
+        <w:rPr>
+          <w:lang w:val="en-US"/>
+        </w:rPr>
+        <w:t>gallery has occupied it since 1978.</w:t>
+      </w:r>
+      <w:r>
+        <w:rPr>
+          <w:lang w:val="en-US"/>
+        </w:rPr>
+        <w:t xml:space="preserve"> </w:t>
+      </w:r>
+      <w:r>
+        <w:rPr>
+          <w:lang w:val="en-US"/>
+        </w:rPr>
+        <w:t xml:space="preserve">Stepping in from the heat to see his bronze dogs and portraits — alongside works by Ivan Rendić and other island-born artists — makes for a perfect midday break. </w:t>
+      </w:r>
+    </w:p>
+    <w:p>
+      <w:r>
+        <w:rPr>
+          <w:b/>
+          <w:bCs/>
+          <w:lang w:val="en-US"/>
+        </w:rPr>
+        <w:t>The House in a House (</w:t>
+      </w:r>
+      <w:proofErr w:type="spellStart"/>
+      <w:r>
+        <w:rPr>
+          <w:b/>
+          <w:bCs/>
+          <w:lang w:val="en-US"/>
+        </w:rPr>
+        <w:t>Kuća</w:t>
+      </w:r>
+      <w:proofErr w:type="spellEnd"/>
+      <w:r>
+        <w:rPr>
+          <w:b/>
+          <w:bCs/>
+          <w:lang w:val="en-US"/>
+        </w:rPr>
+        <w:t xml:space="preserve"> u </w:t>
+      </w:r>
+      <w:proofErr w:type="spellStart"/>
+      <w:r>
+        <w:rPr>
+          <w:b/>
+          <w:bCs/>
+          <w:lang w:val="en-US"/>
+        </w:rPr>
+        <w:t>Kući</w:t>
+      </w:r>
+      <w:proofErr w:type="spellEnd"/>
+      <w:r>
+        <w:rPr>
+          <w:b/>
+          <w:bCs/>
+          <w:lang w:val="en-US"/>
+        </w:rPr>
+        <w:t>)</w:t>
+      </w:r>
+      <w:r>
+        <w:rPr>
+          <w:lang w:val="en-US"/>
+        </w:rPr>
+        <w:t xml:space="preserve"> One of Bol's odder landmarks: a small stone house, still standing, fully enclosed inside the unfinished walls of a much larger one. Legend has it a stubborn farmer named Marko refused to sell his home to the wealthy Vuković family — three sea-captain brothers building a grand palace for their new Spanish wives — so they built around him instead. The twist: the brothers drowned at sea before ever finishing their palace, and Marko outlived them all in his little house at its center.</w:t>
+      </w:r>
+    </w:p>
+    <w:p>
+      <w:r>
+        <w:rPr>
+          <w:b/>
+          <w:bCs/>
+          <w:lang w:val="en-US"/>
+        </w:rPr>
+        <w:t>Dominican Monastery and Museum</w:t>
+      </w:r>
+      <w:r>
+        <w:rPr>
+          <w:lang w:val="en-US"/>
+        </w:rPr>
+        <w:t xml:space="preserve"> Founded in 1475 on the </w:t>
+      </w:r>
+      <w:proofErr w:type="spellStart"/>
+      <w:r>
+        <w:rPr>
+          <w:lang w:val="en-US"/>
+        </w:rPr>
+        <w:t>Glavica</w:t>
+      </w:r>
+      <w:proofErr w:type="spellEnd"/>
+      <w:r>
+        <w:rPr>
+          <w:lang w:val="en-US"/>
+        </w:rPr>
+        <w:t xml:space="preserve"> peninsula east of Bol, this monastery seems to hover over turquoise water. Its quiet cloister garden is a peaceful stop, and the museum inside holds prehistoric, ancient, and early medieval finds, a coin collection spanning Greek colonization through Roman times to today, Glagolitic </w:t>
+      </w:r>
+      <w:proofErr w:type="gramStart"/>
+      <w:r>
+        <w:rPr>
+          <w:lang w:val="en-US"/>
+        </w:rPr>
+        <w:t>manuscripts ,</w:t>
+      </w:r>
+      <w:proofErr w:type="gramEnd"/>
+      <w:r>
+        <w:rPr>
+          <w:lang w:val="en-US"/>
+        </w:rPr>
+        <w:t xml:space="preserve"> documents including the monastery's 15th-century founding charter, plus manuscripts spanning the 16th to 18th centuries, old maps, and an altarpiece painted in the workshop of Tintoretto. The two-nave church was renovated at the end of the 16th century, with a bell tower by the </w:t>
+      </w:r>
+      <w:proofErr w:type="spellStart"/>
+      <w:r>
+        <w:rPr>
+          <w:lang w:val="en-US"/>
+        </w:rPr>
+        <w:t>Bokanić</w:t>
+      </w:r>
+      <w:proofErr w:type="spellEnd"/>
+      <w:r>
+        <w:rPr>
+          <w:lang w:val="en-US"/>
+        </w:rPr>
+        <w:t xml:space="preserve"> family of master builders. Inside the Dominican Church there is </w:t>
+      </w:r>
+      <w:proofErr w:type="gramStart"/>
+      <w:r>
+        <w:rPr>
+          <w:lang w:val="en-US"/>
+        </w:rPr>
+        <w:t>a  wooden</w:t>
+      </w:r>
+      <w:proofErr w:type="gramEnd"/>
+      <w:r>
+        <w:rPr>
+          <w:lang w:val="en-US"/>
+        </w:rPr>
+        <w:t xml:space="preserve"> choir loft decorated with paintings by the baroque master </w:t>
+      </w:r>
+      <w:proofErr w:type="spellStart"/>
+      <w:r>
+        <w:rPr>
+          <w:lang w:val="en-US"/>
+        </w:rPr>
+        <w:t>Tripo</w:t>
+      </w:r>
+      <w:proofErr w:type="spellEnd"/>
+      <w:r>
+        <w:rPr>
+          <w:lang w:val="en-US"/>
+        </w:rPr>
+        <w:t xml:space="preserve"> Kokolja, completed in 1713, the year of his death — his signature basket-of-flowers motif appears throughout.</w:t>
+      </w:r>
+    </w:p>
+    <w:p>
+      <w:r>
+        <w:rPr>
+          <w:i/>
+          <w:iCs/>
+          <w:lang w:val="en-US"/>
+        </w:rPr>
+        <w:t>Villa Rustica</w:t>
+      </w:r>
+      <w:r>
+        <w:rPr>
+          <w:lang w:val="en-US"/>
+        </w:rPr>
+        <w:t xml:space="preserve">— West of Bol at Zlatni Rat, the remains of a Roman country estate survive as a rectangular water cistern (about 6 by 3 meters), its walls built from finely cut stone and lined with waterproof mortar, once covered by a barrel vault. Roman graves found nearby, during road construction toward </w:t>
+      </w:r>
+      <w:proofErr w:type="spellStart"/>
+      <w:r>
+        <w:rPr>
+          <w:lang w:val="en-US"/>
+        </w:rPr>
+        <w:t>Murvica</w:t>
+      </w:r>
+      <w:proofErr w:type="spellEnd"/>
+      <w:r>
+        <w:rPr>
+          <w:lang w:val="en-US"/>
+        </w:rPr>
+        <w:t>, likely belonged to the villa's residents.</w:t>
+      </w:r>
+    </w:p>
+    <w:p>
+      <w:r>
+        <w:rPr>
+          <w:b/>
+          <w:bCs/>
+          <w:lang w:val="en-US"/>
+        </w:rPr>
+        <w:t>Church of Our Lady of Carmel</w:t>
+      </w:r>
+      <w:r>
+        <w:rPr>
+          <w:lang w:val="en-US"/>
+        </w:rPr>
+        <w:t xml:space="preserve"> — Built in the second half of the 17th century in Bol's western harbor and later expanded, with a facade carved by the </w:t>
+      </w:r>
+      <w:proofErr w:type="spellStart"/>
+      <w:r>
+        <w:rPr>
+          <w:lang w:val="en-US"/>
+        </w:rPr>
+        <w:t>Brač</w:t>
+      </w:r>
+      <w:proofErr w:type="spellEnd"/>
+      <w:r>
+        <w:rPr>
+          <w:lang w:val="en-US"/>
+        </w:rPr>
+        <w:t xml:space="preserve"> stonemason family Štambuk and an angel statue by sculptor P. Macetti. The main altar holds a Holy Family painting by Feliks Tironi from the late </w:t>
+      </w:r>
+      <w:r>
+        <w:rPr>
+          <w:lang w:val="en-US"/>
+        </w:rPr>
+        <w:lastRenderedPageBreak/>
+        <w:t>1700s. A 19th-century oil painting of the Madonna and Christ child, kept in the parish house next to Bol's Church of Our Lady of Carmel.</w:t>
+      </w:r>
+    </w:p>
+    <w:p>
+      <w:r>
+        <w:rPr>
+          <w:b/>
+          <w:bCs/>
+          <w:i/>
+          <w:iCs/>
+          <w:lang w:val="en-US"/>
+        </w:rPr>
+        <w:t>Church of St. Ante</w:t>
+      </w:r>
+      <w:r>
+        <w:rPr>
+          <w:lang w:val="en-US"/>
+        </w:rPr>
+        <w:t xml:space="preserve"> — Built atop the </w:t>
+      </w:r>
+      <w:proofErr w:type="spellStart"/>
+      <w:r>
+        <w:rPr>
+          <w:lang w:val="en-US"/>
+        </w:rPr>
+        <w:t>Lozje</w:t>
+      </w:r>
+      <w:proofErr w:type="spellEnd"/>
+      <w:r>
+        <w:rPr>
+          <w:lang w:val="en-US"/>
+        </w:rPr>
+        <w:t xml:space="preserve"> hill in the early 16th century, with a Renaissance stone facade, a quatrefoil window, and a tall stone bell-gable. Inside is an 18th-century painting of the Madonna and saints by the artist Marinković.</w:t>
+      </w:r>
+    </w:p>
+    <w:p>
+      <w:r>
+        <w:rPr>
+          <w:b/>
+          <w:bCs/>
+          <w:lang w:val="en-US"/>
+        </w:rPr>
+        <w:t>Church of St. John the Baptist</w:t>
+      </w:r>
+      <w:r>
+        <w:rPr>
+          <w:lang w:val="en-US"/>
+        </w:rPr>
+        <w:t xml:space="preserve">— On the west side of the </w:t>
+      </w:r>
+      <w:proofErr w:type="spellStart"/>
+      <w:r>
+        <w:rPr>
+          <w:lang w:val="en-US"/>
+        </w:rPr>
+        <w:t>Glavica</w:t>
+      </w:r>
+      <w:proofErr w:type="spellEnd"/>
+      <w:r>
+        <w:rPr>
+          <w:lang w:val="en-US"/>
+        </w:rPr>
+        <w:t xml:space="preserve"> peninsula, on the site of a late-antique fortification, this church was built in phases from the 7th to 11th centuries. Frescoes with floral and marbled motifs survive behind its interior pilasters, along with the remains of a vaulted cistern.</w:t>
+      </w:r>
+      <w:r>
+        <w:rPr>
+          <w:i/>
+          <w:iCs/>
+          <w:lang w:val="en-US"/>
+        </w:rPr>
+        <w:t xml:space="preserve"> </w:t>
+      </w:r>
+      <w:r>
+        <w:rPr>
+          <w:lang w:val="en-US"/>
+        </w:rPr>
+        <w:t xml:space="preserve">It also houses historic 1900 pipe organ by the </w:t>
+      </w:r>
+      <w:proofErr w:type="spellStart"/>
+      <w:r>
+        <w:rPr>
+          <w:lang w:val="en-US"/>
+        </w:rPr>
+        <w:t>Gebrüder</w:t>
+      </w:r>
+      <w:proofErr w:type="spellEnd"/>
+      <w:r>
+        <w:rPr>
+          <w:lang w:val="en-US"/>
+        </w:rPr>
+        <w:t xml:space="preserve"> Rieger workshop, originally installed in a Dominican church in Dubrovnik before being moved to Bol in 1976.</w:t>
+      </w:r>
+    </w:p>
+    <w:p>
+      <w:proofErr w:type="spellStart"/>
+      <w:r>
+        <w:rPr>
+          <w:b/>
+          <w:bCs/>
+          <w:i/>
+          <w:iCs/>
+          <w:lang w:val="en-US"/>
+        </w:rPr>
+        <w:t>Vusio</w:t>
+      </w:r>
+      <w:proofErr w:type="spellEnd"/>
+      <w:r>
+        <w:rPr>
+          <w:b/>
+          <w:bCs/>
+          <w:i/>
+          <w:iCs/>
+          <w:lang w:val="en-US"/>
+        </w:rPr>
+        <w:t xml:space="preserve"> House</w:t>
+      </w:r>
+      <w:r>
+        <w:rPr>
+          <w:lang w:val="en-US"/>
+        </w:rPr>
+        <w:t xml:space="preserve"> — A 17th-century stone tower house on Bol's western </w:t>
+      </w:r>
+      <w:proofErr w:type="spellStart"/>
+      <w:r>
+        <w:rPr>
+          <w:lang w:val="en-US"/>
+        </w:rPr>
+        <w:t>harborfront</w:t>
+      </w:r>
+      <w:proofErr w:type="spellEnd"/>
+      <w:r>
+        <w:rPr>
+          <w:lang w:val="en-US"/>
+        </w:rPr>
+        <w:t xml:space="preserve">, with surviving twin windows and stone balconies — a remnant of the fortified </w:t>
+      </w:r>
+      <w:proofErr w:type="spellStart"/>
+      <w:r>
+        <w:rPr>
+          <w:lang w:val="en-US"/>
+        </w:rPr>
+        <w:t>Vusio</w:t>
+      </w:r>
+      <w:proofErr w:type="spellEnd"/>
+      <w:r>
+        <w:rPr>
+          <w:lang w:val="en-US"/>
+        </w:rPr>
+        <w:t xml:space="preserve"> family compound.</w:t>
+      </w:r>
+    </w:p>
+    <w:p>
+      <w:r>
+        <w:rPr>
+          <w:b/>
+          <w:bCs/>
+          <w:i/>
+          <w:iCs/>
+          <w:lang w:val="en-US"/>
+        </w:rPr>
+        <w:t>Bol Windmill</w:t>
+      </w:r>
+      <w:r>
+        <w:rPr>
+          <w:lang w:val="en-US"/>
+        </w:rPr>
+        <w:t xml:space="preserve"> — A circular stone windmill near the shore on Bol's eastern side, its mechanism traces still visible on the walls — a rare surviving piece of 19th-century industrial architecture on </w:t>
+      </w:r>
+      <w:proofErr w:type="spellStart"/>
+      <w:r>
+        <w:rPr>
+          <w:lang w:val="en-US"/>
+        </w:rPr>
+        <w:t>Brač</w:t>
+      </w:r>
+      <w:proofErr w:type="spellEnd"/>
+      <w:r>
+        <w:rPr>
+          <w:lang w:val="en-US"/>
+        </w:rPr>
         <w:t>.</w:t>
       </w:r>
     </w:p>
     <w:p>
-      <w:pPr>
-        <w:rPr>
-          <w:lang w:val="en-US"/>
-        </w:rPr>
-      </w:pPr>
-      <w:r>
-        <w:rPr>
-          <w:b/>
-          <w:bCs/>
-          <w:lang w:val="en-US"/>
-        </w:rPr>
-        <w:t xml:space="preserve">House </w:t>
-      </w:r>
-      <w:proofErr w:type="spellStart"/>
-      <w:r>
-        <w:rPr>
-          <w:b/>
-          <w:bCs/>
-          <w:lang w:val="en-US"/>
-        </w:rPr>
-        <w:t>Harašić</w:t>
-      </w:r>
-      <w:proofErr w:type="spellEnd"/>
-      <w:r>
-        <w:rPr>
-          <w:lang w:val="en-US"/>
-        </w:rPr>
-        <w:t xml:space="preserve"> A baroque stone house built on a rise in northern </w:t>
-      </w:r>
-      <w:proofErr w:type="spellStart"/>
-      <w:r>
-        <w:rPr>
-          <w:lang w:val="en-US"/>
-        </w:rPr>
-        <w:t>Nerežišća</w:t>
-      </w:r>
-      <w:proofErr w:type="spellEnd"/>
-      <w:r>
-        <w:rPr>
-          <w:lang w:val="en-US"/>
-        </w:rPr>
-        <w:t xml:space="preserve"> for the </w:t>
-      </w:r>
-      <w:proofErr w:type="spellStart"/>
-      <w:r>
-        <w:rPr>
-          <w:lang w:val="en-US"/>
-        </w:rPr>
-        <w:t>Harašić</w:t>
-      </w:r>
-      <w:proofErr w:type="spellEnd"/>
-      <w:r>
-        <w:rPr>
-          <w:lang w:val="en-US"/>
-        </w:rPr>
-        <w:t xml:space="preserve"> family, first recorded in the early 17th century. Two L-shaped wings enclose a courtyard, and a monumental stone balcony on double corbels runs the length of the north wing — a standout example of late-baroque residential architecture on the island.</w:t>
-      </w:r>
-    </w:p>
-    <w:p>
-      <w:pPr>
-        <w:rPr>
-          <w:lang w:val="en-US"/>
-        </w:rPr>
-      </w:pPr>
-      <w:proofErr w:type="spellStart"/>
-      <w:r>
-        <w:rPr>
-          <w:b/>
-          <w:bCs/>
-          <w:lang w:val="en-US"/>
-        </w:rPr>
-        <w:t>Blatačka</w:t>
-      </w:r>
-      <w:proofErr w:type="spellEnd"/>
-      <w:r>
-        <w:rPr>
-          <w:b/>
-          <w:bCs/>
+      <w:r>
+        <w:rPr>
+          <w:b/>
+          <w:bCs/>
+          <w:i/>
+          <w:iCs/>
+          <w:lang w:val="en-US"/>
+        </w:rPr>
+        <w:t>Gothic House (</w:t>
+      </w:r>
+      <w:proofErr w:type="spellStart"/>
+      <w:r>
+        <w:rPr>
+          <w:b/>
+          <w:bCs/>
+          <w:i/>
+          <w:iCs/>
+          <w:lang w:val="en-US"/>
+        </w:rPr>
+        <w:t>Kaštil</w:t>
+      </w:r>
+      <w:proofErr w:type="spellEnd"/>
+      <w:r>
+        <w:rPr>
+          <w:b/>
+          <w:bCs/>
+          <w:i/>
+          <w:iCs/>
+          <w:lang w:val="en-US"/>
+        </w:rPr>
+        <w:t>)</w:t>
+      </w:r>
+      <w:r>
+        <w:rPr>
+          <w:lang w:val="en-US"/>
+        </w:rPr>
+        <w:t xml:space="preserve"> — Built as a harborside summer residence at the end of the 15th century, with a Gothic double window still visible on its facade. Around 1600, fear of Ottoman raids led to the house being raised and fortified, earning it the name </w:t>
+      </w:r>
+      <w:proofErr w:type="spellStart"/>
+      <w:r>
+        <w:rPr>
+          <w:lang w:val="en-US"/>
+        </w:rPr>
+        <w:t>Kaštil</w:t>
+      </w:r>
+      <w:proofErr w:type="spellEnd"/>
+      <w:r>
+        <w:rPr>
+          <w:lang w:val="en-US"/>
+        </w:rPr>
+        <w:t xml:space="preserve">. Now it serves as a </w:t>
+      </w:r>
+      <w:proofErr w:type="gramStart"/>
+      <w:r>
+        <w:rPr>
+          <w:lang w:val="en-US"/>
+        </w:rPr>
+        <w:t>Hotel</w:t>
+      </w:r>
+      <w:proofErr w:type="gramEnd"/>
+      <w:r>
+        <w:rPr>
+          <w:lang w:val="en-US"/>
+        </w:rPr>
+        <w:t>.</w:t>
+      </w:r>
+    </w:p>
+    <w:p>
+      <w:proofErr w:type="spellStart"/>
+      <w:r>
+        <w:rPr>
+          <w:b/>
+          <w:bCs/>
+          <w:i/>
+          <w:iCs/>
+          <w:lang w:val="en-US"/>
+        </w:rPr>
+        <w:t>Koštilo</w:t>
+      </w:r>
+      <w:proofErr w:type="spellEnd"/>
+      <w:r>
+        <w:rPr>
+          <w:b/>
+          <w:bCs/>
+          <w:i/>
+          <w:iCs/>
+          <w:lang w:val="en-US"/>
+        </w:rPr>
+        <w:t xml:space="preserve"> Walls</w:t>
+      </w:r>
+      <w:r>
+        <w:rPr>
+          <w:lang w:val="en-US"/>
+        </w:rPr>
+        <w:t xml:space="preserve"> — Dry-stone fortification walls, up to 3.5 meters high in places, crowning a hill above Bol — the remains of a prehistoric hillfort later reused during Roman rule for its clear sightline toward Hvar.</w:t>
+      </w:r>
+    </w:p>
+    <w:p>
+      <w:pPr>
+        <w:rPr>
+          <w:b/>
+          <w:bCs/>
+          <w:lang w:val="en-US"/>
+        </w:rPr>
+      </w:pPr>
+      <w:r>
+        <w:rPr>
+          <w:rFonts w:ascii="Segoe UI Emoji" w:hAnsi="Segoe UI Emoji" w:cs="Segoe UI Emoji"/>
+          <w:b/>
+          <w:bCs/>
+          <w:lang w:val="en-US"/>
+        </w:rPr>
+        <w:t>🏘️</w:t>
+      </w:r>
+      <w:r>
+        <w:rPr>
+          <w:b/>
+          <w:bCs/>
+          <w:lang w:val="en-US"/>
+        </w:rPr>
+        <w:t xml:space="preserve"> NOVO SELO</w:t>
+      </w:r>
+    </w:p>
+    <w:p>
+      <w:pPr>
+        <w:pBdr>
+          <w:bottom w:val="single" w:sz="6" w:space="1" w:color="auto"/>
+        </w:pBdr>
+        <w:rPr>
+          <w:i/>
+          <w:iCs/>
+          <w:lang w:val="en-US"/>
+        </w:rPr>
+      </w:pPr>
+      <w:r>
+        <w:rPr>
+          <w:i/>
+          <w:iCs/>
+          <w:lang w:val="en-US"/>
+        </w:rPr>
+        <w:t>A quiet inland village built almost entirely from local white limestone, where roadside stone sculptures and a nearby Roman villa trace the island's long relationship with its own rock.</w:t>
+      </w:r>
+    </w:p>
+    <w:p>
+      <w:pPr>
+        <w:rPr>
+          <w:lang w:val="en-US"/>
+        </w:rPr>
+      </w:pPr>
+      <w:r>
+        <w:rPr>
+          <w:b/>
+          <w:bCs/>
+          <w:lang w:val="en-US"/>
+        </w:rPr>
+        <w:t xml:space="preserve">Roman Villa Rustica at </w:t>
+      </w:r>
+      <w:proofErr w:type="spellStart"/>
+      <w:r>
+        <w:rPr>
+          <w:b/>
+          <w:bCs/>
+          <w:lang w:val="en-US"/>
+        </w:rPr>
+        <w:t>Bunje</w:t>
+      </w:r>
+      <w:proofErr w:type="spellEnd"/>
+      <w:r>
+        <w:rPr>
+          <w:lang w:val="en-US"/>
+        </w:rPr>
+        <w:t xml:space="preserve"> Below a prehistoric hillfort settlement on </w:t>
+      </w:r>
+      <w:proofErr w:type="spellStart"/>
+      <w:r>
+        <w:rPr>
+          <w:lang w:val="en-US"/>
+        </w:rPr>
+        <w:t>Gračišće</w:t>
+      </w:r>
+      <w:proofErr w:type="spellEnd"/>
+      <w:r>
+        <w:rPr>
+          <w:lang w:val="en-US"/>
+        </w:rPr>
+        <w:t xml:space="preserve"> hill, at the edge of the fertile </w:t>
+      </w:r>
+      <w:proofErr w:type="spellStart"/>
+      <w:r>
+        <w:rPr>
+          <w:lang w:val="en-US"/>
+        </w:rPr>
+        <w:t>Bunje</w:t>
+      </w:r>
+      <w:proofErr w:type="spellEnd"/>
+      <w:r>
+        <w:rPr>
+          <w:lang w:val="en-US"/>
+        </w:rPr>
+        <w:t xml:space="preserve"> field, lie the remains of a Roman country estate. Surviving walls and small rooms with rounded ends once had floors of white mosaic, and archaeologists found barrel-vaulted cisterns and traces of a substantial working farm, along with graves and two sarcophagi carved with the </w:t>
+      </w:r>
+      <w:proofErr w:type="spellStart"/>
+      <w:r>
+        <w:rPr>
+          <w:lang w:val="en-US"/>
+        </w:rPr>
+        <w:t>christogram</w:t>
+      </w:r>
+      <w:proofErr w:type="spellEnd"/>
+      <w:r>
+        <w:rPr>
+          <w:lang w:val="en-US"/>
+        </w:rPr>
+        <w:t xml:space="preserve"> (the monogram of Christ) on their corner pediments.</w:t>
+      </w:r>
+    </w:p>
+    <w:p>
+      <w:pPr>
+        <w:rPr>
+          <w:lang w:val="en-US"/>
+        </w:rPr>
+      </w:pPr>
+      <w:r>
+        <w:rPr>
+          <w:b/>
+          <w:bCs/>
+          <w:lang w:val="en-US"/>
+        </w:rPr>
+        <w:t xml:space="preserve">Open Air </w:t>
+      </w:r>
+      <w:proofErr w:type="spellStart"/>
+      <w:r>
+        <w:rPr>
+          <w:b/>
+          <w:bCs/>
+          <w:lang w:val="en-US"/>
+        </w:rPr>
+        <w:t>Stoneworks</w:t>
+      </w:r>
+      <w:proofErr w:type="spellEnd"/>
+      <w:r>
+        <w:rPr>
+          <w:b/>
+          <w:bCs/>
+          <w:lang w:val="en-US"/>
+        </w:rPr>
+        <w:t xml:space="preserve"> Exhibition</w:t>
+      </w:r>
+      <w:r>
+        <w:rPr>
+          <w:lang w:val="en-US"/>
+        </w:rPr>
+        <w:t xml:space="preserve"> Riding into the quiet inland village of Novo Selo, you'll pass stone sculptures lining the roadside — carved from native white limestone by local, largely self-taught artisans. It turns the whole village into a small, open-air gallery of the island's long relationship with stone.</w:t>
+      </w:r>
+    </w:p>
+    <w:p>
+      <w:pPr>
+        <w:rPr>
+          <w:b/>
+          <w:bCs/>
+          <w:lang w:val="en-US"/>
+        </w:rPr>
+      </w:pPr>
+      <w:r>
+        <w:rPr>
+          <w:rFonts w:ascii="Segoe UI Emoji" w:hAnsi="Segoe UI Emoji" w:cs="Segoe UI Emoji"/>
+          <w:b/>
+          <w:bCs/>
+          <w:lang w:val="en-US"/>
+        </w:rPr>
+        <w:t>🏘️</w:t>
+      </w:r>
+      <w:r>
+        <w:rPr>
+          <w:b/>
+          <w:bCs/>
+          <w:lang w:val="en-US"/>
+        </w:rPr>
+        <w:t xml:space="preserve"> SUMARTIN</w:t>
+      </w:r>
+    </w:p>
+    <w:p>
+      <w:pPr>
+        <w:pBdr>
+          <w:bottom w:val="single" w:sz="6" w:space="1" w:color="auto"/>
+        </w:pBdr>
+        <w:rPr>
+          <w:i/>
+          <w:iCs/>
+          <w:lang w:val="en-US"/>
+        </w:rPr>
+      </w:pPr>
+      <w:r>
+        <w:rPr>
+          <w:i/>
+          <w:iCs/>
+          <w:lang w:val="en-US"/>
+        </w:rPr>
+        <w:t xml:space="preserve">The youngest village on </w:t>
+      </w:r>
+      <w:proofErr w:type="spellStart"/>
+      <w:r>
+        <w:rPr>
+          <w:i/>
+          <w:iCs/>
+          <w:lang w:val="en-US"/>
+        </w:rPr>
+        <w:t>Brač</w:t>
+      </w:r>
+      <w:proofErr w:type="spellEnd"/>
+      <w:r>
+        <w:rPr>
+          <w:i/>
+          <w:iCs/>
+          <w:lang w:val="en-US"/>
+        </w:rPr>
+        <w:t>, founded in 1646 by refugees fleeing Ottoman raids on the mainland, who built their new home around a Franciscan hospice at the island's easternmost tip.</w:t>
+      </w:r>
+      <w:r>
+        <w:rPr>
+          <w:i/>
+          <w:iCs/>
           <w:lang w:val="en-US"/>
         </w:rPr>
         <w:t xml:space="preserve"> </w:t>
       </w:r>
+    </w:p>
+    <w:p>
+      <w:pPr>
+        <w:rPr>
+          <w:lang w:val="en-US"/>
+        </w:rPr>
+      </w:pPr>
+      <w:r>
+        <w:rPr>
+          <w:b/>
+          <w:bCs/>
+          <w:lang w:val="en-US"/>
+        </w:rPr>
+        <w:lastRenderedPageBreak/>
+        <w:t>Franciscan Monastery (St. Martin)</w:t>
+      </w:r>
+      <w:r>
+        <w:rPr>
+          <w:lang w:val="en-US"/>
+        </w:rPr>
+        <w:t xml:space="preserve"> </w:t>
+      </w:r>
+      <w:proofErr w:type="spellStart"/>
+      <w:r>
+        <w:rPr>
+          <w:lang w:val="en-US"/>
+        </w:rPr>
+        <w:t>Sumartin</w:t>
+      </w:r>
+      <w:proofErr w:type="spellEnd"/>
+      <w:r>
+        <w:rPr>
+          <w:lang w:val="en-US"/>
+        </w:rPr>
+        <w:t xml:space="preserve">, the youngest village on </w:t>
+      </w:r>
+      <w:proofErr w:type="spellStart"/>
+      <w:r>
+        <w:rPr>
+          <w:lang w:val="en-US"/>
+        </w:rPr>
+        <w:t>Brač</w:t>
+      </w:r>
+      <w:proofErr w:type="spellEnd"/>
+      <w:r>
+        <w:rPr>
+          <w:lang w:val="en-US"/>
+        </w:rPr>
+        <w:t xml:space="preserve">, was founded in 1646 by refugees fleeing Ottoman raids on the mainland, who took shelter at a hospice run by Franciscan friars from </w:t>
+      </w:r>
+      <w:proofErr w:type="spellStart"/>
+      <w:r>
+        <w:rPr>
+          <w:lang w:val="en-US"/>
+        </w:rPr>
+        <w:t>Imotski</w:t>
+      </w:r>
+      <w:proofErr w:type="spellEnd"/>
+      <w:r>
+        <w:rPr>
+          <w:lang w:val="en-US"/>
+        </w:rPr>
+        <w:t xml:space="preserve"> and </w:t>
+      </w:r>
+      <w:proofErr w:type="spellStart"/>
+      <w:r>
+        <w:rPr>
+          <w:lang w:val="en-US"/>
+        </w:rPr>
+        <w:t>Makarska</w:t>
+      </w:r>
+      <w:proofErr w:type="spellEnd"/>
+      <w:r>
+        <w:rPr>
+          <w:lang w:val="en-US"/>
+        </w:rPr>
+        <w:t xml:space="preserve"> during the Cretan War. The monastery's current elongated building was begun under the direction of the friar and poet Andrija Kačić Miošić, following his own design, in the mid-18th century — it has no cloister, but instead spreads across an upper and lower garden. The old baroque church of St. Martin was replaced in 1913 by a new neo-Romanesque building with a transept and bell tower, designed by the architect </w:t>
+      </w:r>
+      <w:proofErr w:type="spellStart"/>
+      <w:r>
+        <w:rPr>
+          <w:lang w:val="en-US"/>
+        </w:rPr>
+        <w:t>Ćiril</w:t>
+      </w:r>
+      <w:proofErr w:type="spellEnd"/>
+      <w:r>
+        <w:rPr>
+          <w:lang w:val="en-US"/>
+        </w:rPr>
+        <w:t xml:space="preserve"> Metod Iveković. Riding in from the long, flat eastern macadam roads, </w:t>
+      </w:r>
+      <w:proofErr w:type="spellStart"/>
+      <w:r>
+        <w:rPr>
+          <w:lang w:val="en-US"/>
+        </w:rPr>
+        <w:t>its</w:t>
+      </w:r>
+      <w:proofErr w:type="spellEnd"/>
+      <w:r>
+        <w:rPr>
+          <w:lang w:val="en-US"/>
+        </w:rPr>
+        <w:t xml:space="preserve"> cool stone walls and small museum make a good, reflective place to rest.</w:t>
+      </w:r>
+    </w:p>
+    <w:p>
+      <w:pPr>
+        <w:rPr>
+          <w:lang w:val="en-US"/>
+        </w:rPr>
+      </w:pPr>
+      <w:r>
+        <w:rPr>
+          <w:b/>
+          <w:bCs/>
+          <w:lang w:val="en-US"/>
+        </w:rPr>
+        <w:t>Church of St. Nicholas</w:t>
+      </w:r>
+      <w:r>
+        <w:rPr>
+          <w:lang w:val="en-US"/>
+        </w:rPr>
+        <w:t xml:space="preserve"> A pre-Romanesque church on the hill between Selca and </w:t>
+      </w:r>
+      <w:proofErr w:type="spellStart"/>
+      <w:r>
+        <w:rPr>
+          <w:lang w:val="en-US"/>
+        </w:rPr>
+        <w:t>Sumartin</w:t>
+      </w:r>
+      <w:proofErr w:type="spellEnd"/>
+      <w:r>
+        <w:rPr>
+          <w:lang w:val="en-US"/>
+        </w:rPr>
+        <w:t>, with blind arcading along its walls and a small dome rising over its narrow central bay.</w:t>
+      </w:r>
+    </w:p>
+    <w:p>
+      <w:pPr>
+        <w:rPr>
+          <w:b/>
+          <w:bCs/>
+          <w:lang w:val="en-US"/>
+        </w:rPr>
+      </w:pPr>
+      <w:r>
+        <w:rPr>
+          <w:rFonts w:ascii="Segoe UI Emoji" w:hAnsi="Segoe UI Emoji" w:cs="Segoe UI Emoji"/>
+          <w:b/>
+          <w:bCs/>
+          <w:lang w:val="en-US"/>
+        </w:rPr>
+        <w:t>🏘️</w:t>
+      </w:r>
+      <w:r>
+        <w:rPr>
+          <w:b/>
+          <w:bCs/>
+          <w:lang w:val="en-US"/>
+        </w:rPr>
+        <w:t xml:space="preserve"> POVLJA</w:t>
+      </w:r>
+    </w:p>
+    <w:p>
+      <w:pPr>
+        <w:pBdr>
+          <w:bottom w:val="single" w:sz="6" w:space="1" w:color="auto"/>
+        </w:pBdr>
+        <w:rPr>
+          <w:i/>
+          <w:iCs/>
+          <w:lang w:val="en-US"/>
+        </w:rPr>
+      </w:pPr>
+      <w:r>
+        <w:rPr>
+          <w:i/>
+          <w:iCs/>
+          <w:lang w:val="en-US"/>
+        </w:rPr>
+        <w:t xml:space="preserve">A small harbor at </w:t>
+      </w:r>
+      <w:proofErr w:type="spellStart"/>
+      <w:r>
+        <w:rPr>
+          <w:i/>
+          <w:iCs/>
+          <w:lang w:val="en-US"/>
+        </w:rPr>
+        <w:t>Brač's</w:t>
+      </w:r>
+      <w:proofErr w:type="spellEnd"/>
+      <w:r>
+        <w:rPr>
+          <w:i/>
+          <w:iCs/>
+          <w:lang w:val="en-US"/>
+        </w:rPr>
+        <w:t xml:space="preserve"> eastern end, built and rebuilt on the same spot for more than 1,500 years — from a Roman villa and an early </w:t>
+      </w:r>
+      <w:proofErr w:type="gramStart"/>
+      <w:r>
+        <w:rPr>
+          <w:i/>
+          <w:iCs/>
+          <w:lang w:val="en-US"/>
+        </w:rPr>
+        <w:t>Christian basilica</w:t>
+      </w:r>
+      <w:proofErr w:type="gramEnd"/>
+      <w:r>
+        <w:rPr>
+          <w:i/>
+          <w:iCs/>
+          <w:lang w:val="en-US"/>
+        </w:rPr>
+        <w:t xml:space="preserve"> to a Benedictine-fortified church holding one of the oldest surviving documents in the Croatian language.</w:t>
+      </w:r>
+    </w:p>
+    <w:p>
+      <w:pPr>
+        <w:rPr>
+          <w:lang w:val="en-US"/>
+        </w:rPr>
+      </w:pPr>
+      <w:r>
+        <w:rPr>
+          <w:b/>
+          <w:bCs/>
+          <w:lang w:val="en-US"/>
+        </w:rPr>
+        <w:t>Early Christian Basilica</w:t>
+      </w:r>
+      <w:r>
+        <w:rPr>
+          <w:lang w:val="en-US"/>
+        </w:rPr>
+        <w:t xml:space="preserve"> At the heart of </w:t>
+      </w:r>
+      <w:proofErr w:type="spellStart"/>
+      <w:r>
+        <w:rPr>
+          <w:lang w:val="en-US"/>
+        </w:rPr>
+        <w:t>Povlja</w:t>
+      </w:r>
+      <w:proofErr w:type="spellEnd"/>
+      <w:r>
+        <w:rPr>
+          <w:lang w:val="en-US"/>
+        </w:rPr>
+        <w:t xml:space="preserve"> lie the remains of a large 5th–6th-century basilica, with one of the best-preserved early Christian octagonal baptisteries on the Adriatic. Rolling up to these ancient arches is a reminder of just how long this small harbor has been inhabited.</w:t>
+      </w:r>
+    </w:p>
+    <w:p>
+      <w:pPr>
+        <w:rPr>
+          <w:lang w:val="en-US"/>
+        </w:rPr>
+      </w:pPr>
+      <w:r>
+        <w:rPr>
+          <w:b/>
+          <w:bCs/>
+          <w:lang w:val="en-US"/>
+        </w:rPr>
+        <w:t xml:space="preserve">Church of St. John the Baptist &amp; the </w:t>
+      </w:r>
+      <w:proofErr w:type="spellStart"/>
+      <w:r>
+        <w:rPr>
+          <w:b/>
+          <w:bCs/>
+          <w:lang w:val="en-US"/>
+        </w:rPr>
+        <w:t>Kaštil</w:t>
+      </w:r>
+      <w:proofErr w:type="spellEnd"/>
+      <w:r>
+        <w:rPr>
+          <w:lang w:val="en-US"/>
+        </w:rPr>
+        <w:t xml:space="preserve"> Built directly onto the monumental early </w:t>
+      </w:r>
+      <w:proofErr w:type="gramStart"/>
+      <w:r>
+        <w:rPr>
+          <w:lang w:val="en-US"/>
+        </w:rPr>
+        <w:t>Christian basilica</w:t>
+      </w:r>
+      <w:proofErr w:type="gramEnd"/>
+      <w:r>
+        <w:rPr>
+          <w:lang w:val="en-US"/>
+        </w:rPr>
+        <w:t xml:space="preserve">, in the area known as </w:t>
+      </w:r>
+      <w:proofErr w:type="spellStart"/>
+      <w:r>
+        <w:rPr>
+          <w:lang w:val="en-US"/>
+        </w:rPr>
+        <w:t>Lokve</w:t>
+      </w:r>
+      <w:proofErr w:type="spellEnd"/>
+      <w:r>
+        <w:rPr>
+          <w:lang w:val="en-US"/>
+        </w:rPr>
+        <w:t xml:space="preserve"> above </w:t>
+      </w:r>
+      <w:proofErr w:type="spellStart"/>
+      <w:r>
+        <w:rPr>
+          <w:lang w:val="en-US"/>
+        </w:rPr>
+        <w:t>Povlja</w:t>
+      </w:r>
+      <w:proofErr w:type="spellEnd"/>
+      <w:r>
+        <w:rPr>
+          <w:lang w:val="en-US"/>
+        </w:rPr>
+        <w:t xml:space="preserve"> bay, this church reused the basilica's baptistery — preserved right up to roof height, complete with its baptismal font — as its own sanctuary. In the 12th century, a door lintel carved with a Cyrillic inscription by the master craftsman Radonja was set into the building — known as the Lintel of </w:t>
+      </w:r>
+      <w:proofErr w:type="spellStart"/>
+      <w:r>
+        <w:rPr>
+          <w:lang w:val="en-US"/>
+        </w:rPr>
+        <w:t>Povlja</w:t>
+      </w:r>
+      <w:proofErr w:type="spellEnd"/>
+      <w:r>
+        <w:rPr>
+          <w:lang w:val="en-US"/>
+        </w:rPr>
+        <w:t xml:space="preserve">, now held in the Museum of Croatian Archaeological Monuments in Split. During the period of Benedictine ownership, a fortified </w:t>
+      </w:r>
+      <w:proofErr w:type="spellStart"/>
+      <w:r>
+        <w:rPr>
+          <w:lang w:val="en-US"/>
+        </w:rPr>
+        <w:t>kaštil</w:t>
+      </w:r>
+      <w:proofErr w:type="spellEnd"/>
+      <w:r>
+        <w:rPr>
+          <w:lang w:val="en-US"/>
+        </w:rPr>
+        <w:t xml:space="preserve"> with battlements was built directly over the church's sanctuary. The bell tower seen today dates to 1882, and the north and south naves were added in 1924. The parish church and rectory together hold a collection of movable objects and artworks spanning the 15th to 20th centuries, numbering over 200 pieces, most notably the Renaissance-era altars of Our Lady of the Rosary and the Sacred Heart of Jesus, both the work of the </w:t>
+      </w:r>
+      <w:proofErr w:type="spellStart"/>
+      <w:r>
+        <w:rPr>
+          <w:lang w:val="en-US"/>
+        </w:rPr>
+        <w:t>Bokanić</w:t>
+      </w:r>
+      <w:proofErr w:type="spellEnd"/>
+      <w:r>
+        <w:rPr>
+          <w:lang w:val="en-US"/>
+        </w:rPr>
+        <w:t xml:space="preserve"> family of master builders. Its historic organ, from 1838, was built by the Venetian workshop of Jakov Bazzani and Sons and restored in 1997 by the </w:t>
+      </w:r>
+      <w:proofErr w:type="spellStart"/>
+      <w:r>
+        <w:rPr>
+          <w:lang w:val="en-US"/>
+        </w:rPr>
+        <w:t>Heferer</w:t>
+      </w:r>
+      <w:proofErr w:type="spellEnd"/>
+      <w:r>
+        <w:rPr>
+          <w:lang w:val="en-US"/>
+        </w:rPr>
+        <w:t xml:space="preserve"> workshop of Zagreb.</w:t>
+      </w:r>
+    </w:p>
+    <w:p>
+      <w:pPr>
+        <w:rPr>
+          <w:lang w:val="en-US"/>
+        </w:rPr>
+      </w:pPr>
+      <w:r>
+        <w:rPr>
+          <w:b/>
+          <w:bCs/>
+          <w:lang w:val="en-US"/>
+        </w:rPr>
+        <w:t xml:space="preserve">Lintel and Charter of </w:t>
+      </w:r>
+      <w:proofErr w:type="spellStart"/>
+      <w:r>
+        <w:rPr>
+          <w:b/>
+          <w:bCs/>
+          <w:lang w:val="en-US"/>
+        </w:rPr>
+        <w:t>Povlja</w:t>
+      </w:r>
+      <w:proofErr w:type="spellEnd"/>
+      <w:r>
+        <w:rPr>
+          <w:lang w:val="en-US"/>
+        </w:rPr>
+        <w:t xml:space="preserve"> </w:t>
+      </w:r>
+      <w:proofErr w:type="gramStart"/>
+      <w:r>
+        <w:rPr>
+          <w:lang w:val="en-US"/>
+        </w:rPr>
+        <w:t>The</w:t>
+      </w:r>
+      <w:proofErr w:type="gramEnd"/>
+      <w:r>
+        <w:rPr>
+          <w:lang w:val="en-US"/>
+        </w:rPr>
+        <w:t xml:space="preserve"> Lintel of </w:t>
+      </w:r>
+      <w:proofErr w:type="spellStart"/>
+      <w:r>
+        <w:rPr>
+          <w:lang w:val="en-US"/>
+        </w:rPr>
+        <w:t>Povlja</w:t>
+      </w:r>
+      <w:proofErr w:type="spellEnd"/>
+      <w:r>
+        <w:rPr>
+          <w:lang w:val="en-US"/>
+        </w:rPr>
+        <w:t xml:space="preserve">, dated 1184, is the oldest complete inscription in Croatian Cyrillic script found anywhere. A later parchment copy, the Charter of </w:t>
+      </w:r>
+      <w:proofErr w:type="spellStart"/>
+      <w:r>
+        <w:rPr>
+          <w:lang w:val="en-US"/>
+        </w:rPr>
+        <w:t>Povlja</w:t>
+      </w:r>
+      <w:proofErr w:type="spellEnd"/>
+      <w:r>
+        <w:rPr>
+          <w:lang w:val="en-US"/>
+        </w:rPr>
+        <w:t xml:space="preserve">, made in 1250 and preserved today in the parish archive of </w:t>
+      </w:r>
+      <w:proofErr w:type="spellStart"/>
+      <w:r>
+        <w:rPr>
+          <w:lang w:val="en-US"/>
+        </w:rPr>
+        <w:t>Pučišća</w:t>
+      </w:r>
+      <w:proofErr w:type="spellEnd"/>
+      <w:r>
+        <w:rPr>
+          <w:lang w:val="en-US"/>
+        </w:rPr>
+        <w:t xml:space="preserve">, expanded on it and remains one of the oldest and most important documents in the Croatian language. Together, they make </w:t>
+      </w:r>
+      <w:proofErr w:type="spellStart"/>
+      <w:r>
+        <w:rPr>
+          <w:lang w:val="en-US"/>
+        </w:rPr>
+        <w:t>Povlja</w:t>
+      </w:r>
+      <w:proofErr w:type="spellEnd"/>
+      <w:r>
+        <w:rPr>
+          <w:lang w:val="en-US"/>
+        </w:rPr>
+        <w:t xml:space="preserve"> a quiet but genuine milestone on any ride around the island.</w:t>
+      </w:r>
+    </w:p>
+    <w:p>
+      <w:pPr>
+        <w:rPr>
+          <w:lang w:val="en-US"/>
+        </w:rPr>
+      </w:pPr>
+      <w:r>
+        <w:rPr>
+          <w:b/>
+          <w:bCs/>
+          <w:lang w:val="en-US"/>
+        </w:rPr>
+        <w:t>Village House (</w:t>
+      </w:r>
+      <w:proofErr w:type="spellStart"/>
+      <w:r>
+        <w:rPr>
+          <w:b/>
+          <w:bCs/>
+          <w:lang w:val="en-US"/>
+        </w:rPr>
+        <w:t>Ivanica</w:t>
+      </w:r>
+      <w:proofErr w:type="spellEnd"/>
+      <w:r>
+        <w:rPr>
+          <w:b/>
+          <w:bCs/>
+          <w:lang w:val="en-US"/>
+        </w:rPr>
+        <w:t xml:space="preserve"> </w:t>
+      </w:r>
+      <w:proofErr w:type="spellStart"/>
+      <w:r>
+        <w:rPr>
+          <w:b/>
+          <w:bCs/>
+          <w:lang w:val="en-US"/>
+        </w:rPr>
+        <w:t>Beović</w:t>
+      </w:r>
+      <w:proofErr w:type="spellEnd"/>
+      <w:r>
+        <w:rPr>
+          <w:b/>
+          <w:bCs/>
+          <w:lang w:val="en-US"/>
+        </w:rPr>
+        <w:t xml:space="preserve"> House)</w:t>
+      </w:r>
+      <w:r>
+        <w:rPr>
+          <w:lang w:val="en-US"/>
+        </w:rPr>
+        <w:t xml:space="preserve"> A traditional village house built on sloping ground in </w:t>
+      </w:r>
+      <w:proofErr w:type="spellStart"/>
+      <w:r>
+        <w:rPr>
+          <w:lang w:val="en-US"/>
+        </w:rPr>
+        <w:t>Povlja</w:t>
+      </w:r>
+      <w:proofErr w:type="spellEnd"/>
+      <w:r>
+        <w:rPr>
+          <w:lang w:val="en-US"/>
+        </w:rPr>
+        <w:t>, its lower level cut partly into the living rock and used as a wine cellar, with a wooden lintel over its door and a stone-roofed upper floor — a good, unpretentious example of 18th- and 19th-century rural building on the island.</w:t>
+      </w:r>
+    </w:p>
+    <w:p>
+      <w:pPr>
+        <w:rPr>
+          <w:lang w:val="en-US"/>
+        </w:rPr>
+      </w:pPr>
+      <w:r>
+        <w:rPr>
+          <w:b/>
+          <w:bCs/>
+          <w:lang w:val="en-US"/>
+        </w:rPr>
+        <w:t xml:space="preserve">Roman-Era Remains at </w:t>
+      </w:r>
+      <w:proofErr w:type="spellStart"/>
+      <w:r>
+        <w:rPr>
+          <w:b/>
+          <w:bCs/>
+          <w:lang w:val="en-US"/>
+        </w:rPr>
+        <w:t>Žalo</w:t>
+      </w:r>
+      <w:proofErr w:type="spellEnd"/>
+      <w:r>
+        <w:rPr>
+          <w:lang w:val="en-US"/>
+        </w:rPr>
+        <w:t xml:space="preserve"> </w:t>
+      </w:r>
+      <w:proofErr w:type="gramStart"/>
+      <w:r>
+        <w:rPr>
+          <w:lang w:val="en-US"/>
+        </w:rPr>
+        <w:t>On</w:t>
+      </w:r>
+      <w:proofErr w:type="gramEnd"/>
+      <w:r>
+        <w:rPr>
+          <w:lang w:val="en-US"/>
+        </w:rPr>
+        <w:t xml:space="preserve"> the site of a group of houses at </w:t>
+      </w:r>
+      <w:proofErr w:type="spellStart"/>
+      <w:r>
+        <w:rPr>
+          <w:lang w:val="en-US"/>
+        </w:rPr>
+        <w:t>Žalo</w:t>
+      </w:r>
+      <w:proofErr w:type="spellEnd"/>
+      <w:r>
+        <w:rPr>
+          <w:lang w:val="en-US"/>
+        </w:rPr>
+        <w:t xml:space="preserve"> in </w:t>
+      </w:r>
+      <w:proofErr w:type="spellStart"/>
+      <w:r>
+        <w:rPr>
+          <w:lang w:val="en-US"/>
+        </w:rPr>
+        <w:t>Povlja</w:t>
+      </w:r>
+      <w:proofErr w:type="spellEnd"/>
+      <w:r>
+        <w:rPr>
+          <w:lang w:val="en-US"/>
+        </w:rPr>
+        <w:t xml:space="preserve"> once stood a Roman villa rustica, of which an enclosure wall survives to the east and a smaller structure with characteristic </w:t>
+      </w:r>
+      <w:r>
+        <w:rPr>
+          <w:lang w:val="en-US"/>
+        </w:rPr>
+        <w:lastRenderedPageBreak/>
+        <w:t>Roman-era stonework to the west, along with worked stone and fragments of Roman brick and roof tile.</w:t>
+      </w:r>
+    </w:p>
+    <w:p>
+      <w:pPr>
+        <w:rPr>
+          <w:b/>
+          <w:bCs/>
+          <w:lang w:val="en-US"/>
+        </w:rPr>
+      </w:pPr>
+      <w:r>
+        <w:rPr>
+          <w:rFonts w:ascii="Segoe UI Emoji" w:hAnsi="Segoe UI Emoji" w:cs="Segoe UI Emoji"/>
+          <w:b/>
+          <w:bCs/>
+          <w:lang w:val="en-US"/>
+        </w:rPr>
+        <w:t>🏘️</w:t>
+      </w:r>
+      <w:r>
+        <w:rPr>
+          <w:b/>
+          <w:bCs/>
+          <w:lang w:val="en-US"/>
+        </w:rPr>
+        <w:t xml:space="preserve"> SELCA</w:t>
+      </w:r>
+    </w:p>
+    <w:p>
+      <w:pPr>
+        <w:pBdr>
+          <w:bottom w:val="single" w:sz="6" w:space="1" w:color="auto"/>
+        </w:pBdr>
+        <w:rPr>
+          <w:i/>
+          <w:iCs/>
+          <w:lang w:val="en-US"/>
+        </w:rPr>
+      </w:pPr>
+      <w:r>
+        <w:rPr>
+          <w:i/>
+          <w:iCs/>
+          <w:lang w:val="en-US"/>
+        </w:rPr>
+        <w:t xml:space="preserve">Once a satellite of </w:t>
+      </w:r>
+      <w:proofErr w:type="spellStart"/>
+      <w:r>
+        <w:rPr>
+          <w:i/>
+          <w:iCs/>
+          <w:lang w:val="en-US"/>
+        </w:rPr>
+        <w:t>Povlja</w:t>
+      </w:r>
+      <w:proofErr w:type="spellEnd"/>
+      <w:r>
+        <w:rPr>
+          <w:i/>
+          <w:iCs/>
+          <w:lang w:val="en-US"/>
+        </w:rPr>
+        <w:t>, Selca grew rich on the stone trade and now holds an unusual density of monuments — including the first Tolstoy memorial ever built anywhere in the world — alongside grand merchant houses scarred by the Italian burning of the village in 1943.</w:t>
+      </w:r>
+    </w:p>
+    <w:p>
+      <w:pPr>
+        <w:rPr>
+          <w:lang w:val="en-US"/>
+        </w:rPr>
+      </w:pPr>
+      <w:proofErr w:type="spellStart"/>
+      <w:r>
+        <w:rPr>
+          <w:b/>
+          <w:bCs/>
+          <w:lang w:val="en-US"/>
+        </w:rPr>
+        <w:t>Podsmrčevik</w:t>
+      </w:r>
+      <w:proofErr w:type="spellEnd"/>
+      <w:r>
+        <w:rPr>
+          <w:b/>
+          <w:bCs/>
+          <w:lang w:val="en-US"/>
+        </w:rPr>
+        <w:t xml:space="preserve"> Abandoned Eco-Village</w:t>
+      </w:r>
+      <w:r>
+        <w:rPr>
+          <w:lang w:val="en-US"/>
+        </w:rPr>
+        <w:t xml:space="preserve"> A silent, well-preserved stone hamlet in the hills above Selca, left empty for decades. Riding the interior gravel tracks here means passing empty houses, old animal pens, and ivy-choked wells — a quiet, haunting look at the island's old shepherd life.</w:t>
+      </w:r>
+    </w:p>
+    <w:p>
+      <w:pPr>
+        <w:rPr>
+          <w:lang w:val="en-US"/>
+        </w:rPr>
+      </w:pPr>
+      <w:r>
+        <w:rPr>
+          <w:b/>
+          <w:bCs/>
+          <w:lang w:val="en-US"/>
+        </w:rPr>
+        <w:t>Selca Monuments &amp; Park</w:t>
+      </w:r>
+      <w:r>
+        <w:rPr>
+          <w:lang w:val="en-US"/>
+        </w:rPr>
+        <w:t xml:space="preserve"> Selca has more monuments per capita than almost anywhere in Croatia, and its most surprising claim to fame: the very first monument to Leo Tolstoy anywhere in the world, raised here in 1911, a year after his death, by locals inspired by a Slovak doctor who'd settled in the village. Riding through its streets feels like passing through an open-air sculpture park.</w:t>
+      </w:r>
+    </w:p>
+    <w:p>
+      <w:pPr>
+        <w:rPr>
+          <w:lang w:val="en-US"/>
+        </w:rPr>
+      </w:pPr>
+      <w:r>
+        <w:rPr>
+          <w:b/>
+          <w:bCs/>
+          <w:lang w:val="en-US"/>
+        </w:rPr>
+        <w:t>Church of Our Lady of Carmel</w:t>
+      </w:r>
+      <w:r>
+        <w:rPr>
+          <w:lang w:val="en-US"/>
+        </w:rPr>
+        <w:t xml:space="preserve"> Selca's original parish church, built in the 18th century on the southwest side of the village square on the site of an older chapel recorded as early as 1633 as "Our Lady in Selca." Completed in 1871 with the addition of its triple-arched bell-gable, this three-nave church has a basilica-style facade with three portals, a rose window above the central door, and quatrefoil openings above the side doors — a solid example of later 19th-century sacred architecture with restrained neo-baroque detailing.</w:t>
+      </w:r>
+    </w:p>
+    <w:p>
+      <w:pPr>
+        <w:rPr>
+          <w:lang w:val="en-US"/>
+        </w:rPr>
+      </w:pPr>
+      <w:r>
+        <w:rPr>
+          <w:b/>
+          <w:bCs/>
+          <w:lang w:val="en-US"/>
+        </w:rPr>
+        <w:t>Church of Christ the King</w:t>
+      </w:r>
+      <w:r>
+        <w:rPr>
+          <w:lang w:val="en-US"/>
+        </w:rPr>
+        <w:t xml:space="preserve"> Nicknamed the "Cathedral of </w:t>
+      </w:r>
+      <w:proofErr w:type="spellStart"/>
+      <w:r>
+        <w:rPr>
+          <w:lang w:val="en-US"/>
+        </w:rPr>
+        <w:t>Brač</w:t>
+      </w:r>
+      <w:proofErr w:type="spellEnd"/>
+      <w:r>
+        <w:rPr>
+          <w:lang w:val="en-US"/>
+        </w:rPr>
+        <w:t>," this 45-meter neo-Romanesque church was designed by the Austrian engineer Adolf Schlauf and built in 1919 with the help of local builders and stonemasons, its capitals modeled on early Christian originals. It dominates the eastern skyline and can be seen for miles as you ride down from the interior. Inside stands a bronze statue of Christ the King by the sculptor Ivan Meštrović, dated 1956 — according to local tradition cast from spent shell casings gathered from the surrounding hills after the wars that had touched the island, a monument to peace built from the tools of war.</w:t>
+      </w:r>
+    </w:p>
+    <w:p>
+      <w:pPr>
+        <w:rPr>
+          <w:lang w:val="en-US"/>
+        </w:rPr>
+      </w:pPr>
+      <w:r>
+        <w:rPr>
+          <w:b/>
+          <w:bCs/>
+          <w:lang w:val="en-US"/>
+        </w:rPr>
+        <w:t xml:space="preserve">Church of St. </w:t>
+      </w:r>
+      <w:proofErr w:type="spellStart"/>
+      <w:r>
+        <w:rPr>
+          <w:b/>
+          <w:bCs/>
+          <w:lang w:val="en-US"/>
+        </w:rPr>
+        <w:t>Nedjelje</w:t>
+      </w:r>
+      <w:proofErr w:type="spellEnd"/>
+      <w:r>
+        <w:rPr>
+          <w:b/>
+          <w:bCs/>
+          <w:lang w:val="en-US"/>
+        </w:rPr>
+        <w:t xml:space="preserve"> (Holy Sunday)</w:t>
+      </w:r>
+      <w:r>
+        <w:rPr>
+          <w:lang w:val="en-US"/>
+        </w:rPr>
+        <w:t xml:space="preserve"> On the western slope of </w:t>
+      </w:r>
+      <w:proofErr w:type="spellStart"/>
+      <w:r>
+        <w:rPr>
+          <w:lang w:val="en-US"/>
+        </w:rPr>
+        <w:t>Gradac</w:t>
+      </w:r>
+      <w:proofErr w:type="spellEnd"/>
+      <w:r>
+        <w:rPr>
+          <w:lang w:val="en-US"/>
+        </w:rPr>
+        <w:t xml:space="preserve"> hill, beneath a prehistoric hillfort, this pre-Romanesque church is mentioned by name in the Charter of </w:t>
+      </w:r>
+      <w:proofErr w:type="spellStart"/>
+      <w:r>
+        <w:rPr>
+          <w:lang w:val="en-US"/>
+        </w:rPr>
+        <w:t>Povlja</w:t>
+      </w:r>
+      <w:proofErr w:type="spellEnd"/>
+      <w:r>
+        <w:rPr>
+          <w:lang w:val="en-US"/>
+        </w:rPr>
+        <w:t>. Its altar holds an 18th-century painting on slate of the Madonna and Child with saints, and the walled churchyard around it holds a medieval cemetery marked with flat monolithic tombstones.</w:t>
+      </w:r>
+    </w:p>
+    <w:p>
+      <w:pPr>
+        <w:rPr>
+          <w:lang w:val="en-US"/>
+        </w:rPr>
+      </w:pPr>
+      <w:r>
+        <w:rPr>
+          <w:b/>
+          <w:bCs/>
+          <w:lang w:val="en-US"/>
+        </w:rPr>
+        <w:t>Church of St. Thomas</w:t>
+      </w:r>
+      <w:r>
+        <w:rPr>
+          <w:lang w:val="en-US"/>
+        </w:rPr>
+        <w:t xml:space="preserve"> Above the hamlet of </w:t>
+      </w:r>
+      <w:proofErr w:type="spellStart"/>
+      <w:r>
+        <w:rPr>
+          <w:lang w:val="en-US"/>
+        </w:rPr>
+        <w:t>Nasela</w:t>
+      </w:r>
+      <w:proofErr w:type="spellEnd"/>
+      <w:r>
+        <w:rPr>
+          <w:lang w:val="en-US"/>
+        </w:rPr>
+        <w:t>, west of Selca toward Gornji Humac, this tiny pre-Romanesque church ranks among the smallest sacred buildings on the island.</w:t>
+      </w:r>
+    </w:p>
+    <w:p>
+      <w:pPr>
+        <w:rPr>
+          <w:lang w:val="en-US"/>
+        </w:rPr>
+      </w:pPr>
       <w:proofErr w:type="spellStart"/>
       <w:r>
         <w:rPr>
@@ -6511,57 +8937,149 @@
           <w:bCs/>
           <w:lang w:val="en-US"/>
         </w:rPr>
-        <w:t xml:space="preserve"> Building Complex</w:t>
-      </w:r>
-      <w:r>
-        <w:rPr>
-          <w:lang w:val="en-US"/>
-        </w:rPr>
-        <w:t xml:space="preserve"> Built in the 18th century on the northern edge of </w:t>
-      </w:r>
-      <w:proofErr w:type="spellStart"/>
-      <w:r>
-        <w:rPr>
-          <w:lang w:val="en-US"/>
-        </w:rPr>
-        <w:t>Nerežišća</w:t>
-      </w:r>
-      <w:proofErr w:type="spellEnd"/>
-      <w:r>
-        <w:rPr>
-          <w:lang w:val="en-US"/>
-        </w:rPr>
-        <w:t xml:space="preserve"> — then the island's administrative center — this walled complex housed visiting priests from Blaca Hermitage and the managers of its estates, and stored the oil, wine, and honey later shipped out from </w:t>
-      </w:r>
-      <w:proofErr w:type="spellStart"/>
-      <w:r>
-        <w:rPr>
-          <w:lang w:val="en-US"/>
-        </w:rPr>
-        <w:t>Supetar's</w:t>
-      </w:r>
-      <w:proofErr w:type="spellEnd"/>
-      <w:r>
-        <w:rPr>
-          <w:lang w:val="en-US"/>
-        </w:rPr>
-        <w:t xml:space="preserve"> port. A carved stone lintel bearing the IHS monogram marks its main entrance, leading into a courtyard flanked by residential and working buildings.</w:t>
-      </w:r>
-    </w:p>
-    <w:p>
-      <w:pPr>
-        <w:rPr>
-          <w:lang w:val="en-US"/>
-        </w:rPr>
-      </w:pPr>
-      <w:proofErr w:type="spellStart"/>
-      <w:r>
-        <w:rPr>
-          <w:b/>
-          <w:bCs/>
-          <w:lang w:val="en-US"/>
-        </w:rPr>
-        <w:t>Nerežiške</w:t>
+        <w:t xml:space="preserve"> Štambuk-</w:t>
+      </w:r>
+      <w:proofErr w:type="spellStart"/>
+      <w:r>
+        <w:rPr>
+          <w:b/>
+          <w:bCs/>
+          <w:lang w:val="en-US"/>
+        </w:rPr>
+        <w:t>Paloc</w:t>
+      </w:r>
+      <w:proofErr w:type="spellEnd"/>
+      <w:r>
+        <w:rPr>
+          <w:lang w:val="en-US"/>
+        </w:rPr>
+        <w:t xml:space="preserve"> A stone two-story house built in 1869 facing the Church of Christ the King, raised by the Štambuk family — prominent merchants, stonemasons, and quarry owners. Its neoclassical facade, built from finely jointed stone blocks, carries rich architectural detailing and balconies on both upper floors, with the construction date carved above a central attic window. A showcase of </w:t>
+      </w:r>
+      <w:proofErr w:type="spellStart"/>
+      <w:r>
+        <w:rPr>
+          <w:lang w:val="en-US"/>
+        </w:rPr>
+        <w:t>Brač</w:t>
+      </w:r>
+      <w:proofErr w:type="spellEnd"/>
+      <w:r>
+        <w:rPr>
+          <w:lang w:val="en-US"/>
+        </w:rPr>
+        <w:t xml:space="preserve"> stone-carving skill, it was badly damaged when Italian forces burned Selca in 1943 and has never been restored.</w:t>
+      </w:r>
+    </w:p>
+    <w:p>
+      <w:pPr>
+        <w:rPr>
+          <w:lang w:val="en-US"/>
+        </w:rPr>
+      </w:pPr>
+      <w:r>
+        <w:rPr>
+          <w:b/>
+          <w:bCs/>
+          <w:lang w:val="en-US"/>
+        </w:rPr>
+        <w:lastRenderedPageBreak/>
+        <w:t xml:space="preserve">Ruins of the </w:t>
+      </w:r>
+      <w:proofErr w:type="spellStart"/>
+      <w:r>
+        <w:rPr>
+          <w:b/>
+          <w:bCs/>
+          <w:lang w:val="en-US"/>
+        </w:rPr>
+        <w:t>Vusio</w:t>
+      </w:r>
+      <w:proofErr w:type="spellEnd"/>
+      <w:r>
+        <w:rPr>
+          <w:b/>
+          <w:bCs/>
+          <w:lang w:val="en-US"/>
+        </w:rPr>
+        <w:t xml:space="preserve"> Tower</w:t>
+      </w:r>
+      <w:r>
+        <w:rPr>
+          <w:lang w:val="en-US"/>
+        </w:rPr>
+        <w:t xml:space="preserve"> In the fields south of Selca stands the ruined two-story tower of the noble </w:t>
+      </w:r>
+      <w:proofErr w:type="spellStart"/>
+      <w:r>
+        <w:rPr>
+          <w:lang w:val="en-US"/>
+        </w:rPr>
+        <w:t>Vusio</w:t>
+      </w:r>
+      <w:proofErr w:type="spellEnd"/>
+      <w:r>
+        <w:rPr>
+          <w:lang w:val="en-US"/>
+        </w:rPr>
+        <w:t xml:space="preserve"> (</w:t>
+      </w:r>
+      <w:proofErr w:type="spellStart"/>
+      <w:r>
+        <w:rPr>
+          <w:lang w:val="en-US"/>
+        </w:rPr>
+        <w:t>Vužić</w:t>
+      </w:r>
+      <w:proofErr w:type="spellEnd"/>
+      <w:r>
+        <w:rPr>
+          <w:lang w:val="en-US"/>
+        </w:rPr>
+        <w:t xml:space="preserve">) family, square in plan and built without ground-floor openings for defense — its only entrance set on the first floor of the west facade. Raised in the 17th century by the Bol branch of the </w:t>
+      </w:r>
+      <w:proofErr w:type="spellStart"/>
+      <w:r>
+        <w:rPr>
+          <w:lang w:val="en-US"/>
+        </w:rPr>
+        <w:t>Vusio</w:t>
+      </w:r>
+      <w:proofErr w:type="spellEnd"/>
+      <w:r>
+        <w:rPr>
+          <w:lang w:val="en-US"/>
+        </w:rPr>
+        <w:t xml:space="preserve"> family, who produced several notable captains of the </w:t>
+      </w:r>
+      <w:proofErr w:type="spellStart"/>
+      <w:r>
+        <w:rPr>
+          <w:lang w:val="en-US"/>
+        </w:rPr>
+        <w:t>Brač</w:t>
+      </w:r>
+      <w:proofErr w:type="spellEnd"/>
+      <w:r>
+        <w:rPr>
+          <w:lang w:val="en-US"/>
+        </w:rPr>
+        <w:t xml:space="preserve"> galley, this isolated tower once guarded the surrounding farmland.</w:t>
+      </w:r>
+    </w:p>
+    <w:p>
+      <w:pPr>
+        <w:rPr>
+          <w:lang w:val="en-US"/>
+        </w:rPr>
+      </w:pPr>
+      <w:proofErr w:type="spellStart"/>
+      <w:r>
+        <w:rPr>
+          <w:b/>
+          <w:bCs/>
+          <w:lang w:val="en-US"/>
+        </w:rPr>
+        <w:t>Didolića</w:t>
       </w:r>
       <w:proofErr w:type="spellEnd"/>
       <w:r>
@@ -6579,15 +9097,195 @@
           <w:bCs/>
           <w:lang w:val="en-US"/>
         </w:rPr>
-        <w:t>v</w:t>
-      </w:r>
-      <w:r>
-        <w:rPr>
-          <w:b/>
-          <w:bCs/>
-          <w:lang w:val="en-US"/>
-        </w:rPr>
-        <w:t>ode</w:t>
+        <w:t>Dvori</w:t>
+      </w:r>
+      <w:proofErr w:type="spellEnd"/>
+      <w:r>
+        <w:rPr>
+          <w:b/>
+          <w:bCs/>
+          <w:lang w:val="en-US"/>
+        </w:rPr>
+        <w:t xml:space="preserve"> (</w:t>
+      </w:r>
+      <w:proofErr w:type="spellStart"/>
+      <w:r>
+        <w:rPr>
+          <w:b/>
+          <w:bCs/>
+          <w:lang w:val="en-US"/>
+        </w:rPr>
+        <w:t>Didolić</w:t>
+      </w:r>
+      <w:proofErr w:type="spellEnd"/>
+      <w:r>
+        <w:rPr>
+          <w:b/>
+          <w:bCs/>
+          <w:lang w:val="en-US"/>
+        </w:rPr>
+        <w:t xml:space="preserve"> Manor)</w:t>
+      </w:r>
+      <w:r>
+        <w:rPr>
+          <w:lang w:val="en-US"/>
+        </w:rPr>
+        <w:t xml:space="preserve"> Built by the prominent </w:t>
+      </w:r>
+      <w:proofErr w:type="spellStart"/>
+      <w:r>
+        <w:rPr>
+          <w:lang w:val="en-US"/>
+        </w:rPr>
+        <w:t>Didolić</w:t>
+      </w:r>
+      <w:proofErr w:type="spellEnd"/>
+      <w:r>
+        <w:rPr>
+          <w:lang w:val="en-US"/>
+        </w:rPr>
+        <w:t xml:space="preserve"> family of Selca in the second half of the 19th century, this L-shaped, two-story stone manor stood at the center of the town's cultural and political life during the era of the Croatian National Revival, its terrace well-crown still carved with the coat of arms of the Triune Kingdom (Croatia-Slavonia-Dalmatia). The house was damaged in the 1943 burning of Selca.</w:t>
+      </w:r>
+    </w:p>
+    <w:p>
+      <w:pPr>
+        <w:rPr>
+          <w:b/>
+          <w:bCs/>
+          <w:lang w:val="en-US"/>
+        </w:rPr>
+      </w:pPr>
+      <w:r>
+        <w:rPr>
+          <w:rFonts w:ascii="Segoe UI Emoji" w:hAnsi="Segoe UI Emoji" w:cs="Segoe UI Emoji"/>
+          <w:b/>
+          <w:bCs/>
+          <w:lang w:val="en-US"/>
+        </w:rPr>
+        <w:t>🏘️</w:t>
+      </w:r>
+      <w:r>
+        <w:rPr>
+          <w:b/>
+          <w:bCs/>
+          <w:lang w:val="en-US"/>
+        </w:rPr>
+        <w:t xml:space="preserve"> PRAŽNICA</w:t>
+      </w:r>
+    </w:p>
+    <w:p>
+      <w:pPr>
+        <w:pBdr>
+          <w:bottom w:val="single" w:sz="6" w:space="1" w:color="auto"/>
+        </w:pBdr>
+        <w:rPr>
+          <w:i/>
+          <w:iCs/>
+          <w:lang w:val="en-US"/>
+        </w:rPr>
+      </w:pPr>
+      <w:r>
+        <w:rPr>
+          <w:i/>
+          <w:iCs/>
+          <w:lang w:val="en-US"/>
+        </w:rPr>
+        <w:t xml:space="preserve">A cluster of small hilltop churches in </w:t>
+      </w:r>
+      <w:proofErr w:type="spellStart"/>
+      <w:r>
+        <w:rPr>
+          <w:i/>
+          <w:iCs/>
+          <w:lang w:val="en-US"/>
+        </w:rPr>
+        <w:t>Brač's</w:t>
+      </w:r>
+      <w:proofErr w:type="spellEnd"/>
+      <w:r>
+        <w:rPr>
+          <w:i/>
+          <w:iCs/>
+          <w:lang w:val="en-US"/>
+        </w:rPr>
+        <w:t xml:space="preserve"> high interior, standing alongside the ruins of </w:t>
+      </w:r>
+      <w:proofErr w:type="spellStart"/>
+      <w:r>
+        <w:rPr>
+          <w:i/>
+          <w:iCs/>
+          <w:lang w:val="en-US"/>
+        </w:rPr>
+        <w:t>Straževnik</w:t>
+      </w:r>
+      <w:proofErr w:type="spellEnd"/>
+      <w:r>
+        <w:rPr>
+          <w:i/>
+          <w:iCs/>
+          <w:lang w:val="en-US"/>
+        </w:rPr>
+        <w:t xml:space="preserve"> — a vanished medieval settlement whose two surviving chapels rank among the oldest and loneliest sacred sites on the island.</w:t>
+      </w:r>
+    </w:p>
+    <w:p>
+      <w:pPr>
+        <w:rPr>
+          <w:lang w:val="en-US"/>
+        </w:rPr>
+      </w:pPr>
+      <w:r>
+        <w:rPr>
+          <w:b/>
+          <w:bCs/>
+          <w:lang w:val="en-US"/>
+        </w:rPr>
+        <w:t>Church of St. Nicholas</w:t>
+      </w:r>
+      <w:r>
+        <w:rPr>
+          <w:lang w:val="en-US"/>
+        </w:rPr>
+        <w:t xml:space="preserve"> A 14th-century cemetery chapel on the windswept plateau near </w:t>
+      </w:r>
+      <w:proofErr w:type="spellStart"/>
+      <w:r>
+        <w:rPr>
+          <w:lang w:val="en-US"/>
+        </w:rPr>
+        <w:t>Pražnica</w:t>
+      </w:r>
+      <w:proofErr w:type="spellEnd"/>
+      <w:r>
+        <w:rPr>
+          <w:lang w:val="en-US"/>
+        </w:rPr>
+        <w:t>, with a plain stone-tile roof and a simple bell gable. A quiet, atmospheric stop on the climb through the island's high interior.</w:t>
+      </w:r>
+    </w:p>
+    <w:p>
+      <w:pPr>
+        <w:rPr>
+          <w:lang w:val="en-US"/>
+        </w:rPr>
+      </w:pPr>
+      <w:r>
+        <w:rPr>
+          <w:b/>
+          <w:bCs/>
+          <w:lang w:val="en-US"/>
+        </w:rPr>
+        <w:t xml:space="preserve">Church of St. Ante </w:t>
+      </w:r>
+      <w:proofErr w:type="spellStart"/>
+      <w:r>
+        <w:rPr>
+          <w:b/>
+          <w:bCs/>
+          <w:lang w:val="en-US"/>
+        </w:rPr>
+        <w:t>Opata</w:t>
       </w:r>
       <w:proofErr w:type="spellEnd"/>
       <w:r>
@@ -6596,106 +9294,1341 @@
         </w:rPr>
         <w:t xml:space="preserve"> </w:t>
       </w:r>
+      <w:proofErr w:type="spellStart"/>
+      <w:r>
+        <w:rPr>
+          <w:lang w:val="en-US"/>
+        </w:rPr>
+        <w:t>Pražnica's</w:t>
+      </w:r>
+      <w:proofErr w:type="spellEnd"/>
+      <w:r>
+        <w:rPr>
+          <w:lang w:val="en-US"/>
+        </w:rPr>
+        <w:t xml:space="preserve"> parish church, built in the second half of the 18th century on the site of an older Gothic chapel and enlarged again in 1885. Inside, the three-nave interior holds a baroque stone relief of the Madonna and Child with saints by local stonemasons, and a side altar with St. Jerome in his cave, made under the influence of the </w:t>
+      </w:r>
+      <w:proofErr w:type="spellStart"/>
+      <w:r>
+        <w:rPr>
+          <w:lang w:val="en-US"/>
+        </w:rPr>
+        <w:t>Alešiv</w:t>
+      </w:r>
+      <w:proofErr w:type="spellEnd"/>
+      <w:r>
+        <w:rPr>
+          <w:lang w:val="en-US"/>
+        </w:rPr>
+        <w:t xml:space="preserve"> workshop. Its bell tower, to the northeast, is topped with an octagonal lantern and an onion dome.</w:t>
+      </w:r>
+    </w:p>
+    <w:p>
+      <w:pPr>
+        <w:rPr>
+          <w:lang w:val="en-US"/>
+        </w:rPr>
+      </w:pPr>
+      <w:r>
+        <w:rPr>
+          <w:b/>
+          <w:bCs/>
+          <w:lang w:val="en-US"/>
+        </w:rPr>
+        <w:t>Church of St. Cyprian (Cemetery)</w:t>
+      </w:r>
+      <w:r>
+        <w:rPr>
+          <w:lang w:val="en-US"/>
+        </w:rPr>
+        <w:t xml:space="preserve"> </w:t>
+      </w:r>
+      <w:proofErr w:type="spellStart"/>
+      <w:r>
+        <w:rPr>
+          <w:lang w:val="en-US"/>
+        </w:rPr>
+        <w:t>Pražnica's</w:t>
+      </w:r>
+      <w:proofErr w:type="spellEnd"/>
+      <w:r>
+        <w:rPr>
+          <w:lang w:val="en-US"/>
+        </w:rPr>
+        <w:t xml:space="preserve"> cemetery church, built in the 14th–15th centuries, with a stone relief triptych dated 1467 from the circle of the sculptor Nikola </w:t>
+      </w:r>
+      <w:proofErr w:type="spellStart"/>
+      <w:r>
+        <w:rPr>
+          <w:lang w:val="en-US"/>
+        </w:rPr>
+        <w:t>Firentinac</w:t>
+      </w:r>
+      <w:proofErr w:type="spellEnd"/>
+      <w:r>
+        <w:rPr>
+          <w:lang w:val="en-US"/>
+        </w:rPr>
+        <w:t xml:space="preserve"> on its altar, and several simple late-medieval tombstones preserved alongside it.</w:t>
+      </w:r>
+    </w:p>
+    <w:p>
+      <w:pPr>
+        <w:rPr>
+          <w:lang w:val="en-US"/>
+        </w:rPr>
+      </w:pPr>
+      <w:r>
+        <w:rPr>
+          <w:b/>
+          <w:bCs/>
+          <w:lang w:val="en-US"/>
+        </w:rPr>
+        <w:t>Church of All Saints</w:t>
+      </w:r>
+      <w:r>
+        <w:rPr>
+          <w:lang w:val="en-US"/>
+        </w:rPr>
+        <w:t xml:space="preserve"> Built in 1638 by Antun Mihovilović, as recorded in the inscription above its door, this late-Gothic church stands in </w:t>
+      </w:r>
+      <w:proofErr w:type="spellStart"/>
+      <w:r>
+        <w:rPr>
+          <w:lang w:val="en-US"/>
+        </w:rPr>
+        <w:t>Pražnica's</w:t>
+      </w:r>
+      <w:proofErr w:type="spellEnd"/>
+      <w:r>
+        <w:rPr>
+          <w:lang w:val="en-US"/>
+        </w:rPr>
+        <w:t xml:space="preserve"> central "Selo" district, with a simple stone portal flanked by two small square windows and a rose window above.</w:t>
+      </w:r>
+    </w:p>
+    <w:p>
+      <w:pPr>
+        <w:rPr>
+          <w:lang w:val="en-US"/>
+        </w:rPr>
+      </w:pPr>
+      <w:r>
+        <w:rPr>
+          <w:b/>
+          <w:bCs/>
+          <w:lang w:val="en-US"/>
+        </w:rPr>
+        <w:t xml:space="preserve">Abandoned Village of </w:t>
+      </w:r>
+      <w:proofErr w:type="spellStart"/>
+      <w:r>
+        <w:rPr>
+          <w:b/>
+          <w:bCs/>
+          <w:lang w:val="en-US"/>
+        </w:rPr>
+        <w:t>Straževnik</w:t>
+      </w:r>
+      <w:proofErr w:type="spellEnd"/>
+      <w:r>
+        <w:rPr>
+          <w:lang w:val="en-US"/>
+        </w:rPr>
+        <w:t xml:space="preserve"> Ruins from the early Middle Ages, scattered through karst terrain. The Church of St. George here is first mentioned in a document from 1111 and still carries one of the oldest surviving bell-gables in Dalmatia. Nearby, the small Church of St. Clement — once the burial church of this vanished medieval settlement — holds a Renaissance relief of St. Clement the Pope dated 1535. </w:t>
+      </w:r>
+      <w:proofErr w:type="spellStart"/>
+      <w:r>
+        <w:rPr>
+          <w:lang w:val="en-US"/>
+        </w:rPr>
+        <w:t>Straževnik</w:t>
+      </w:r>
+      <w:proofErr w:type="spellEnd"/>
+      <w:r>
+        <w:rPr>
+          <w:lang w:val="en-US"/>
+        </w:rPr>
+        <w:t xml:space="preserve"> itself disappeared as a settlement sometime after the plague epidemics of the 15th and 16th centuries. Riding out here feels like a genuine expedition into centuries of quiet isolation.</w:t>
+      </w:r>
+    </w:p>
+    <w:p>
+      <w:pPr>
+        <w:rPr>
+          <w:b/>
+          <w:bCs/>
+          <w:lang w:val="en-US"/>
+        </w:rPr>
+      </w:pPr>
+      <w:r>
+        <w:rPr>
+          <w:rFonts w:ascii="Segoe UI Emoji" w:hAnsi="Segoe UI Emoji" w:cs="Segoe UI Emoji"/>
+          <w:b/>
+          <w:bCs/>
+          <w:lang w:val="en-US"/>
+        </w:rPr>
+        <w:t>🏘️</w:t>
+      </w:r>
+      <w:r>
+        <w:rPr>
+          <w:b/>
+          <w:bCs/>
+          <w:lang w:val="en-US"/>
+        </w:rPr>
+        <w:t xml:space="preserve"> GORNJI HUMAC</w:t>
+      </w:r>
+    </w:p>
+    <w:p>
+      <w:pPr>
+        <w:pBdr>
+          <w:bottom w:val="single" w:sz="6" w:space="1" w:color="auto"/>
+        </w:pBdr>
+        <w:rPr>
+          <w:i/>
+          <w:iCs/>
+          <w:lang w:val="en-US"/>
+        </w:rPr>
+      </w:pPr>
+      <w:r>
+        <w:rPr>
+          <w:i/>
+          <w:iCs/>
+          <w:lang w:val="en-US"/>
+        </w:rPr>
+        <w:lastRenderedPageBreak/>
+        <w:t xml:space="preserve">A high plateau village ringed by six small churches spanning the 13th to 18th centuries, several of them tied to the vanished settlements of </w:t>
+      </w:r>
+      <w:proofErr w:type="spellStart"/>
+      <w:r>
+        <w:rPr>
+          <w:i/>
+          <w:iCs/>
+          <w:lang w:val="en-US"/>
+        </w:rPr>
+        <w:t>Straževnik</w:t>
+      </w:r>
+      <w:proofErr w:type="spellEnd"/>
+      <w:r>
+        <w:rPr>
+          <w:i/>
+          <w:iCs/>
+          <w:lang w:val="en-US"/>
+        </w:rPr>
+        <w:t xml:space="preserve">, </w:t>
+      </w:r>
+      <w:proofErr w:type="spellStart"/>
+      <w:r>
+        <w:rPr>
+          <w:i/>
+          <w:iCs/>
+          <w:lang w:val="en-US"/>
+        </w:rPr>
+        <w:t>Mošuje</w:t>
+      </w:r>
+      <w:proofErr w:type="spellEnd"/>
+      <w:r>
+        <w:rPr>
+          <w:i/>
+          <w:iCs/>
+          <w:lang w:val="en-US"/>
+        </w:rPr>
+        <w:t xml:space="preserve">, and </w:t>
+      </w:r>
+      <w:proofErr w:type="spellStart"/>
+      <w:r>
+        <w:rPr>
+          <w:i/>
+          <w:iCs/>
+          <w:lang w:val="en-US"/>
+        </w:rPr>
+        <w:t>Dubravice</w:t>
+      </w:r>
+      <w:proofErr w:type="spellEnd"/>
+      <w:r>
+        <w:rPr>
+          <w:i/>
+          <w:iCs/>
+          <w:lang w:val="en-US"/>
+        </w:rPr>
+        <w:t>, which plague and time erased from the map.</w:t>
+      </w:r>
+    </w:p>
+    <w:p>
+      <w:pPr>
+        <w:rPr>
+          <w:lang w:val="en-US"/>
+        </w:rPr>
+      </w:pPr>
+    </w:p>
+    <w:p>
+      <w:pPr>
+        <w:rPr>
+          <w:lang w:val="en-US"/>
+        </w:rPr>
+      </w:pPr>
+      <w:r>
+        <w:rPr>
+          <w:b/>
+          <w:bCs/>
+          <w:lang w:val="en-US"/>
+        </w:rPr>
+        <w:t>Church of the Holy Spirit</w:t>
+      </w:r>
+      <w:r>
+        <w:rPr>
+          <w:lang w:val="en-US"/>
+        </w:rPr>
+        <w:t xml:space="preserve"> A simple 14th-century Gothic church in Gornji Humac, single-</w:t>
+      </w:r>
+      <w:proofErr w:type="spellStart"/>
+      <w:r>
+        <w:rPr>
+          <w:lang w:val="en-US"/>
+        </w:rPr>
+        <w:t>naved</w:t>
+      </w:r>
+      <w:proofErr w:type="spellEnd"/>
+      <w:r>
+        <w:rPr>
+          <w:lang w:val="en-US"/>
+        </w:rPr>
+        <w:t xml:space="preserve"> with a semicircular apse and a bell-gable above its facade.</w:t>
+      </w:r>
+    </w:p>
+    <w:p>
+      <w:pPr>
+        <w:rPr>
+          <w:lang w:val="en-US"/>
+        </w:rPr>
+      </w:pPr>
+      <w:r>
+        <w:rPr>
+          <w:b/>
+          <w:bCs/>
+          <w:lang w:val="en-US"/>
+        </w:rPr>
+        <w:t xml:space="preserve">Church of </w:t>
+      </w:r>
+      <w:proofErr w:type="spellStart"/>
+      <w:r>
+        <w:rPr>
+          <w:b/>
+          <w:bCs/>
+          <w:lang w:val="en-US"/>
+        </w:rPr>
+        <w:t>Sts</w:t>
+      </w:r>
+      <w:proofErr w:type="spellEnd"/>
+      <w:r>
+        <w:rPr>
+          <w:b/>
+          <w:bCs/>
+          <w:lang w:val="en-US"/>
+        </w:rPr>
+        <w:t>. Cosmas and Damian</w:t>
+      </w:r>
+      <w:r>
+        <w:rPr>
+          <w:lang w:val="en-US"/>
+        </w:rPr>
+        <w:t xml:space="preserve"> Set atop </w:t>
+      </w:r>
+      <w:proofErr w:type="spellStart"/>
+      <w:r>
+        <w:rPr>
+          <w:lang w:val="en-US"/>
+        </w:rPr>
+        <w:t>Smrečevik</w:t>
+      </w:r>
+      <w:proofErr w:type="spellEnd"/>
+      <w:r>
+        <w:rPr>
+          <w:lang w:val="en-US"/>
+        </w:rPr>
+        <w:t xml:space="preserve"> hill on </w:t>
+      </w:r>
+      <w:proofErr w:type="spellStart"/>
+      <w:r>
+        <w:rPr>
+          <w:lang w:val="en-US"/>
+        </w:rPr>
+        <w:t>Brač's</w:t>
+      </w:r>
+      <w:proofErr w:type="spellEnd"/>
+      <w:r>
+        <w:rPr>
+          <w:lang w:val="en-US"/>
+        </w:rPr>
+        <w:t xml:space="preserve"> southern side, this pre-Romanesque church has traces of baroque wall paintings surviving in the half-dome of its apse — a rare glimpse of later decoration added to a much older building.</w:t>
+      </w:r>
+    </w:p>
+    <w:p>
+      <w:pPr>
+        <w:rPr>
+          <w:lang w:val="en-US"/>
+        </w:rPr>
+      </w:pPr>
+      <w:r>
+        <w:rPr>
+          <w:b/>
+          <w:bCs/>
+          <w:lang w:val="en-US"/>
+        </w:rPr>
+        <w:t>Church of St. Mary (Cemetery)</w:t>
+      </w:r>
+      <w:r>
+        <w:rPr>
+          <w:lang w:val="en-US"/>
+        </w:rPr>
+        <w:t xml:space="preserve"> Originally a pre-Romanesque chapel, this church became the sanctuary of a larger 17th-century extension, its older section now enclosed behind an ornate baroque wrought-iron screen. The altar holds a stone relief triptych by Nikola Firentinac, depicting the Madonna and Child with </w:t>
+      </w:r>
+      <w:proofErr w:type="spellStart"/>
+      <w:r>
+        <w:rPr>
+          <w:lang w:val="en-US"/>
+        </w:rPr>
+        <w:t>Sts</w:t>
+      </w:r>
+      <w:proofErr w:type="spellEnd"/>
+      <w:r>
+        <w:rPr>
+          <w:lang w:val="en-US"/>
+        </w:rPr>
+        <w:t>. John and Peter.</w:t>
+      </w:r>
+    </w:p>
+    <w:p>
+      <w:pPr>
+        <w:rPr>
+          <w:lang w:val="en-US"/>
+        </w:rPr>
+      </w:pPr>
+      <w:r>
+        <w:rPr>
+          <w:b/>
+          <w:bCs/>
+          <w:lang w:val="en-US"/>
+        </w:rPr>
+        <w:t>Church of St. Michael</w:t>
+      </w:r>
+      <w:r>
+        <w:rPr>
+          <w:lang w:val="en-US"/>
+        </w:rPr>
+        <w:t xml:space="preserve"> A late-Romanesque church from the 13th–14th centuries, single-</w:t>
+      </w:r>
+      <w:proofErr w:type="spellStart"/>
+      <w:r>
+        <w:rPr>
+          <w:lang w:val="en-US"/>
+        </w:rPr>
+        <w:t>naved</w:t>
+      </w:r>
+      <w:proofErr w:type="spellEnd"/>
+      <w:r>
+        <w:rPr>
+          <w:lang w:val="en-US"/>
+        </w:rPr>
+        <w:t xml:space="preserve"> with a bell-gable above its facade.</w:t>
+      </w:r>
+    </w:p>
+    <w:p>
+      <w:pPr>
+        <w:rPr>
+          <w:lang w:val="en-US"/>
+        </w:rPr>
+      </w:pPr>
+      <w:r>
+        <w:rPr>
+          <w:b/>
+          <w:bCs/>
+          <w:lang w:val="en-US"/>
+        </w:rPr>
+        <w:t>Church of St. Nicholas (Parish Church)</w:t>
+      </w:r>
+      <w:r>
+        <w:rPr>
+          <w:lang w:val="en-US"/>
+        </w:rPr>
+        <w:t xml:space="preserve"> Built in 1749 on the site of an older chapel dedicated to Our Lady of the Visitation, this is Gornji Humac's parish church, with a richly decorated rose window above its main portal. Inside are two stone triptychs: one from the school of the great Renaissance sculptor Juraj Dalmatinac, the other from the workshop of Nikola </w:t>
+      </w:r>
+      <w:proofErr w:type="spellStart"/>
+      <w:r>
+        <w:rPr>
+          <w:lang w:val="en-US"/>
+        </w:rPr>
+        <w:t>Firentinac</w:t>
+      </w:r>
+      <w:proofErr w:type="spellEnd"/>
+      <w:r>
+        <w:rPr>
+          <w:lang w:val="en-US"/>
+        </w:rPr>
+        <w:t xml:space="preserve">, moved here from the Church of </w:t>
+      </w:r>
+      <w:proofErr w:type="spellStart"/>
+      <w:r>
+        <w:rPr>
+          <w:lang w:val="en-US"/>
+        </w:rPr>
+        <w:t>Sts</w:t>
+      </w:r>
+      <w:proofErr w:type="spellEnd"/>
+      <w:r>
+        <w:rPr>
+          <w:lang w:val="en-US"/>
+        </w:rPr>
+        <w:t xml:space="preserve">. Cosmas and Damian at </w:t>
+      </w:r>
+      <w:proofErr w:type="spellStart"/>
+      <w:r>
+        <w:rPr>
+          <w:lang w:val="en-US"/>
+        </w:rPr>
+        <w:t>Straževnik</w:t>
+      </w:r>
+      <w:proofErr w:type="spellEnd"/>
+      <w:r>
+        <w:rPr>
+          <w:lang w:val="en-US"/>
+        </w:rPr>
+        <w:t>.</w:t>
+      </w:r>
+    </w:p>
+    <w:p>
+      <w:pPr>
+        <w:rPr>
+          <w:lang w:val="en-US"/>
+        </w:rPr>
+      </w:pPr>
+      <w:r>
+        <w:rPr>
+          <w:b/>
+          <w:bCs/>
+          <w:lang w:val="en-US"/>
+        </w:rPr>
+        <w:t>Church of All Saints</w:t>
+      </w:r>
+      <w:r>
+        <w:rPr>
+          <w:lang w:val="en-US"/>
+        </w:rPr>
+        <w:t xml:space="preserve"> A 13th-century church that once served the medieval settlements of </w:t>
+      </w:r>
+      <w:proofErr w:type="spellStart"/>
+      <w:r>
+        <w:rPr>
+          <w:lang w:val="en-US"/>
+        </w:rPr>
+        <w:t>Mošuje</w:t>
+      </w:r>
+      <w:proofErr w:type="spellEnd"/>
+      <w:r>
+        <w:rPr>
+          <w:lang w:val="en-US"/>
+        </w:rPr>
+        <w:t xml:space="preserve"> and </w:t>
+      </w:r>
+      <w:proofErr w:type="spellStart"/>
+      <w:r>
+        <w:rPr>
+          <w:lang w:val="en-US"/>
+        </w:rPr>
+        <w:t>Dubravice</w:t>
+      </w:r>
+      <w:proofErr w:type="spellEnd"/>
+      <w:r>
+        <w:rPr>
+          <w:lang w:val="en-US"/>
+        </w:rPr>
+        <w:t>, both of which vanished after outbreaks of plague in the 15th and 16th centuries. It stands at the center of a cemetery with orderly rows of graves under monolithic tombstones, its doorway carved with the inscription "Ecclesia Omnium Sanctorum" around a central cross, beneath a wide Romanesque bell-gable.</w:t>
+      </w:r>
+    </w:p>
+    <w:p>
+      <w:pPr>
+        <w:rPr>
+          <w:b/>
+          <w:bCs/>
+          <w:lang w:val="en-US"/>
+        </w:rPr>
+      </w:pPr>
+      <w:r>
+        <w:rPr>
+          <w:rFonts w:ascii="Segoe UI Emoji" w:hAnsi="Segoe UI Emoji" w:cs="Segoe UI Emoji"/>
+          <w:b/>
+          <w:bCs/>
+          <w:lang w:val="en-US"/>
+        </w:rPr>
+        <w:t>🏘️</w:t>
+      </w:r>
+      <w:r>
+        <w:rPr>
+          <w:b/>
+          <w:bCs/>
+          <w:lang w:val="en-US"/>
+        </w:rPr>
+        <w:t xml:space="preserve"> PUČIŠĆA</w:t>
+      </w:r>
+    </w:p>
+    <w:p>
+      <w:pPr>
+        <w:pBdr>
+          <w:bottom w:val="single" w:sz="6" w:space="1" w:color="auto"/>
+        </w:pBdr>
+        <w:rPr>
+          <w:i/>
+          <w:iCs/>
+          <w:lang w:val="en-US"/>
+        </w:rPr>
+      </w:pPr>
+      <w:proofErr w:type="spellStart"/>
+      <w:r>
+        <w:rPr>
+          <w:i/>
+          <w:iCs/>
+          <w:lang w:val="en-US"/>
+        </w:rPr>
+        <w:t>Pučišća</w:t>
+      </w:r>
+      <w:proofErr w:type="spellEnd"/>
+      <w:r>
+        <w:rPr>
+          <w:i/>
+          <w:iCs/>
+          <w:lang w:val="en-US"/>
+        </w:rPr>
+        <w:t xml:space="preserve"> grew along the slopes around the deep Porat and Soline inlets, clustered around a set of Renaissance defensive towers — Aquilla, </w:t>
+      </w:r>
+      <w:proofErr w:type="spellStart"/>
+      <w:r>
+        <w:rPr>
+          <w:i/>
+          <w:iCs/>
+          <w:lang w:val="en-US"/>
+        </w:rPr>
+        <w:t>Prodić</w:t>
+      </w:r>
+      <w:proofErr w:type="spellEnd"/>
+      <w:r>
+        <w:rPr>
+          <w:i/>
+          <w:iCs/>
+          <w:lang w:val="en-US"/>
+        </w:rPr>
+        <w:t xml:space="preserve">, </w:t>
+      </w:r>
+      <w:proofErr w:type="spellStart"/>
+      <w:r>
+        <w:rPr>
+          <w:i/>
+          <w:iCs/>
+          <w:lang w:val="en-US"/>
+        </w:rPr>
+        <w:t>Žuvetić</w:t>
+      </w:r>
+      <w:proofErr w:type="spellEnd"/>
+      <w:r>
+        <w:rPr>
+          <w:i/>
+          <w:iCs/>
+          <w:lang w:val="en-US"/>
+        </w:rPr>
+        <w:t xml:space="preserve">, Grego, Marinović, and </w:t>
+      </w:r>
+      <w:proofErr w:type="spellStart"/>
+      <w:r>
+        <w:rPr>
+          <w:i/>
+          <w:iCs/>
+          <w:lang w:val="en-US"/>
+        </w:rPr>
+        <w:t>Dešković</w:t>
+      </w:r>
+      <w:proofErr w:type="spellEnd"/>
+      <w:r>
+        <w:rPr>
+          <w:i/>
+          <w:iCs/>
+          <w:lang w:val="en-US"/>
+        </w:rPr>
+        <w:t xml:space="preserve"> — several of which still stand today. Its stone houses, mostly modest and adapted to the terrain, are joined along the waterfront by grander 18th- and 19th-century townhouses and a few neoclassical buildings, with the late-baroque parish church and its </w:t>
+      </w:r>
+      <w:proofErr w:type="spellStart"/>
+      <w:r>
+        <w:rPr>
+          <w:i/>
+          <w:iCs/>
+          <w:lang w:val="en-US"/>
+        </w:rPr>
+        <w:t>Macanović</w:t>
+      </w:r>
+      <w:proofErr w:type="spellEnd"/>
+      <w:r>
+        <w:rPr>
+          <w:i/>
+          <w:iCs/>
+          <w:lang w:val="en-US"/>
+        </w:rPr>
+        <w:t xml:space="preserve"> bell tower, and the 16th-century Church of Our Lady of Batak, as its architectural anchors. This is also the historic heart of </w:t>
+      </w:r>
+      <w:proofErr w:type="spellStart"/>
+      <w:r>
+        <w:rPr>
+          <w:i/>
+          <w:iCs/>
+          <w:lang w:val="en-US"/>
+        </w:rPr>
+        <w:t>Brač's</w:t>
+      </w:r>
+      <w:proofErr w:type="spellEnd"/>
+      <w:r>
+        <w:rPr>
+          <w:i/>
+          <w:iCs/>
+          <w:lang w:val="en-US"/>
+        </w:rPr>
+        <w:t xml:space="preserve"> stonemasonry trade, home to its working quarry and its </w:t>
+      </w:r>
+      <w:proofErr w:type="spellStart"/>
+      <w:r>
+        <w:rPr>
+          <w:i/>
+          <w:iCs/>
+          <w:lang w:val="en-US"/>
+        </w:rPr>
+        <w:t>stonemson</w:t>
+      </w:r>
+      <w:proofErr w:type="spellEnd"/>
+      <w:r>
+        <w:rPr>
+          <w:i/>
+          <w:iCs/>
+          <w:lang w:val="en-US"/>
+        </w:rPr>
+        <w:t xml:space="preserve"> school.</w:t>
+      </w:r>
+    </w:p>
+    <w:p>
+      <w:pPr>
+        <w:rPr>
+          <w:lang w:val="en-US"/>
+        </w:rPr>
+      </w:pPr>
+    </w:p>
+    <w:p>
+      <w:pPr>
+        <w:rPr>
+          <w:lang w:val="en-US"/>
+        </w:rPr>
+      </w:pPr>
+      <w:r>
+        <w:rPr>
+          <w:b/>
+          <w:bCs/>
+          <w:lang w:val="en-US"/>
+        </w:rPr>
+        <w:t>Church of St. George</w:t>
+      </w:r>
+      <w:r>
+        <w:rPr>
+          <w:lang w:val="en-US"/>
+        </w:rPr>
+        <w:t xml:space="preserve"> Set high on a ridge above the deep fjord-like bay of </w:t>
+      </w:r>
+      <w:proofErr w:type="spellStart"/>
+      <w:r>
+        <w:rPr>
+          <w:lang w:val="en-US"/>
+        </w:rPr>
+        <w:t>Pučišća</w:t>
+      </w:r>
+      <w:proofErr w:type="spellEnd"/>
+      <w:r>
+        <w:rPr>
+          <w:lang w:val="en-US"/>
+        </w:rPr>
+        <w:t>, this church rewards a demanding switchback climb with one of the best panoramic views on the north coast.</w:t>
+      </w:r>
+    </w:p>
+    <w:p>
+      <w:pPr>
+        <w:rPr>
+          <w:lang w:val="en-US"/>
+        </w:rPr>
+      </w:pPr>
+      <w:r>
+        <w:rPr>
+          <w:b/>
+          <w:bCs/>
+          <w:lang w:val="en-US"/>
+        </w:rPr>
+        <w:lastRenderedPageBreak/>
+        <w:t xml:space="preserve">Church of St. George at Vela </w:t>
+      </w:r>
+      <w:proofErr w:type="spellStart"/>
+      <w:r>
+        <w:rPr>
+          <w:b/>
+          <w:bCs/>
+          <w:lang w:val="en-US"/>
+        </w:rPr>
+        <w:t>Bračuta</w:t>
+      </w:r>
+      <w:proofErr w:type="spellEnd"/>
+      <w:r>
+        <w:rPr>
+          <w:lang w:val="en-US"/>
+        </w:rPr>
+        <w:t xml:space="preserve"> West of </w:t>
+      </w:r>
+      <w:proofErr w:type="spellStart"/>
+      <w:r>
+        <w:rPr>
+          <w:lang w:val="en-US"/>
+        </w:rPr>
+        <w:t>Pučišća</w:t>
+      </w:r>
+      <w:proofErr w:type="spellEnd"/>
+      <w:r>
+        <w:rPr>
+          <w:lang w:val="en-US"/>
+        </w:rPr>
+        <w:t>, this Romanesque single-nave chapel has a tall, narrow, almost Gothic-proportioned facade topped with a substantial bell-gable. Its altar holds a Renaissance relief of St. George on horseback slaying the dragon, flanked by St. Jerome in his cave and St. Anthony the Abbot — a valuable example of early 14th-century sacred art.</w:t>
+      </w:r>
+    </w:p>
+    <w:p>
+      <w:pPr>
+        <w:rPr>
+          <w:lang w:val="en-US"/>
+        </w:rPr>
+      </w:pPr>
+      <w:r>
+        <w:rPr>
+          <w:b/>
+          <w:bCs/>
+          <w:lang w:val="en-US"/>
+        </w:rPr>
+        <w:t>Cemetery Church of Our Lady of Consolation</w:t>
+      </w:r>
+      <w:r>
+        <w:rPr>
+          <w:lang w:val="en-US"/>
+        </w:rPr>
+        <w:t xml:space="preserve"> Originally dedicated to St. Stephen, this church preserves an early Christian apse almost to its full height, with three windows filled with carved stone screens. A pre-Romanesque renovation shortened the building and added blind arches to support the vault, and in the 18th century Augustinian friars extended it westward with a larger nave. To the south, an early Christian baptistery with a cross-shaped font survives from the building's earliest phase.</w:t>
+      </w:r>
+    </w:p>
+    <w:p>
+      <w:pPr>
+        <w:rPr>
+          <w:lang w:val="en-US"/>
+        </w:rPr>
+      </w:pPr>
+      <w:r>
+        <w:rPr>
+          <w:b/>
+          <w:bCs/>
+          <w:lang w:val="en-US"/>
+        </w:rPr>
+        <w:t>Church of Our Lady of Batak</w:t>
+      </w:r>
+      <w:r>
+        <w:rPr>
+          <w:lang w:val="en-US"/>
+        </w:rPr>
+        <w:t xml:space="preserve"> Also known as St. Cyprian's, this church takes its name from the "Batak" district where it stands. An inscription on its door lintel names both its patron, the nobleman </w:t>
+      </w:r>
+      <w:proofErr w:type="spellStart"/>
+      <w:r>
+        <w:rPr>
+          <w:lang w:val="en-US"/>
+        </w:rPr>
+        <w:t>Ciprijan</w:t>
+      </w:r>
+      <w:proofErr w:type="spellEnd"/>
+      <w:r>
+        <w:rPr>
+          <w:lang w:val="en-US"/>
+        </w:rPr>
+        <w:t xml:space="preserve"> Žuvetić, and the </w:t>
+      </w:r>
       <w:proofErr w:type="gramStart"/>
       <w:r>
         <w:rPr>
-          <w:lang w:val="en"/>
-        </w:rPr>
-        <w:t>On</w:t>
+          <w:lang w:val="en-US"/>
+        </w:rPr>
+        <w:t>Bishop</w:t>
       </w:r>
       <w:proofErr w:type="gramEnd"/>
       <w:r>
         <w:rPr>
-          <w:lang w:val="en"/>
-        </w:rPr>
-        <w:t xml:space="preserve"> the way to </w:t>
-      </w:r>
-      <w:proofErr w:type="spellStart"/>
-      <w:r>
-        <w:rPr>
-          <w:lang w:val="en"/>
-        </w:rPr>
-        <w:t>Vidova</w:t>
-      </w:r>
-      <w:proofErr w:type="spellEnd"/>
-      <w:r>
-        <w:rPr>
-          <w:lang w:val="en"/>
-        </w:rPr>
-        <w:t xml:space="preserve"> Gora, it is interesting to see the small artificial ponds—reservoirs built during Austrian rule to irrigate the </w:t>
-      </w:r>
-      <w:proofErr w:type="spellStart"/>
-      <w:r>
-        <w:rPr>
-          <w:lang w:val="en"/>
-        </w:rPr>
-        <w:t>Nerežišća</w:t>
-      </w:r>
-      <w:proofErr w:type="spellEnd"/>
-      <w:r>
-        <w:rPr>
-          <w:lang w:val="en"/>
-        </w:rPr>
-        <w:t xml:space="preserve"> fields—where goldfish can be seen today.</w:t>
-      </w:r>
-    </w:p>
-    <w:p>
-      <w:pPr>
-        <w:rPr>
-          <w:lang w:val="en-US"/>
-        </w:rPr>
-      </w:pPr>
-      <w:proofErr w:type="spellStart"/>
-      <w:r>
-        <w:rPr>
-          <w:b/>
-          <w:bCs/>
-          <w:lang w:val="en-US"/>
-        </w:rPr>
-        <w:t>Vidova</w:t>
-      </w:r>
-      <w:proofErr w:type="spellEnd"/>
-      <w:r>
-        <w:rPr>
-          <w:b/>
-          <w:bCs/>
-          <w:lang w:val="en-US"/>
-        </w:rPr>
-        <w:t xml:space="preserve"> Gora Peak</w:t>
-      </w:r>
-      <w:r>
-        <w:rPr>
-          <w:lang w:val="en-US"/>
-        </w:rPr>
-        <w:t xml:space="preserve"> At 778 meters, </w:t>
-      </w:r>
-      <w:proofErr w:type="spellStart"/>
-      <w:r>
-        <w:rPr>
-          <w:lang w:val="en-US"/>
-        </w:rPr>
-        <w:t>Vidova</w:t>
-      </w:r>
-      <w:proofErr w:type="spellEnd"/>
-      <w:r>
-        <w:rPr>
-          <w:lang w:val="en-US"/>
-        </w:rPr>
-        <w:t xml:space="preserve"> Gora is the highest point on any Adriatic island. Named for </w:t>
-      </w:r>
-      <w:proofErr w:type="spellStart"/>
-      <w:r>
-        <w:rPr>
-          <w:lang w:val="en-US"/>
-        </w:rPr>
-        <w:t>Svantovid</w:t>
-      </w:r>
-      <w:proofErr w:type="spellEnd"/>
-      <w:r>
-        <w:rPr>
-          <w:lang w:val="en-US"/>
-        </w:rPr>
-        <w:t xml:space="preserve">, the old Slavic god of sight (later folded into the cult of St. Vitus), the summit looks straight down onto Zlatni Rat beach and out across the islands. The long, steady climb through black pine forest is one of the classic tests for any cyclist on </w:t>
+          <w:lang w:val="en-US"/>
+        </w:rPr>
+        <w:t xml:space="preserve"> of </w:t>
+      </w:r>
+      <w:proofErr w:type="spellStart"/>
+      <w:r>
+        <w:rPr>
+          <w:lang w:val="en-US"/>
+        </w:rPr>
+        <w:t>Šibenik</w:t>
+      </w:r>
+      <w:proofErr w:type="spellEnd"/>
+      <w:r>
+        <w:rPr>
+          <w:lang w:val="en-US"/>
+        </w:rPr>
+        <w:t>, Ivan Lucić, who consecrated it in 1533. Its main altar holds a Renaissance stone polyptych of the Madonna and Child with saints, and its collection includes 18th- and 19th-century ritual objects, among them a wax figure of the infant Jesus.</w:t>
+      </w:r>
+    </w:p>
+    <w:p>
+      <w:pPr>
+        <w:rPr>
+          <w:lang w:val="en-US"/>
+        </w:rPr>
+      </w:pPr>
+      <w:r>
+        <w:rPr>
+          <w:b/>
+          <w:bCs/>
+          <w:lang w:val="en-US"/>
+        </w:rPr>
+        <w:t>Church of St. Jerome (Parish Church)</w:t>
+      </w:r>
+      <w:r>
+        <w:rPr>
+          <w:lang w:val="en-US"/>
+        </w:rPr>
+        <w:t xml:space="preserve"> </w:t>
+      </w:r>
+      <w:proofErr w:type="spellStart"/>
+      <w:r>
+        <w:rPr>
+          <w:lang w:val="en-US"/>
+        </w:rPr>
+        <w:t>Pučišća's</w:t>
+      </w:r>
+      <w:proofErr w:type="spellEnd"/>
+      <w:r>
+        <w:rPr>
+          <w:lang w:val="en-US"/>
+        </w:rPr>
+        <w:t xml:space="preserve"> three-nave parish church, built on the site of an older 16th-century building, expanded in the mid-18th century, and extended again in 1856 when it received its current classicist stone facade. Its bell tower, with a stone loggia and onion dome, was built by </w:t>
+      </w:r>
+      <w:proofErr w:type="spellStart"/>
+      <w:r>
+        <w:rPr>
+          <w:lang w:val="en-US"/>
+        </w:rPr>
+        <w:t>Ignacije</w:t>
+      </w:r>
+      <w:proofErr w:type="spellEnd"/>
+      <w:r>
+        <w:rPr>
+          <w:lang w:val="en-US"/>
+        </w:rPr>
+        <w:t xml:space="preserve"> Macanović in the mid-1700s. Inside are carvings by the woodcarver Franjo </w:t>
+      </w:r>
+      <w:proofErr w:type="spellStart"/>
+      <w:r>
+        <w:rPr>
+          <w:lang w:val="en-US"/>
+        </w:rPr>
+        <w:t>Čučić</w:t>
+      </w:r>
+      <w:proofErr w:type="spellEnd"/>
+      <w:r>
+        <w:rPr>
+          <w:lang w:val="en-US"/>
+        </w:rPr>
+        <w:t xml:space="preserve"> from the 1500s, and the altar of St. Roko holds a gilded carved antependium from the 17th century alongside a painting by the Venetian artist Sante Peranda. The church's wider collection spans the 16th to 20th centuries — paintings, wood carvings, metalwork, vestments, and manuscripts from the 13th and 18th centuries — and includes, most significantly, the </w:t>
+      </w:r>
+      <w:proofErr w:type="spellStart"/>
+      <w:r>
+        <w:rPr>
+          <w:lang w:val="en-US"/>
+        </w:rPr>
+        <w:t>Povaljska</w:t>
+      </w:r>
+      <w:proofErr w:type="spellEnd"/>
+      <w:r>
+        <w:rPr>
+          <w:lang w:val="en-US"/>
+        </w:rPr>
+        <w:t xml:space="preserve"> </w:t>
+      </w:r>
+      <w:proofErr w:type="spellStart"/>
+      <w:r>
+        <w:rPr>
+          <w:lang w:val="en-US"/>
+        </w:rPr>
+        <w:t>Listina</w:t>
+      </w:r>
+      <w:proofErr w:type="spellEnd"/>
+      <w:r>
+        <w:rPr>
+          <w:lang w:val="en-US"/>
+        </w:rPr>
+        <w:t xml:space="preserve"> (Charter of </w:t>
+      </w:r>
+      <w:proofErr w:type="spellStart"/>
+      <w:r>
+        <w:rPr>
+          <w:lang w:val="en-US"/>
+        </w:rPr>
+        <w:t>Povlja</w:t>
+      </w:r>
+      <w:proofErr w:type="spellEnd"/>
+      <w:r>
+        <w:rPr>
+          <w:lang w:val="en-US"/>
+        </w:rPr>
+        <w:t xml:space="preserve">), the oldest surviving document written in the Croatian language: a 1250 parchment copy in Cyrillic script of the earlier 1184 inscription on the Lintel of </w:t>
+      </w:r>
+      <w:proofErr w:type="spellStart"/>
+      <w:r>
+        <w:rPr>
+          <w:lang w:val="en-US"/>
+        </w:rPr>
+        <w:t>Povlja</w:t>
+      </w:r>
+      <w:proofErr w:type="spellEnd"/>
+      <w:r>
+        <w:rPr>
+          <w:lang w:val="en-US"/>
+        </w:rPr>
+        <w:t xml:space="preserve">, kept here in the parish archive and ranking among the most important documents in Croatian legal and cultural history. Its historic organ, from 1793, was built by the </w:t>
+      </w:r>
+      <w:proofErr w:type="spellStart"/>
+      <w:r>
+        <w:rPr>
+          <w:lang w:val="en-US"/>
+        </w:rPr>
+        <w:t>Pučišća</w:t>
+      </w:r>
+      <w:proofErr w:type="spellEnd"/>
+      <w:r>
+        <w:rPr>
+          <w:lang w:val="en-US"/>
+        </w:rPr>
+        <w:t>-based workshop of Gaetano Moscatelli, modified in 1856 by the Italian craftsman Josip Girardi, adjusted again in 1961, and restored in 1973–74 by the Brussels organ builder Patrick Collon.</w:t>
+      </w:r>
+    </w:p>
+    <w:p>
+      <w:pPr>
+        <w:rPr>
+          <w:lang w:val="en-US"/>
+        </w:rPr>
+      </w:pPr>
+      <w:r>
+        <w:rPr>
+          <w:b/>
+          <w:bCs/>
+          <w:lang w:val="en-US"/>
+        </w:rPr>
+        <w:t>Church of St. Lucy</w:t>
+      </w:r>
+      <w:r>
+        <w:rPr>
+          <w:lang w:val="en-US"/>
+        </w:rPr>
+        <w:t xml:space="preserve"> A late-Renaissance chapel on the slope above </w:t>
+      </w:r>
+      <w:proofErr w:type="gramStart"/>
+      <w:r>
+        <w:rPr>
+          <w:lang w:val="en-US"/>
+        </w:rPr>
+        <w:t>Soline bay</w:t>
+      </w:r>
+      <w:proofErr w:type="gramEnd"/>
+      <w:r>
+        <w:rPr>
+          <w:lang w:val="en-US"/>
+        </w:rPr>
+        <w:t xml:space="preserve"> in </w:t>
+      </w:r>
+      <w:proofErr w:type="spellStart"/>
+      <w:r>
+        <w:rPr>
+          <w:lang w:val="en-US"/>
+        </w:rPr>
+        <w:t>Pučišća</w:t>
+      </w:r>
+      <w:proofErr w:type="spellEnd"/>
+      <w:r>
+        <w:rPr>
+          <w:lang w:val="en-US"/>
+        </w:rPr>
+        <w:t>, modest in its architectural detailing but well integrated into the surrounding old town fabric. Its collection includes an 18th-century folk-baroque altarpiece, six late 19th-century brass candlesticks, and a crystal-hung chandelier reminiscent of 17th-century French designs.</w:t>
+      </w:r>
+    </w:p>
+    <w:p>
+      <w:pPr>
+        <w:rPr>
+          <w:lang w:val="en-US"/>
+        </w:rPr>
+      </w:pPr>
+      <w:proofErr w:type="spellStart"/>
+      <w:r>
+        <w:rPr>
+          <w:b/>
+          <w:bCs/>
+          <w:lang w:val="en-US"/>
+        </w:rPr>
+        <w:t>Kaštel</w:t>
+      </w:r>
+      <w:proofErr w:type="spellEnd"/>
+      <w:r>
+        <w:rPr>
+          <w:b/>
+          <w:bCs/>
+          <w:lang w:val="en-US"/>
+        </w:rPr>
+        <w:t xml:space="preserve"> Cicarelli</w:t>
+      </w:r>
+      <w:r>
+        <w:rPr>
+          <w:lang w:val="en-US"/>
+        </w:rPr>
+        <w:t xml:space="preserve"> A 16th-century stone complex near the Renaissance-era </w:t>
+      </w:r>
+      <w:proofErr w:type="spellStart"/>
+      <w:r>
+        <w:rPr>
+          <w:lang w:val="en-US"/>
+        </w:rPr>
+        <w:t>Žuvetić</w:t>
+      </w:r>
+      <w:proofErr w:type="spellEnd"/>
+      <w:r>
+        <w:rPr>
+          <w:lang w:val="en-US"/>
+        </w:rPr>
+        <w:t xml:space="preserve"> tower on the north side of </w:t>
+      </w:r>
+      <w:proofErr w:type="spellStart"/>
+      <w:r>
+        <w:rPr>
+          <w:lang w:val="en-US"/>
+        </w:rPr>
+        <w:t>Pučišća's</w:t>
+      </w:r>
+      <w:proofErr w:type="spellEnd"/>
+      <w:r>
+        <w:rPr>
+          <w:lang w:val="en-US"/>
+        </w:rPr>
+        <w:t xml:space="preserve"> harbor, consisting of two connected two-story houses, one with the remains of a corner watchtower on corbels, enclosed at the rear by a high garden wall.</w:t>
+      </w:r>
+    </w:p>
+    <w:p>
+      <w:pPr>
+        <w:rPr>
+          <w:lang w:val="en-US"/>
+        </w:rPr>
+      </w:pPr>
+      <w:r>
+        <w:rPr>
+          <w:b/>
+          <w:bCs/>
+          <w:lang w:val="en-US"/>
+        </w:rPr>
+        <w:t>Kula Akvila (Aquilla Tower)</w:t>
+      </w:r>
+      <w:r>
+        <w:rPr>
+          <w:lang w:val="en-US"/>
+        </w:rPr>
+        <w:t xml:space="preserve"> Built at the end of the 15th century by the Aquilla family on </w:t>
+      </w:r>
+      <w:proofErr w:type="spellStart"/>
+      <w:r>
+        <w:rPr>
+          <w:lang w:val="en-US"/>
+        </w:rPr>
+        <w:t>Pučišća's</w:t>
+      </w:r>
+      <w:proofErr w:type="spellEnd"/>
+      <w:r>
+        <w:rPr>
+          <w:lang w:val="en-US"/>
+        </w:rPr>
+        <w:t xml:space="preserve"> northern waterfront, this square two-story tower carries the family crest — an eagle grasping a snake — above its upper-floor entrance, along with surviving </w:t>
+      </w:r>
+      <w:proofErr w:type="spellStart"/>
+      <w:r>
+        <w:rPr>
+          <w:lang w:val="en-US"/>
+        </w:rPr>
+        <w:t>gunslits</w:t>
+      </w:r>
+      <w:proofErr w:type="spellEnd"/>
+      <w:r>
+        <w:rPr>
+          <w:lang w:val="en-US"/>
+        </w:rPr>
+        <w:t xml:space="preserve"> and the triple corbels that once supported a defensive parapet.</w:t>
+      </w:r>
+    </w:p>
+    <w:p>
+      <w:pPr>
+        <w:rPr>
+          <w:lang w:val="en-US"/>
+        </w:rPr>
+      </w:pPr>
+      <w:proofErr w:type="spellStart"/>
+      <w:r>
+        <w:rPr>
+          <w:b/>
+          <w:bCs/>
+          <w:lang w:val="en-US"/>
+        </w:rPr>
+        <w:lastRenderedPageBreak/>
+        <w:t>Dešković</w:t>
+      </w:r>
+      <w:proofErr w:type="spellEnd"/>
+      <w:r>
+        <w:rPr>
+          <w:b/>
+          <w:bCs/>
+          <w:lang w:val="en-US"/>
+        </w:rPr>
+        <w:t xml:space="preserve"> House Complex</w:t>
+      </w:r>
+      <w:r>
+        <w:rPr>
+          <w:lang w:val="en-US"/>
+        </w:rPr>
+        <w:t xml:space="preserve"> South of the parish church, this complex took shape during the 18th century as the </w:t>
+      </w:r>
+      <w:proofErr w:type="spellStart"/>
+      <w:r>
+        <w:rPr>
+          <w:lang w:val="en-US"/>
+        </w:rPr>
+        <w:t>Ivellio</w:t>
+      </w:r>
+      <w:proofErr w:type="spellEnd"/>
+      <w:r>
+        <w:rPr>
+          <w:lang w:val="en-US"/>
+        </w:rPr>
+        <w:t xml:space="preserve"> family houses were joined with the </w:t>
+      </w:r>
+      <w:proofErr w:type="spellStart"/>
+      <w:r>
+        <w:rPr>
+          <w:lang w:val="en-US"/>
+        </w:rPr>
+        <w:t>Pinezić</w:t>
+      </w:r>
+      <w:proofErr w:type="spellEnd"/>
+      <w:r>
+        <w:rPr>
+          <w:lang w:val="en-US"/>
+        </w:rPr>
+        <w:t xml:space="preserve"> family castle and its Renaissance defensive tower. Facing the street, its stone two-story wings with attics are covered in stone slabs; toward the garden at the rear, an arcaded loggia opens onto the grounds. Sculptor Branislav Dešković was born in this house in 1883; the complex has since been converted into a boutique hotel.</w:t>
+      </w:r>
+    </w:p>
+    <w:p>
+      <w:pPr>
+        <w:rPr>
+          <w:lang w:val="en-US"/>
+        </w:rPr>
+      </w:pPr>
+      <w:r>
+        <w:rPr>
+          <w:b/>
+          <w:bCs/>
+          <w:lang w:val="en-US"/>
+        </w:rPr>
+        <w:t>Lighthouse of St. Nicholas</w:t>
+      </w:r>
+      <w:r>
+        <w:rPr>
+          <w:lang w:val="en-US"/>
+        </w:rPr>
+        <w:t xml:space="preserve"> Standing at the entrance to </w:t>
+      </w:r>
+      <w:proofErr w:type="spellStart"/>
+      <w:r>
+        <w:rPr>
+          <w:lang w:val="en-US"/>
+        </w:rPr>
+        <w:t>Pučišća's</w:t>
+      </w:r>
+      <w:proofErr w:type="spellEnd"/>
+      <w:r>
+        <w:rPr>
+          <w:lang w:val="en-US"/>
+        </w:rPr>
+        <w:t xml:space="preserve"> deep bay beside the church of the same name, this lighthouse was built at the end of the 19th century as one of the coastal lights guiding ships through Dalmatia's inner sea passages — a notable example of the region's industrial-era maritime architecture.</w:t>
+      </w:r>
+    </w:p>
+    <w:p>
+      <w:pPr>
+        <w:rPr>
+          <w:lang w:val="en-US"/>
+        </w:rPr>
+      </w:pPr>
+      <w:r>
+        <w:rPr>
+          <w:b/>
+          <w:bCs/>
+          <w:lang w:val="en-US"/>
+        </w:rPr>
+        <w:t>Port of Towers</w:t>
+      </w:r>
+      <w:r>
+        <w:rPr>
+          <w:lang w:val="en-US"/>
+        </w:rPr>
+        <w:t xml:space="preserve"> In the 15th and 16th centuries, Ottoman pirate raids pushed </w:t>
+      </w:r>
+      <w:proofErr w:type="spellStart"/>
+      <w:r>
+        <w:rPr>
+          <w:lang w:val="en-US"/>
+        </w:rPr>
+        <w:t>Pučišća's</w:t>
+      </w:r>
+      <w:proofErr w:type="spellEnd"/>
+      <w:r>
+        <w:rPr>
+          <w:lang w:val="en-US"/>
+        </w:rPr>
+        <w:t xml:space="preserve"> noble families to build thirteen fortified stone towers around the harbor — earning it the name "Tower Harbor." Four still stand today. Riding the waterfront road here means passing genuine Renaissance-era fortifications.</w:t>
+      </w:r>
+    </w:p>
+    <w:p>
+      <w:pPr>
+        <w:rPr>
+          <w:lang w:val="en-US"/>
+        </w:rPr>
+      </w:pPr>
+      <w:proofErr w:type="spellStart"/>
+      <w:r>
+        <w:rPr>
+          <w:b/>
+          <w:bCs/>
+          <w:lang w:val="en-US"/>
+        </w:rPr>
+        <w:t>Veselje</w:t>
+      </w:r>
+      <w:proofErr w:type="spellEnd"/>
+      <w:r>
+        <w:rPr>
+          <w:b/>
+          <w:bCs/>
+          <w:lang w:val="en-US"/>
+        </w:rPr>
+        <w:t xml:space="preserve"> Quarry</w:t>
+      </w:r>
+      <w:r>
+        <w:rPr>
+          <w:lang w:val="en-US"/>
+        </w:rPr>
+        <w:t xml:space="preserve"> The largest working quarry on </w:t>
       </w:r>
       <w:proofErr w:type="spellStart"/>
       <w:r>
@@ -6709,56 +10642,78 @@
         <w:rPr>
           <w:lang w:val="en-US"/>
         </w:rPr>
-        <w:t>. Just west of the summit lie the ruined walls of a small pre-Romanesque chapel dedicated to St. Vitus, enclosed by a circular dry-stone perimeter wall — the namesake church that gave the peak its name.</w:t>
-      </w:r>
-    </w:p>
-    <w:p>
-      <w:pPr>
-        <w:rPr>
-          <w:lang w:val="en-US"/>
-        </w:rPr>
-      </w:pPr>
-      <w:r>
-        <w:rPr>
-          <w:b/>
-          <w:bCs/>
-          <w:lang w:val="en-US"/>
-        </w:rPr>
-        <w:t>Blaca Monastery and Hermitage</w:t>
-      </w:r>
-      <w:r>
-        <w:rPr>
-          <w:lang w:val="en-US"/>
-        </w:rPr>
-        <w:t xml:space="preserve"> Founded in the mid-16th century by </w:t>
-      </w:r>
-      <w:proofErr w:type="spellStart"/>
-      <w:r>
-        <w:rPr>
-          <w:lang w:val="en-US"/>
-        </w:rPr>
-        <w:t>Poljica</w:t>
-      </w:r>
-      <w:proofErr w:type="spellEnd"/>
-      <w:r>
-        <w:rPr>
-          <w:lang w:val="en-US"/>
-        </w:rPr>
-        <w:t xml:space="preserve"> Glagolitic priests, Blaca grew up beneath the </w:t>
-      </w:r>
-      <w:proofErr w:type="spellStart"/>
-      <w:r>
-        <w:rPr>
-          <w:lang w:val="en-US"/>
-        </w:rPr>
-        <w:t>Ljubitovica</w:t>
-      </w:r>
-      <w:proofErr w:type="spellEnd"/>
-      <w:r>
-        <w:rPr>
-          <w:lang w:val="en-US"/>
-        </w:rPr>
-        <w:t xml:space="preserve"> cave, in a ravine well back from the sea, and was rebuilt across the 18th and 19th centuries into the stone complex that survives today — a full domestic interior, astronomical instruments, a printing press, an archive, and a library, alongside beekeeping and livestock buildings. A catastrophic fire in 1726 destroyed much of the original complex and its contents; the oldest surviving piece of vestments in the sacristy, a green damask chasuble made from 16th- and 17th-century Italian fabric, likely dates from the rebuilding that followed. The monks farmed impossibly steep slopes and lived off wine, honey, and olive oil. With no road access, reaching it means a rough gravel ride followed by a canyon hike — one of the most rewarding, remote stops on the island, and one of a kind as both a historical and natural monument in Croatia.</w:t>
+        <w:t>, and the source of the island's famous white limestone — used in Diocletian's Palace, Vienna and Budapest's parliament buildings, and Berlin's Reichstag, with a long-standing (if hard-to-verify) local claim that it supplied stone for the White House too. The scale of the exposed white rock face is striking even from the road.</w:t>
+      </w:r>
+    </w:p>
+    <w:p>
+      <w:pPr>
+        <w:rPr>
+          <w:lang w:val="en-US"/>
+        </w:rPr>
+      </w:pPr>
+      <w:r>
+        <w:rPr>
+          <w:b/>
+          <w:bCs/>
+          <w:lang w:val="en-US"/>
+        </w:rPr>
+        <w:t>Stonemasonry School (</w:t>
+      </w:r>
+      <w:proofErr w:type="spellStart"/>
+      <w:r>
+        <w:rPr>
+          <w:b/>
+          <w:bCs/>
+          <w:lang w:val="en-US"/>
+        </w:rPr>
+        <w:t>Klesarska</w:t>
+      </w:r>
+      <w:proofErr w:type="spellEnd"/>
+      <w:r>
+        <w:rPr>
+          <w:b/>
+          <w:bCs/>
+          <w:lang w:val="en-US"/>
+        </w:rPr>
+        <w:t xml:space="preserve"> </w:t>
+      </w:r>
+      <w:proofErr w:type="spellStart"/>
+      <w:r>
+        <w:rPr>
+          <w:b/>
+          <w:bCs/>
+          <w:lang w:val="en-US"/>
+        </w:rPr>
+        <w:t>Škola</w:t>
+      </w:r>
+      <w:proofErr w:type="spellEnd"/>
+      <w:r>
+        <w:rPr>
+          <w:b/>
+          <w:bCs/>
+          <w:lang w:val="en-US"/>
+        </w:rPr>
+        <w:t>)</w:t>
+      </w:r>
+      <w:r>
+        <w:rPr>
+          <w:lang w:val="en-US"/>
+        </w:rPr>
+        <w:t xml:space="preserve"> Founded in 1909, this is one of the only schools of its kind left in Europe, teaching Roman-style hand-carving techniques to teenagers from </w:t>
+      </w:r>
+      <w:proofErr w:type="spellStart"/>
+      <w:r>
+        <w:rPr>
+          <w:lang w:val="en-US"/>
+        </w:rPr>
+        <w:t>Brač</w:t>
+      </w:r>
+      <w:proofErr w:type="spellEnd"/>
+      <w:r>
+        <w:rPr>
+          <w:lang w:val="en-US"/>
+        </w:rPr>
+        <w:t xml:space="preserve"> and beyond. Ride past on a weekday and you can often hear the chisels at work inside.</w:t>
       </w:r>
     </w:p>
     <w:p>
@@ -6784,124 +10739,185 @@
           <w:bCs/>
           <w:lang w:val="en-US"/>
         </w:rPr>
-        <w:t xml:space="preserve"> MURVICA</w:t>
-      </w:r>
-    </w:p>
-    <w:p>
-      <w:pPr>
-        <w:rPr>
-          <w:lang w:val="en-US"/>
-        </w:rPr>
-      </w:pPr>
-      <w:r>
-        <w:rPr>
-          <w:i/>
-          <w:iCs/>
-          <w:lang w:val="en-US"/>
-        </w:rPr>
-        <w:t xml:space="preserve">A cliffside hamlet on </w:t>
-      </w:r>
-      <w:proofErr w:type="spellStart"/>
-      <w:r>
-        <w:rPr>
-          <w:i/>
-          <w:iCs/>
-          <w:lang w:val="en-US"/>
-        </w:rPr>
-        <w:t>Brač's</w:t>
-      </w:r>
-      <w:proofErr w:type="spellEnd"/>
-      <w:r>
-        <w:rPr>
-          <w:i/>
-          <w:iCs/>
-          <w:lang w:val="en-US"/>
-        </w:rPr>
-        <w:t xml:space="preserve"> south coast, known for a hermitage built directly into the rock and a cave where monks once carved dragons and angels into the stone.</w:t>
-      </w:r>
-    </w:p>
-    <w:p>
-      <w:pPr>
-        <w:rPr>
-          <w:lang w:val="en-US"/>
-        </w:rPr>
-      </w:pPr>
-      <w:proofErr w:type="spellStart"/>
-      <w:r>
-        <w:rPr>
-          <w:b/>
-          <w:bCs/>
-          <w:lang w:val="en-US"/>
-        </w:rPr>
-        <w:t>Dračeva</w:t>
-      </w:r>
-      <w:proofErr w:type="spellEnd"/>
-      <w:r>
-        <w:rPr>
-          <w:b/>
-          <w:bCs/>
-          <w:lang w:val="en-US"/>
-        </w:rPr>
-        <w:t xml:space="preserve"> Luka Hermitage</w:t>
-      </w:r>
-      <w:r>
-        <w:rPr>
-          <w:lang w:val="en-US"/>
-        </w:rPr>
-        <w:t xml:space="preserve"> Built in 1519 as a hermitage for </w:t>
-      </w:r>
-      <w:proofErr w:type="spellStart"/>
-      <w:r>
-        <w:rPr>
-          <w:lang w:val="en-US"/>
-        </w:rPr>
-        <w:t>Poljica</w:t>
-      </w:r>
-      <w:proofErr w:type="spellEnd"/>
-      <w:r>
-        <w:rPr>
-          <w:lang w:val="en-US"/>
-        </w:rPr>
-        <w:t xml:space="preserve"> Glagolitic priests, this small church-and-house complex mixes Renaissance detailing with older Gothic touches. Nearby stood the </w:t>
-      </w:r>
-      <w:proofErr w:type="spellStart"/>
-      <w:r>
-        <w:rPr>
-          <w:lang w:val="en-US"/>
-        </w:rPr>
-        <w:t>Dutić</w:t>
-      </w:r>
-      <w:proofErr w:type="spellEnd"/>
-      <w:r>
-        <w:rPr>
-          <w:lang w:val="en-US"/>
-        </w:rPr>
-        <w:t xml:space="preserve"> convent, home to a community of lay religious women. Reaching it means dropping your bike for a steep, rocky hike — but the sight of a hermitage tucked into bare cliff is worth the climb.</w:t>
-      </w:r>
-    </w:p>
-    <w:p>
-      <w:pPr>
-        <w:rPr>
-          <w:lang w:val="en-US"/>
-        </w:rPr>
-      </w:pPr>
-      <w:r>
-        <w:rPr>
-          <w:b/>
-          <w:bCs/>
+        <w:t xml:space="preserve"> DOL</w:t>
+      </w:r>
+    </w:p>
+    <w:p>
+      <w:pPr>
+        <w:pBdr>
+          <w:bottom w:val="single" w:sz="6" w:space="1" w:color="auto"/>
+        </w:pBdr>
+        <w:rPr>
+          <w:i/>
+          <w:iCs/>
+          <w:lang w:val="en-US"/>
+        </w:rPr>
+      </w:pPr>
+      <w:r>
+        <w:rPr>
+          <w:i/>
+          <w:iCs/>
+          <w:lang w:val="en-US"/>
+        </w:rPr>
+        <w:t xml:space="preserve">First recorded in the 14th century, Dol grew as a tightly packed village along a steep hillside, its main street stretching from the old Church of St. Peter in the south to the newer parish church at the edge of the fields. Its stone-roofed houses cluster around a deep ravine dominated by the fortified </w:t>
+      </w:r>
+      <w:proofErr w:type="spellStart"/>
+      <w:r>
+        <w:rPr>
+          <w:i/>
+          <w:iCs/>
+          <w:lang w:val="en-US"/>
+        </w:rPr>
+        <w:t>Gospodnetić</w:t>
+      </w:r>
+      <w:proofErr w:type="spellEnd"/>
+      <w:r>
+        <w:rPr>
+          <w:i/>
+          <w:iCs/>
+          <w:lang w:val="en-US"/>
+        </w:rPr>
+        <w:t xml:space="preserve"> house, with today's village largely shaped by monumental 18th- and 19th-century residential building — and known island-wide for a cake found nowhere else.</w:t>
+      </w:r>
+    </w:p>
+    <w:p>
+      <w:pPr>
+        <w:rPr>
+          <w:lang w:val="en-US"/>
+        </w:rPr>
+      </w:pPr>
+      <w:r>
+        <w:rPr>
+          <w:b/>
+          <w:bCs/>
+          <w:lang w:val="en-US"/>
+        </w:rPr>
+        <w:t>Church of the Purification of the Blessed Virgin Mary</w:t>
+      </w:r>
+      <w:r>
+        <w:rPr>
+          <w:lang w:val="en-US"/>
+        </w:rPr>
+        <w:t xml:space="preserve"> </w:t>
+      </w:r>
+      <w:r>
+        <w:rPr>
+          <w:lang w:val="en-US"/>
+        </w:rPr>
+        <w:t xml:space="preserve">Parish </w:t>
+      </w:r>
+      <w:r>
+        <w:rPr>
+          <w:lang w:val="en-US"/>
+        </w:rPr>
+        <w:t xml:space="preserve">church in Dol, rebuilt in 1866 with a curved baroque-style gable, a rose window, and a bell tower to the east — a good example of 19th-century classicist-baroque parish church design on the island. Its historic organ, built around the turn of the 19th–20th century by the K. </w:t>
+      </w:r>
+      <w:proofErr w:type="spellStart"/>
+      <w:r>
+        <w:rPr>
+          <w:lang w:val="en-US"/>
+        </w:rPr>
+        <w:t>Hopferwieser</w:t>
+      </w:r>
+      <w:proofErr w:type="spellEnd"/>
+      <w:r>
+        <w:rPr>
+          <w:lang w:val="en-US"/>
+        </w:rPr>
+        <w:t xml:space="preserve"> workshop of Graz, Austria, is small, with 8 registers total, and still in playable use since a restoration in 2004. The church's inventory includes a set of </w:t>
+      </w:r>
+      <w:proofErr w:type="gramStart"/>
+      <w:r>
+        <w:rPr>
+          <w:lang w:val="en-US"/>
+        </w:rPr>
+        <w:t>17th</w:t>
+      </w:r>
+      <w:proofErr w:type="gramEnd"/>
+      <w:r>
+        <w:rPr>
+          <w:lang w:val="en-US"/>
+        </w:rPr>
+        <w:t xml:space="preserve">–19th century liturgical objects bearing Venetian hallmarks and initials — chalices, a monstrance, reliquaries, a processional crucifix, and archival material. </w:t>
+      </w:r>
+    </w:p>
+    <w:p>
+      <w:pPr>
+        <w:rPr>
+          <w:lang w:val="en-US"/>
+        </w:rPr>
+      </w:pPr>
+      <w:r>
+        <w:rPr>
+          <w:b/>
+          <w:bCs/>
+          <w:lang w:val="en-US"/>
+        </w:rPr>
+        <w:t>Church of St. Barbara</w:t>
+      </w:r>
+      <w:r>
+        <w:rPr>
+          <w:lang w:val="en-US"/>
+        </w:rPr>
+        <w:t xml:space="preserve"> A small Romanesque chapel south of Dol, on the road toward the island's interior, with a barrel-vaulted interior, a single transverse arch, and preserved corner squinches in its square apse.</w:t>
+      </w:r>
+    </w:p>
+    <w:p>
+      <w:pPr>
+        <w:rPr>
+          <w:lang w:val="en-US"/>
+        </w:rPr>
+      </w:pPr>
+      <w:r>
+        <w:rPr>
+          <w:b/>
+          <w:bCs/>
+          <w:lang w:val="en-US"/>
+        </w:rPr>
+        <w:t>Church of St. Michael</w:t>
+      </w:r>
+      <w:r>
+        <w:rPr>
+          <w:lang w:val="en-US"/>
+        </w:rPr>
+        <w:t xml:space="preserve"> Atop </w:t>
+      </w:r>
+      <w:proofErr w:type="spellStart"/>
+      <w:r>
+        <w:rPr>
+          <w:lang w:val="en-US"/>
+        </w:rPr>
+        <w:t>Miholjrat</w:t>
+      </w:r>
+      <w:proofErr w:type="spellEnd"/>
+      <w:r>
+        <w:rPr>
+          <w:lang w:val="en-US"/>
+        </w:rPr>
+        <w:t xml:space="preserve"> hill high above Dol, this pre-Romanesque chapel dates to the 9th–10th centuries. Its narrow central bay and traces of plaster on the walls suggest the church originally had a dome, later replaced with a vault during a 14th-century renovation, when </w:t>
+      </w:r>
+      <w:r>
+        <w:rPr>
           <w:lang w:val="en-US"/>
         </w:rPr>
         <w:lastRenderedPageBreak/>
-        <w:t>Dragon's Cave (</w:t>
-      </w:r>
-      <w:proofErr w:type="spellStart"/>
-      <w:r>
-        <w:rPr>
-          <w:b/>
-          <w:bCs/>
-          <w:lang w:val="en-US"/>
-        </w:rPr>
-        <w:t>Zmajeva</w:t>
+        <w:t>consecration crosses were painted inside. Its entrance doorway is built from an upright Roman-era sarcophagus with its base cut open to serve as a passage.</w:t>
+      </w:r>
+    </w:p>
+    <w:p>
+      <w:pPr>
+        <w:rPr>
+          <w:lang w:val="en-US"/>
+        </w:rPr>
+      </w:pPr>
+      <w:proofErr w:type="spellStart"/>
+      <w:r>
+        <w:rPr>
+          <w:b/>
+          <w:bCs/>
+          <w:lang w:val="en-US"/>
+        </w:rPr>
+        <w:t>Kaštel</w:t>
       </w:r>
       <w:proofErr w:type="spellEnd"/>
       <w:r>
@@ -6919,36 +10935,134 @@
           <w:bCs/>
           <w:lang w:val="en-US"/>
         </w:rPr>
-        <w:t>Špilja</w:t>
-      </w:r>
-      <w:proofErr w:type="spellEnd"/>
-      <w:r>
-        <w:rPr>
-          <w:b/>
-          <w:bCs/>
-          <w:lang w:val="en-US"/>
-        </w:rPr>
-        <w:t>)</w:t>
-      </w:r>
-      <w:r>
-        <w:rPr>
-          <w:lang w:val="en-US"/>
-        </w:rPr>
-        <w:t xml:space="preserve"> High above </w:t>
-      </w:r>
-      <w:proofErr w:type="spellStart"/>
-      <w:r>
-        <w:rPr>
-          <w:lang w:val="en-US"/>
-        </w:rPr>
-        <w:t>Murvica</w:t>
-      </w:r>
-      <w:proofErr w:type="spellEnd"/>
-      <w:r>
-        <w:rPr>
-          <w:lang w:val="en-US"/>
-        </w:rPr>
-        <w:t xml:space="preserve">, this cave sheltered Glagolitic monks fleeing conflict in the 15th century. They carved its walls with reliefs of a dragon, angels, and the Madonna, blending Christian faith with older Slavic symbolism. It's only open with a guide, and the hour-long hike up is steep — but few sites on </w:t>
+        <w:t>Gospodnetić</w:t>
+      </w:r>
+      <w:proofErr w:type="spellEnd"/>
+      <w:r>
+        <w:rPr>
+          <w:lang w:val="en-US"/>
+        </w:rPr>
+        <w:t xml:space="preserve"> A fortified 17th-century stone house on a slope in northeastern Dol, with a defensive courtyard wall, an arched gateway carved with the baroque coat of arms of the noble </w:t>
+      </w:r>
+      <w:proofErr w:type="spellStart"/>
+      <w:r>
+        <w:rPr>
+          <w:lang w:val="en-US"/>
+        </w:rPr>
+        <w:t>Gospodnetić</w:t>
+      </w:r>
+      <w:proofErr w:type="spellEnd"/>
+      <w:r>
+        <w:rPr>
+          <w:lang w:val="en-US"/>
+        </w:rPr>
+        <w:t xml:space="preserve"> family, and an L-shaped, two-story main house with a corner tower. After a thorough 19th-century renovation, it retains its original interior and has stayed in continuous use by the </w:t>
+      </w:r>
+      <w:proofErr w:type="spellStart"/>
+      <w:r>
+        <w:rPr>
+          <w:lang w:val="en-US"/>
+        </w:rPr>
+        <w:t>Gospodnetić</w:t>
+      </w:r>
+      <w:proofErr w:type="spellEnd"/>
+      <w:r>
+        <w:rPr>
+          <w:lang w:val="en-US"/>
+        </w:rPr>
+        <w:t xml:space="preserve"> family since it was built.</w:t>
+      </w:r>
+    </w:p>
+    <w:p>
+      <w:pPr>
+        <w:rPr>
+          <w:lang w:val="en-US"/>
+        </w:rPr>
+      </w:pPr>
+      <w:r>
+        <w:rPr>
+          <w:b/>
+          <w:bCs/>
+          <w:lang w:val="en-US"/>
+        </w:rPr>
+        <w:t>Shepherd's Dwelling "</w:t>
+      </w:r>
+      <w:proofErr w:type="spellStart"/>
+      <w:r>
+        <w:rPr>
+          <w:b/>
+          <w:bCs/>
+          <w:lang w:val="en-US"/>
+        </w:rPr>
+        <w:t>Bežmek</w:t>
+      </w:r>
+      <w:proofErr w:type="spellEnd"/>
+      <w:r>
+        <w:rPr>
+          <w:b/>
+          <w:bCs/>
+          <w:lang w:val="en-US"/>
+        </w:rPr>
+        <w:t xml:space="preserve"> Stan"</w:t>
+      </w:r>
+      <w:r>
+        <w:rPr>
+          <w:b/>
+          <w:bCs/>
+          <w:lang w:val="en-US"/>
+        </w:rPr>
+        <w:t xml:space="preserve"> or </w:t>
+      </w:r>
+      <w:proofErr w:type="spellStart"/>
+      <w:r>
+        <w:rPr>
+          <w:b/>
+          <w:bCs/>
+          <w:lang w:val="en-US"/>
+        </w:rPr>
+        <w:t>Gažul</w:t>
+      </w:r>
+      <w:proofErr w:type="spellEnd"/>
+      <w:r>
+        <w:rPr>
+          <w:lang w:val="en-US"/>
+        </w:rPr>
+        <w:t xml:space="preserve"> A cluster of stone farm buildings south of Dol, built by the </w:t>
+      </w:r>
+      <w:proofErr w:type="spellStart"/>
+      <w:r>
+        <w:rPr>
+          <w:lang w:val="en-US"/>
+        </w:rPr>
+        <w:t>Gospodnetić</w:t>
+      </w:r>
+      <w:proofErr w:type="spellEnd"/>
+      <w:r>
+        <w:rPr>
+          <w:lang w:val="en-US"/>
+        </w:rPr>
+        <w:t xml:space="preserve"> family (nicknamed "Bežmek") during the 19th century — six stone-roofed structures around pens, a bread oven, and a stone-rimmed cistern, offering a well-preserved look at traditional island shepherding life.</w:t>
+      </w:r>
+    </w:p>
+    <w:p>
+      <w:pPr>
+        <w:rPr>
+          <w:lang w:val="en-US"/>
+        </w:rPr>
+      </w:pPr>
+      <w:r>
+        <w:rPr>
+          <w:b/>
+          <w:bCs/>
+          <w:lang w:val="en-US"/>
+        </w:rPr>
+        <w:t>Church of St. Peter</w:t>
+      </w:r>
+      <w:r>
+        <w:rPr>
+          <w:lang w:val="en-US"/>
+        </w:rPr>
+        <w:t xml:space="preserve"> A small pre-Romanesque church set on a raised plateau above Dol, with blind arcades inside and a bell-gable that still holds its original 14th-century bronze bell — one of the oldest bells on </w:t>
       </w:r>
       <w:proofErr w:type="spellStart"/>
       <w:r>
@@ -6962,69 +11076,43 @@
         <w:rPr>
           <w:lang w:val="en-US"/>
         </w:rPr>
-        <w:t xml:space="preserve"> mix folklore and history so vividly.</w:t>
-      </w:r>
-    </w:p>
-    <w:p>
-      <w:proofErr w:type="spellStart"/>
-      <w:r>
-        <w:rPr>
-          <w:b/>
-          <w:bCs/>
-          <w:lang w:val="en-US"/>
-        </w:rPr>
-        <w:t>Stipančić</w:t>
-      </w:r>
-      <w:proofErr w:type="spellEnd"/>
-      <w:r>
-        <w:rPr>
-          <w:b/>
-          <w:bCs/>
-          <w:lang w:val="en-US"/>
-        </w:rPr>
-        <w:t xml:space="preserve"> Hermitage</w:t>
-      </w:r>
-      <w:r>
-        <w:rPr>
-          <w:lang w:val="en-US"/>
-        </w:rPr>
-        <w:t xml:space="preserve"> — Founded in the second half of the 15th century between Bol and </w:t>
-      </w:r>
-      <w:proofErr w:type="spellStart"/>
-      <w:r>
-        <w:rPr>
-          <w:lang w:val="en-US"/>
-        </w:rPr>
-        <w:t>Murvica</w:t>
-      </w:r>
-      <w:proofErr w:type="spellEnd"/>
-      <w:r>
-        <w:rPr>
-          <w:lang w:val="en-US"/>
-        </w:rPr>
-        <w:t xml:space="preserve"> by a priest from </w:t>
-      </w:r>
-      <w:proofErr w:type="spellStart"/>
-      <w:r>
-        <w:rPr>
-          <w:lang w:val="en-US"/>
-        </w:rPr>
-        <w:t>Nerežišća</w:t>
-      </w:r>
-      <w:proofErr w:type="spellEnd"/>
-      <w:r>
-        <w:rPr>
-          <w:lang w:val="en-US"/>
-        </w:rPr>
-        <w:t>, as housing for a community of pious laywomen. A row of stone houses is built directly against the cliff face, facing Dragon's Cave, with a chapel at one end and an inscribed lintel dated 1477.</w:t>
-      </w:r>
-    </w:p>
-    <w:p>
-      <w:pPr>
-        <w:rPr>
-          <w:lang w:val="en-US"/>
-        </w:rPr>
-      </w:pPr>
+        <w:t xml:space="preserve">, cast by a founder who signed it, in Gothic lettering, "Magistro Nicholaus me </w:t>
+      </w:r>
+      <w:proofErr w:type="spellStart"/>
+      <w:r>
+        <w:rPr>
+          <w:lang w:val="en-US"/>
+        </w:rPr>
+        <w:t>fecit</w:t>
+      </w:r>
+      <w:proofErr w:type="spellEnd"/>
+      <w:r>
+        <w:rPr>
+          <w:lang w:val="en-US"/>
+        </w:rPr>
+        <w:t>" ("Master Nicholas made me"). The church was plastered over on the outside in the late 19th century, covering its original stone facade.</w:t>
+      </w:r>
+    </w:p>
+    <w:p>
+      <w:pPr>
+        <w:rPr>
+          <w:lang w:val="en-US"/>
+        </w:rPr>
+      </w:pPr>
+      <w:r>
+        <w:rPr>
+          <w:b/>
+          <w:bCs/>
+          <w:lang w:val="en-US"/>
+        </w:rPr>
+        <w:t>Church of St. Vid</w:t>
+      </w:r>
+      <w:r>
+        <w:rPr>
+          <w:lang w:val="en-US"/>
+        </w:rPr>
+        <w:t xml:space="preserve"> Ruined remains atop a hill west of Dol, its single nave divided by a pair of pilasters. Built into the altar base is a reused early Christian column with an acanthus capital, salvaged from the window of an unidentified late-antique church — a small fragment of a much older, otherwise vanished building.</w:t>
+      </w:r>
     </w:p>
     <w:p>
       <w:pPr>
@@ -7049,4168 +11137,224 @@
           <w:bCs/>
           <w:lang w:val="en-US"/>
         </w:rPr>
-        <w:t xml:space="preserve"> BOL</w:t>
-      </w:r>
-    </w:p>
-    <w:p>
-      <w:pPr>
-        <w:rPr>
-          <w:lang w:val="en-US"/>
-        </w:rPr>
-      </w:pPr>
-      <w:r>
-        <w:rPr>
-          <w:i/>
-          <w:iCs/>
-          <w:lang w:val="en-US"/>
-        </w:rPr>
-        <w:t xml:space="preserve">Bol is the only coastal settlement on </w:t>
-      </w:r>
-      <w:proofErr w:type="spellStart"/>
-      <w:r>
-        <w:rPr>
-          <w:i/>
-          <w:iCs/>
-          <w:lang w:val="en-US"/>
-        </w:rPr>
-        <w:t>Brač's</w:t>
-      </w:r>
-      <w:proofErr w:type="spellEnd"/>
-      <w:r>
-        <w:rPr>
-          <w:i/>
-          <w:iCs/>
-          <w:lang w:val="en-US"/>
-        </w:rPr>
-        <w:t xml:space="preserve"> south shore, with ancient sites scattered at its edges and a core shaped from the 15th century onward: the Dominican monastery (1475), the Gothic </w:t>
-      </w:r>
-      <w:proofErr w:type="spellStart"/>
-      <w:r>
-        <w:rPr>
-          <w:i/>
-          <w:iCs/>
-          <w:lang w:val="en-US"/>
-        </w:rPr>
-        <w:t>Kaštil</w:t>
-      </w:r>
-      <w:proofErr w:type="spellEnd"/>
-      <w:r>
-        <w:rPr>
-          <w:i/>
-          <w:iCs/>
-          <w:lang w:val="en-US"/>
-        </w:rPr>
-        <w:t xml:space="preserve"> by the harbor, the 17th-century </w:t>
-      </w:r>
-      <w:proofErr w:type="spellStart"/>
-      <w:r>
-        <w:rPr>
-          <w:i/>
-          <w:iCs/>
-          <w:lang w:val="en-US"/>
-        </w:rPr>
-        <w:t>Vusio</w:t>
-      </w:r>
-      <w:proofErr w:type="spellEnd"/>
-      <w:r>
-        <w:rPr>
-          <w:i/>
-          <w:iCs/>
-          <w:lang w:val="en-US"/>
-        </w:rPr>
-        <w:t xml:space="preserve"> family castle, and the merchant houses of the </w:t>
-      </w:r>
-      <w:proofErr w:type="spellStart"/>
-      <w:r>
-        <w:rPr>
-          <w:i/>
-          <w:iCs/>
-          <w:lang w:val="en-US"/>
-        </w:rPr>
-        <w:t>Nikolorić</w:t>
-      </w:r>
-      <w:proofErr w:type="spellEnd"/>
-      <w:r>
-        <w:rPr>
-          <w:i/>
-          <w:iCs/>
-          <w:lang w:val="en-US"/>
-        </w:rPr>
-        <w:t xml:space="preserve">, </w:t>
-      </w:r>
-      <w:proofErr w:type="spellStart"/>
-      <w:r>
-        <w:rPr>
-          <w:i/>
-          <w:iCs/>
-          <w:lang w:val="en-US"/>
-        </w:rPr>
-        <w:t>Paloc</w:t>
-      </w:r>
-      <w:proofErr w:type="spellEnd"/>
-      <w:r>
-        <w:rPr>
-          <w:i/>
-          <w:iCs/>
-          <w:lang w:val="en-US"/>
-        </w:rPr>
-        <w:t>, and Martinis-Marchi families. Best known today for Zlatni Rat beach, Bol's old town is dense with churches and fortified houses, and holds one of the richest small-town heritage registries on the island.</w:t>
-      </w:r>
-    </w:p>
-    <w:p>
-      <w:r>
-        <w:rPr>
-          <w:b/>
-          <w:bCs/>
-          <w:lang w:val="en-US"/>
-        </w:rPr>
-        <w:t>Branislav Dešković Art Gallery</w:t>
-      </w:r>
-      <w:r>
-        <w:rPr>
-          <w:lang w:val="en-US"/>
-        </w:rPr>
-        <w:t xml:space="preserve"> Set in a 17th-century Renaissance-Baroque palace right on the Bol waterfront, this gallery is named for Branislav Dešković, one of Croatia's finest sculptors of animal forms. The baroque stone palace marked with the </w:t>
-      </w:r>
-      <w:proofErr w:type="spellStart"/>
-      <w:r>
-        <w:rPr>
-          <w:lang w:val="en-US"/>
-        </w:rPr>
-        <w:t>Vusio</w:t>
-      </w:r>
-      <w:proofErr w:type="spellEnd"/>
-      <w:r>
-        <w:rPr>
-          <w:lang w:val="en-US"/>
-        </w:rPr>
-        <w:t xml:space="preserve"> family crest and an inscription dated 1694. </w:t>
-      </w:r>
-      <w:r>
-        <w:rPr>
-          <w:lang w:val="en-US"/>
-        </w:rPr>
-        <w:t>b</w:t>
-      </w:r>
-      <w:r>
-        <w:rPr>
-          <w:lang w:val="en-US"/>
-        </w:rPr>
-        <w:t>urned during World War II, it was rebuilt in 1958, and the</w:t>
-      </w:r>
-      <w:r>
-        <w:rPr>
-          <w:lang w:val="en-US"/>
-        </w:rPr>
-        <w:t xml:space="preserve"> </w:t>
-      </w:r>
-      <w:r>
-        <w:rPr>
-          <w:lang w:val="en-US"/>
-        </w:rPr>
-        <w:t>gallery has occupied it since 1978.</w:t>
-      </w:r>
-      <w:r>
-        <w:rPr>
-          <w:lang w:val="en-US"/>
-        </w:rPr>
-        <w:t xml:space="preserve"> </w:t>
-      </w:r>
-      <w:r>
-        <w:rPr>
-          <w:lang w:val="en-US"/>
-        </w:rPr>
-        <w:t>Stepping in from the heat to see his bronze dogs and portraits — alongside works by Ivan Rendić and other island-born artists — makes for a perfect midday break.</w:t>
-      </w:r>
-      <w:r>
-        <w:rPr>
-          <w:lang w:val="en-US"/>
-        </w:rPr>
-        <w:t xml:space="preserve"> </w:t>
-      </w:r>
-    </w:p>
-    <w:p>
-      <w:r>
-        <w:rPr>
-          <w:b/>
-          <w:bCs/>
-          <w:lang w:val="en-US"/>
-        </w:rPr>
-        <w:t>The House in a House (</w:t>
-      </w:r>
-      <w:proofErr w:type="spellStart"/>
-      <w:r>
-        <w:rPr>
-          <w:b/>
-          <w:bCs/>
-          <w:lang w:val="en-US"/>
-        </w:rPr>
-        <w:t>Kuća</w:t>
-      </w:r>
-      <w:proofErr w:type="spellEnd"/>
-      <w:r>
-        <w:rPr>
-          <w:b/>
-          <w:bCs/>
-          <w:lang w:val="en-US"/>
-        </w:rPr>
-        <w:t xml:space="preserve"> u </w:t>
-      </w:r>
-      <w:proofErr w:type="spellStart"/>
-      <w:r>
-        <w:rPr>
-          <w:b/>
-          <w:bCs/>
-          <w:lang w:val="en-US"/>
-        </w:rPr>
-        <w:t>Kući</w:t>
-      </w:r>
-      <w:proofErr w:type="spellEnd"/>
-      <w:r>
-        <w:rPr>
-          <w:b/>
-          <w:bCs/>
-          <w:lang w:val="en-US"/>
-        </w:rPr>
-        <w:t>)</w:t>
-      </w:r>
-      <w:r>
-        <w:rPr>
-          <w:lang w:val="en-US"/>
-        </w:rPr>
-        <w:t xml:space="preserve"> One of Bol's odder landmarks: a small stone house, still standing, fully enclosed inside the unfinished walls of a much larger one. Legend has it a stubborn farmer named Marko refused to sell his home to the wealthy Vuković family — three sea-captain brothers building a grand palace for their new Spanish wives — so they built around him instead. The twist: the brothers drowned at sea before ever finishing their palace, and Marko outlived them all in his little house at its center.</w:t>
-      </w:r>
-    </w:p>
-    <w:p>
-      <w:r>
-        <w:rPr>
-          <w:b/>
-          <w:bCs/>
-          <w:lang w:val="en-US"/>
-        </w:rPr>
-        <w:t>Dominican Monastery and Museum</w:t>
-      </w:r>
-      <w:r>
-        <w:rPr>
-          <w:lang w:val="en-US"/>
-        </w:rPr>
-        <w:t xml:space="preserve"> Founded in 1475 on the </w:t>
-      </w:r>
-      <w:proofErr w:type="spellStart"/>
-      <w:r>
-        <w:rPr>
-          <w:lang w:val="en-US"/>
-        </w:rPr>
-        <w:t>Glavica</w:t>
-      </w:r>
-      <w:proofErr w:type="spellEnd"/>
-      <w:r>
-        <w:rPr>
-          <w:lang w:val="en-US"/>
-        </w:rPr>
-        <w:t xml:space="preserve"> peninsula east of Bol, this monastery seems to hover over turquoise water. Its quiet cloister garden is a peaceful stop, and the museum inside holds prehistoric, ancient, and early medieval finds, a coin collection spanning Greek colonization through Roman times to today, Glagolitic </w:t>
+        <w:t xml:space="preserve"> POSTIRA</w:t>
+      </w:r>
+    </w:p>
+    <w:p>
+      <w:pPr>
+        <w:pBdr>
+          <w:bottom w:val="single" w:sz="6" w:space="1" w:color="auto"/>
+        </w:pBdr>
+        <w:rPr>
+          <w:i/>
+          <w:iCs/>
+          <w:lang w:val="en-US"/>
+        </w:rPr>
+      </w:pPr>
+      <w:r>
+        <w:rPr>
+          <w:i/>
+          <w:iCs/>
+          <w:lang w:val="en-US"/>
+        </w:rPr>
+        <w:t xml:space="preserve">A coastal village whose history runs far deeper than its modern harbor suggests, from a Roman villa and early </w:t>
       </w:r>
       <w:proofErr w:type="gramStart"/>
       <w:r>
         <w:rPr>
-          <w:lang w:val="en-US"/>
-        </w:rPr>
-        <w:t>manuscripts ,</w:t>
+          <w:i/>
+          <w:iCs/>
+          <w:lang w:val="en-US"/>
+        </w:rPr>
+        <w:t>Christian basilica</w:t>
       </w:r>
       <w:proofErr w:type="gramEnd"/>
       <w:r>
         <w:rPr>
-          <w:lang w:val="en-US"/>
-        </w:rPr>
-        <w:t xml:space="preserve"> documents including the monastery's 15th-century founding charter, plus manuscripts spanning the 16th to 18th centuries, old maps, and an altarpiece painted in the workshop of Tintoretto. The two-nave church was renovated at the end of the 16th century, with a bell tower by the </w:t>
-      </w:r>
-      <w:proofErr w:type="spellStart"/>
-      <w:r>
-        <w:rPr>
-          <w:lang w:val="en-US"/>
-        </w:rPr>
-        <w:t>Bokanić</w:t>
-      </w:r>
-      <w:proofErr w:type="spellEnd"/>
-      <w:r>
-        <w:rPr>
-          <w:lang w:val="en-US"/>
-        </w:rPr>
-        <w:t xml:space="preserve"> family of master builders. Inside the Dominican Church there is </w:t>
-      </w:r>
-      <w:proofErr w:type="gramStart"/>
-      <w:r>
-        <w:rPr>
-          <w:lang w:val="en-US"/>
-        </w:rPr>
-        <w:t>a  wooden</w:t>
-      </w:r>
-      <w:proofErr w:type="gramEnd"/>
-      <w:r>
-        <w:rPr>
-          <w:lang w:val="en-US"/>
-        </w:rPr>
-        <w:t xml:space="preserve"> choir loft decorated with paintings by the baroque master </w:t>
-      </w:r>
-      <w:proofErr w:type="spellStart"/>
-      <w:r>
-        <w:rPr>
-          <w:lang w:val="en-US"/>
-        </w:rPr>
-        <w:t>Tripo</w:t>
-      </w:r>
-      <w:proofErr w:type="spellEnd"/>
-      <w:r>
-        <w:rPr>
-          <w:lang w:val="en-US"/>
-        </w:rPr>
-        <w:t xml:space="preserve"> Kokolja, completed in 1713, the year of his death — his signature basket-of-flowers motif appears throughout.</w:t>
-      </w:r>
-    </w:p>
-    <w:p>
-      <w:r>
-        <w:rPr>
-          <w:i/>
-          <w:iCs/>
-          <w:lang w:val="en-US"/>
-        </w:rPr>
-        <w:t>Villa Rustica</w:t>
-      </w:r>
-      <w:r>
-        <w:rPr>
-          <w:lang w:val="en-US"/>
-        </w:rPr>
-        <w:t xml:space="preserve">— West of Bol at Zlatni Rat, the remains of a Roman country estate survive as a rectangular water cistern (about 6 by 3 meters), its walls built from finely cut stone and lined with </w:t>
+          <w:i/>
+          <w:iCs/>
+          <w:lang w:val="en-US"/>
+        </w:rPr>
+        <w:t xml:space="preserve"> right on the beach at </w:t>
+      </w:r>
+      <w:proofErr w:type="spellStart"/>
+      <w:r>
+        <w:rPr>
+          <w:i/>
+          <w:iCs/>
+          <w:lang w:val="en-US"/>
+        </w:rPr>
+        <w:t>Lovrečina</w:t>
+      </w:r>
+      <w:proofErr w:type="spellEnd"/>
+      <w:r>
+        <w:rPr>
+          <w:i/>
+          <w:iCs/>
+          <w:lang w:val="en-US"/>
+        </w:rPr>
+        <w:t xml:space="preserve"> to a hilltop monastery and the birthplace of poet Vladimir Nazor.</w:t>
+      </w:r>
+    </w:p>
+    <w:p>
+      <w:pPr>
+        <w:rPr>
+          <w:lang w:val="en-US"/>
+        </w:rPr>
+      </w:pPr>
+    </w:p>
+    <w:p>
+      <w:pPr>
+        <w:rPr>
+          <w:lang w:val="en-US"/>
+        </w:rPr>
+      </w:pPr>
+      <w:r>
+        <w:rPr>
+          <w:b/>
+          <w:bCs/>
+          <w:lang w:val="en-US"/>
+        </w:rPr>
+        <w:t>Early Christian Basilica (</w:t>
+      </w:r>
+      <w:proofErr w:type="spellStart"/>
+      <w:r>
+        <w:rPr>
+          <w:b/>
+          <w:bCs/>
+          <w:lang w:val="en-US"/>
+        </w:rPr>
+        <w:t>Lovrečina</w:t>
+      </w:r>
+      <w:proofErr w:type="spellEnd"/>
+      <w:r>
+        <w:rPr>
+          <w:b/>
+          <w:bCs/>
+          <w:lang w:val="en-US"/>
+        </w:rPr>
+        <w:t xml:space="preserve"> Bay)</w:t>
+      </w:r>
+      <w:r>
+        <w:rPr>
+          <w:lang w:val="en-US"/>
+        </w:rPr>
+        <w:t xml:space="preserve"> Right on the sand at </w:t>
+      </w:r>
+      <w:proofErr w:type="spellStart"/>
+      <w:r>
+        <w:rPr>
+          <w:lang w:val="en-US"/>
+        </w:rPr>
+        <w:t>Lovrečina</w:t>
+      </w:r>
+      <w:proofErr w:type="spellEnd"/>
+      <w:r>
+        <w:rPr>
+          <w:lang w:val="en-US"/>
+        </w:rPr>
+        <w:t xml:space="preserve"> Bay, west of a Roman-era farm estate, stand the tall surviving walls of a late-antique church with a transept and semicircular apse. A row of side rooms to the north includes a baptistery with a cross-shaped font and a stone ciborium, while beneath the altar a cross-shaped </w:t>
+      </w:r>
+      <w:proofErr w:type="spellStart"/>
+      <w:r>
+        <w:rPr>
+          <w:lang w:val="en-US"/>
+        </w:rPr>
+        <w:t>confessio</w:t>
+      </w:r>
+      <w:proofErr w:type="spellEnd"/>
+      <w:r>
+        <w:rPr>
+          <w:lang w:val="en-US"/>
+        </w:rPr>
+        <w:t xml:space="preserve"> survives along with a curved clergy bench following the line of the apse — traces of fresco and stucco also remain. Few places let you transition directly from a coastal track through Roman-era ruins and into the sea in the same few minutes.</w:t>
+      </w:r>
+    </w:p>
+    <w:p>
+      <w:pPr>
+        <w:rPr>
+          <w:lang w:val="en-US"/>
+        </w:rPr>
+      </w:pPr>
+      <w:r>
+        <w:rPr>
+          <w:b/>
+          <w:bCs/>
+          <w:lang w:val="en-US"/>
+        </w:rPr>
+        <w:t>Remains of a Roman Villa and Medieval Church</w:t>
+      </w:r>
+      <w:r>
+        <w:rPr>
+          <w:lang w:val="en-US"/>
+        </w:rPr>
+        <w:t xml:space="preserve"> Alongside the basilica, the flat ground toward the sea holds the remains of a Roman villa rustica (country estate), including a surviving section of ancient wall and rooms with arched doors and windows around an enclosed courtyard. Nearby stand the remnants of the small pre-Romanesque Church of St. Stephen, which reused pilasters salvaged from an early Christian altar screen.</w:t>
+      </w:r>
+    </w:p>
+    <w:p>
+      <w:pPr>
+        <w:rPr>
+          <w:lang w:val="en-US"/>
+        </w:rPr>
+      </w:pPr>
+      <w:proofErr w:type="spellStart"/>
+      <w:r>
+        <w:rPr>
+          <w:b/>
+          <w:bCs/>
+          <w:lang w:val="en-US"/>
+        </w:rPr>
+        <w:t>Mirje</w:t>
+      </w:r>
+      <w:proofErr w:type="spellEnd"/>
+      <w:r>
+        <w:rPr>
+          <w:b/>
+          <w:bCs/>
+          <w:lang w:val="en-US"/>
+        </w:rPr>
+        <w:t xml:space="preserve"> Monastery Complex</w:t>
+      </w:r>
+      <w:r>
+        <w:rPr>
+          <w:lang w:val="en-US"/>
+        </w:rPr>
+        <w:t xml:space="preserve"> A late-antiquity sacred complex on the Mali Brig hill above </w:t>
+      </w:r>
+      <w:proofErr w:type="spellStart"/>
+      <w:r>
+        <w:rPr>
+          <w:lang w:val="en-US"/>
+        </w:rPr>
+        <w:t>Postira</w:t>
+      </w:r>
+      <w:proofErr w:type="spellEnd"/>
+      <w:r>
+        <w:rPr>
+          <w:lang w:val="en-US"/>
+        </w:rPr>
+        <w:t xml:space="preserve">, later used by Benedictine monks, with a rectangular layout, a surviving cistern, and the remains of a </w:t>
       </w:r>
       <w:r>
         <w:rPr>
           <w:lang w:val="en-US"/>
         </w:rPr>
         <w:lastRenderedPageBreak/>
-        <w:t xml:space="preserve">waterproof mortar, once covered by a barrel vault. Roman graves found nearby, during road construction toward </w:t>
-      </w:r>
-      <w:proofErr w:type="spellStart"/>
-      <w:r>
-        <w:rPr>
-          <w:lang w:val="en-US"/>
-        </w:rPr>
-        <w:t>Murvica</w:t>
-      </w:r>
-      <w:proofErr w:type="spellEnd"/>
-      <w:r>
-        <w:rPr>
-          <w:lang w:val="en-US"/>
-        </w:rPr>
-        <w:t>, likely belonged to the villa's residents.</w:t>
-      </w:r>
-    </w:p>
-    <w:p>
-      <w:r>
-        <w:rPr>
-          <w:b/>
-          <w:bCs/>
-          <w:lang w:val="en-US"/>
-        </w:rPr>
-        <w:t>Church of Our Lady of Carmel</w:t>
-      </w:r>
-      <w:r>
-        <w:rPr>
-          <w:lang w:val="en-US"/>
-        </w:rPr>
-        <w:t xml:space="preserve"> — Built in the second half of the 17th century in Bol's western harbor and later expanded, with a facade carved by the </w:t>
-      </w:r>
-      <w:proofErr w:type="spellStart"/>
-      <w:r>
-        <w:rPr>
-          <w:lang w:val="en-US"/>
-        </w:rPr>
-        <w:t>Brač</w:t>
-      </w:r>
-      <w:proofErr w:type="spellEnd"/>
-      <w:r>
-        <w:rPr>
-          <w:lang w:val="en-US"/>
-        </w:rPr>
-        <w:t xml:space="preserve"> stonemason family Štambuk and an angel statue by sculptor P. Macetti. The main altar holds a Holy Family painting by Feliks Tironi from the late 1700s. A 19th-century oil painting of the Madonna and Christ child, kept in the parish house next to Bol's Church of Our Lady of Carmel.</w:t>
-      </w:r>
-    </w:p>
-    <w:p>
-      <w:r>
-        <w:rPr>
-          <w:b/>
-          <w:bCs/>
-          <w:i/>
-          <w:iCs/>
-          <w:lang w:val="en-US"/>
-        </w:rPr>
-        <w:t>Church of St. Ante</w:t>
-      </w:r>
-      <w:r>
-        <w:rPr>
-          <w:lang w:val="en-US"/>
-        </w:rPr>
-        <w:t xml:space="preserve"> — Built atop the </w:t>
-      </w:r>
-      <w:proofErr w:type="spellStart"/>
-      <w:r>
-        <w:rPr>
-          <w:lang w:val="en-US"/>
-        </w:rPr>
-        <w:t>Lozje</w:t>
-      </w:r>
-      <w:proofErr w:type="spellEnd"/>
-      <w:r>
-        <w:rPr>
-          <w:lang w:val="en-US"/>
-        </w:rPr>
-        <w:t xml:space="preserve"> hill in the early 16th century, with a Renaissance stone facade, a quatrefoil window, and a tall stone bell-gable. Inside is an 18th-century painting of the Madonna and saints by the artist Marinković.</w:t>
-      </w:r>
-    </w:p>
-    <w:p>
-      <w:r>
-        <w:rPr>
-          <w:b/>
-          <w:bCs/>
-          <w:lang w:val="en-US"/>
-        </w:rPr>
-        <w:t>Church of St. John the Baptist</w:t>
-      </w:r>
-      <w:r>
-        <w:rPr>
-          <w:lang w:val="en-US"/>
-        </w:rPr>
-        <w:t xml:space="preserve">— On the west side of the </w:t>
-      </w:r>
-      <w:proofErr w:type="spellStart"/>
-      <w:r>
-        <w:rPr>
-          <w:lang w:val="en-US"/>
-        </w:rPr>
-        <w:t>Glavica</w:t>
-      </w:r>
-      <w:proofErr w:type="spellEnd"/>
-      <w:r>
-        <w:rPr>
-          <w:lang w:val="en-US"/>
-        </w:rPr>
-        <w:t xml:space="preserve"> peninsula, on the site of a late-antique fortification, this church was built in phases from the 7th to 11th centuries. Frescoes with floral and marbled motifs survive behind its interior pilasters, along with the remains of a vaulted cistern.</w:t>
-      </w:r>
-      <w:r>
-        <w:rPr>
-          <w:i/>
-          <w:iCs/>
-          <w:lang w:val="en-US"/>
-        </w:rPr>
-        <w:t xml:space="preserve"> </w:t>
-      </w:r>
-      <w:r>
-        <w:rPr>
-          <w:lang w:val="en-US"/>
-        </w:rPr>
-        <w:t xml:space="preserve">It also houses historic 1900 pipe organ by the </w:t>
-      </w:r>
-      <w:proofErr w:type="spellStart"/>
-      <w:r>
-        <w:rPr>
-          <w:lang w:val="en-US"/>
-        </w:rPr>
-        <w:t>Gebrüder</w:t>
-      </w:r>
-      <w:proofErr w:type="spellEnd"/>
-      <w:r>
-        <w:rPr>
-          <w:lang w:val="en-US"/>
-        </w:rPr>
-        <w:t xml:space="preserve"> Rieger workshop, originally installed in a Dominican church in Dubrovnik before being moved to Bol in 1976.</w:t>
-      </w:r>
-    </w:p>
-    <w:p>
-      <w:proofErr w:type="spellStart"/>
-      <w:r>
-        <w:rPr>
-          <w:b/>
-          <w:bCs/>
-          <w:i/>
-          <w:iCs/>
-          <w:lang w:val="en-US"/>
-        </w:rPr>
-        <w:t>Vusio</w:t>
-      </w:r>
-      <w:proofErr w:type="spellEnd"/>
-      <w:r>
-        <w:rPr>
-          <w:b/>
-          <w:bCs/>
-          <w:i/>
-          <w:iCs/>
-          <w:lang w:val="en-US"/>
-        </w:rPr>
-        <w:t xml:space="preserve"> House</w:t>
-      </w:r>
-      <w:r>
-        <w:rPr>
-          <w:lang w:val="en-US"/>
-        </w:rPr>
-        <w:t xml:space="preserve"> — A 17th-century stone tower house on Bol's western </w:t>
-      </w:r>
-      <w:proofErr w:type="spellStart"/>
-      <w:r>
-        <w:rPr>
-          <w:lang w:val="en-US"/>
-        </w:rPr>
-        <w:t>harborfront</w:t>
-      </w:r>
-      <w:proofErr w:type="spellEnd"/>
-      <w:r>
-        <w:rPr>
-          <w:lang w:val="en-US"/>
-        </w:rPr>
-        <w:t xml:space="preserve">, with surviving twin windows and stone balconies — a remnant of the fortified </w:t>
-      </w:r>
-      <w:proofErr w:type="spellStart"/>
-      <w:r>
-        <w:rPr>
-          <w:lang w:val="en-US"/>
-        </w:rPr>
-        <w:t>Vusio</w:t>
-      </w:r>
-      <w:proofErr w:type="spellEnd"/>
-      <w:r>
-        <w:rPr>
-          <w:lang w:val="en-US"/>
-        </w:rPr>
-        <w:t xml:space="preserve"> family compound.</w:t>
-      </w:r>
-    </w:p>
-    <w:p>
-      <w:r>
-        <w:rPr>
-          <w:b/>
-          <w:bCs/>
-          <w:i/>
-          <w:iCs/>
-          <w:lang w:val="en-US"/>
-        </w:rPr>
-        <w:t>Bol Windmill</w:t>
-      </w:r>
-      <w:r>
-        <w:rPr>
-          <w:lang w:val="en-US"/>
-        </w:rPr>
-        <w:t xml:space="preserve"> — A circular stone windmill near the shore on Bol's eastern side, its mechanism traces still visible on the walls — a rare surviving piece of 19th-century industrial architecture on </w:t>
-      </w:r>
-      <w:proofErr w:type="spellStart"/>
-      <w:r>
-        <w:rPr>
-          <w:lang w:val="en-US"/>
-        </w:rPr>
-        <w:t>Brač</w:t>
-      </w:r>
-      <w:proofErr w:type="spellEnd"/>
-      <w:r>
-        <w:rPr>
-          <w:lang w:val="en-US"/>
-        </w:rPr>
-        <w:t>.</w:t>
-      </w:r>
-    </w:p>
-    <w:p>
-      <w:r>
-        <w:rPr>
-          <w:b/>
-          <w:bCs/>
-          <w:i/>
-          <w:iCs/>
-          <w:lang w:val="en-US"/>
-        </w:rPr>
-        <w:t>Gothic House (</w:t>
-      </w:r>
-      <w:proofErr w:type="spellStart"/>
-      <w:r>
-        <w:rPr>
-          <w:b/>
-          <w:bCs/>
-          <w:i/>
-          <w:iCs/>
-          <w:lang w:val="en-US"/>
-        </w:rPr>
-        <w:t>Kaštil</w:t>
-      </w:r>
-      <w:proofErr w:type="spellEnd"/>
-      <w:r>
-        <w:rPr>
-          <w:b/>
-          <w:bCs/>
-          <w:i/>
-          <w:iCs/>
-          <w:lang w:val="en-US"/>
-        </w:rPr>
-        <w:t>)</w:t>
-      </w:r>
-      <w:r>
-        <w:rPr>
-          <w:lang w:val="en-US"/>
-        </w:rPr>
-        <w:t xml:space="preserve"> — Built as a harborside summer residence at the end of the 15th century, with a Gothic double window still visible on its facade. Around 1600, fear of Ottoman raids led to the house being raised and fortified, earning it the name </w:t>
-      </w:r>
-      <w:proofErr w:type="spellStart"/>
-      <w:r>
-        <w:rPr>
-          <w:lang w:val="en-US"/>
-        </w:rPr>
-        <w:t>Kaštil</w:t>
-      </w:r>
-      <w:proofErr w:type="spellEnd"/>
-      <w:r>
-        <w:rPr>
-          <w:lang w:val="en-US"/>
-        </w:rPr>
-        <w:t xml:space="preserve">. Now it serves as a </w:t>
-      </w:r>
-      <w:proofErr w:type="gramStart"/>
-      <w:r>
-        <w:rPr>
-          <w:lang w:val="en-US"/>
-        </w:rPr>
-        <w:t>Hotel</w:t>
-      </w:r>
-      <w:proofErr w:type="gramEnd"/>
-      <w:r>
-        <w:rPr>
-          <w:lang w:val="en-US"/>
-        </w:rPr>
-        <w:t>.</w:t>
-      </w:r>
-    </w:p>
-    <w:p>
-      <w:proofErr w:type="spellStart"/>
-      <w:r>
-        <w:rPr>
-          <w:b/>
-          <w:bCs/>
-          <w:i/>
-          <w:iCs/>
-          <w:lang w:val="en-US"/>
-        </w:rPr>
-        <w:t>Koštilo</w:t>
-      </w:r>
-      <w:proofErr w:type="spellEnd"/>
-      <w:r>
-        <w:rPr>
-          <w:b/>
-          <w:bCs/>
-          <w:i/>
-          <w:iCs/>
-          <w:lang w:val="en-US"/>
-        </w:rPr>
-        <w:t xml:space="preserve"> Walls</w:t>
-      </w:r>
-      <w:r>
-        <w:rPr>
-          <w:lang w:val="en-US"/>
-        </w:rPr>
-        <w:t xml:space="preserve"> — Dry-stone fortification walls, up to 3.5 meters high in places, crowning a hill above Bol — the remains of a prehistoric hillfort later reused during Roman rule for its clear sightline toward Hvar.</w:t>
-      </w:r>
-    </w:p>
-    <w:p>
-      <w:pPr>
-        <w:rPr>
-          <w:b/>
-          <w:bCs/>
-          <w:lang w:val="en-US"/>
-        </w:rPr>
-      </w:pPr>
-      <w:r>
-        <w:rPr>
-          <w:rFonts w:ascii="Segoe UI Emoji" w:hAnsi="Segoe UI Emoji" w:cs="Segoe UI Emoji"/>
-          <w:b/>
-          <w:bCs/>
-          <w:lang w:val="en-US"/>
-        </w:rPr>
-        <w:t>🏘️</w:t>
-      </w:r>
-      <w:r>
-        <w:rPr>
-          <w:b/>
-          <w:bCs/>
-          <w:lang w:val="en-US"/>
-        </w:rPr>
-        <w:t xml:space="preserve"> NOVO SELO</w:t>
-      </w:r>
-    </w:p>
-    <w:p>
-      <w:pPr>
-        <w:rPr>
-          <w:lang w:val="en-US"/>
-        </w:rPr>
-      </w:pPr>
-      <w:r>
-        <w:rPr>
-          <w:i/>
-          <w:iCs/>
-          <w:lang w:val="en-US"/>
-        </w:rPr>
-        <w:t>A quiet inland village built almost entirely from local white limestone, where roadside stone sculptures and a nearby Roman villa trace the island's long relationship with its own rock.</w:t>
-      </w:r>
-    </w:p>
-    <w:p>
-      <w:pPr>
-        <w:rPr>
-          <w:lang w:val="en-US"/>
-        </w:rPr>
-      </w:pPr>
-      <w:r>
-        <w:rPr>
-          <w:b/>
-          <w:bCs/>
-          <w:lang w:val="en-US"/>
-        </w:rPr>
-        <w:t xml:space="preserve">Roman Villa Rustica at </w:t>
-      </w:r>
-      <w:proofErr w:type="spellStart"/>
-      <w:r>
-        <w:rPr>
-          <w:b/>
-          <w:bCs/>
-          <w:lang w:val="en-US"/>
-        </w:rPr>
-        <w:t>Bunje</w:t>
-      </w:r>
-      <w:proofErr w:type="spellEnd"/>
-      <w:r>
-        <w:rPr>
-          <w:lang w:val="en-US"/>
-        </w:rPr>
-        <w:t xml:space="preserve"> Below a prehistoric hillfort settlement on </w:t>
-      </w:r>
-      <w:proofErr w:type="spellStart"/>
-      <w:r>
-        <w:rPr>
-          <w:lang w:val="en-US"/>
-        </w:rPr>
-        <w:t>Gračišće</w:t>
-      </w:r>
-      <w:proofErr w:type="spellEnd"/>
-      <w:r>
-        <w:rPr>
-          <w:lang w:val="en-US"/>
-        </w:rPr>
-        <w:t xml:space="preserve"> hill, at the edge of the fertile </w:t>
-      </w:r>
-      <w:proofErr w:type="spellStart"/>
-      <w:r>
-        <w:rPr>
-          <w:lang w:val="en-US"/>
-        </w:rPr>
-        <w:t>Bunje</w:t>
-      </w:r>
-      <w:proofErr w:type="spellEnd"/>
-      <w:r>
-        <w:rPr>
-          <w:lang w:val="en-US"/>
-        </w:rPr>
-        <w:t xml:space="preserve"> field, lie the remains of a Roman country estate. Surviving walls and small rooms with rounded ends once had floors of white mosaic, and archaeologists found barrel-vaulted cisterns and traces of a substantial working farm, along with graves and two sarcophagi carved with the </w:t>
-      </w:r>
-      <w:proofErr w:type="spellStart"/>
-      <w:r>
-        <w:rPr>
-          <w:lang w:val="en-US"/>
-        </w:rPr>
-        <w:t>christogram</w:t>
-      </w:r>
-      <w:proofErr w:type="spellEnd"/>
-      <w:r>
-        <w:rPr>
-          <w:lang w:val="en-US"/>
-        </w:rPr>
-        <w:t xml:space="preserve"> (the monogram of Christ) on their corner pediments.</w:t>
-      </w:r>
-    </w:p>
-    <w:p>
-      <w:pPr>
-        <w:rPr>
-          <w:lang w:val="en-US"/>
-        </w:rPr>
-      </w:pPr>
-      <w:r>
-        <w:rPr>
-          <w:b/>
-          <w:bCs/>
-          <w:lang w:val="en-US"/>
-        </w:rPr>
-        <w:t xml:space="preserve">Open Air </w:t>
-      </w:r>
-      <w:proofErr w:type="spellStart"/>
-      <w:r>
-        <w:rPr>
-          <w:b/>
-          <w:bCs/>
-          <w:lang w:val="en-US"/>
-        </w:rPr>
-        <w:t>Stoneworks</w:t>
-      </w:r>
-      <w:proofErr w:type="spellEnd"/>
-      <w:r>
-        <w:rPr>
-          <w:b/>
-          <w:bCs/>
-          <w:lang w:val="en-US"/>
-        </w:rPr>
-        <w:t xml:space="preserve"> Exhibition</w:t>
-      </w:r>
-      <w:r>
-        <w:rPr>
-          <w:lang w:val="en-US"/>
-        </w:rPr>
-        <w:t xml:space="preserve"> Riding into the quiet inland village of Novo Selo, you'll pass stone sculptures lining the roadside — carved from native white limestone by local, largely self-taught artisans. It turns the whole village into a small, open-air gallery of the island's long relationship with stone.</w:t>
-      </w:r>
-    </w:p>
-    <w:p>
-      <w:pPr>
-        <w:rPr>
-          <w:b/>
-          <w:bCs/>
-          <w:lang w:val="en-US"/>
-        </w:rPr>
-      </w:pPr>
-      <w:r>
-        <w:rPr>
-          <w:rFonts w:ascii="Segoe UI Emoji" w:hAnsi="Segoe UI Emoji" w:cs="Segoe UI Emoji"/>
-          <w:b/>
-          <w:bCs/>
-          <w:lang w:val="en-US"/>
-        </w:rPr>
-        <w:lastRenderedPageBreak/>
-        <w:t>🏘️</w:t>
-      </w:r>
-      <w:r>
-        <w:rPr>
-          <w:b/>
-          <w:bCs/>
-          <w:lang w:val="en-US"/>
-        </w:rPr>
-        <w:t xml:space="preserve"> SUMARTIN</w:t>
-      </w:r>
-    </w:p>
-    <w:p>
-      <w:pPr>
-        <w:rPr>
-          <w:lang w:val="en-US"/>
-        </w:rPr>
-      </w:pPr>
-      <w:r>
-        <w:rPr>
-          <w:i/>
-          <w:iCs/>
-          <w:lang w:val="en-US"/>
-        </w:rPr>
-        <w:t xml:space="preserve">The youngest village on </w:t>
-      </w:r>
-      <w:proofErr w:type="spellStart"/>
-      <w:r>
-        <w:rPr>
-          <w:i/>
-          <w:iCs/>
-          <w:lang w:val="en-US"/>
-        </w:rPr>
-        <w:t>Brač</w:t>
-      </w:r>
-      <w:proofErr w:type="spellEnd"/>
-      <w:r>
-        <w:rPr>
-          <w:i/>
-          <w:iCs/>
-          <w:lang w:val="en-US"/>
-        </w:rPr>
-        <w:t>, founded in 1646 by refugees fleeing Ottoman raids on the mainland, who built their new home around a Franciscan hospice at the island's easternmost tip.</w:t>
-      </w:r>
-    </w:p>
-    <w:p>
-      <w:pPr>
-        <w:rPr>
-          <w:lang w:val="en-US"/>
-        </w:rPr>
-      </w:pPr>
-      <w:r>
-        <w:rPr>
-          <w:b/>
-          <w:bCs/>
-          <w:lang w:val="en-US"/>
-        </w:rPr>
-        <w:t>Franciscan Monastery (St. Martin)</w:t>
-      </w:r>
-      <w:r>
-        <w:rPr>
-          <w:lang w:val="en-US"/>
-        </w:rPr>
-        <w:t xml:space="preserve"> </w:t>
-      </w:r>
-      <w:proofErr w:type="spellStart"/>
-      <w:r>
-        <w:rPr>
-          <w:lang w:val="en-US"/>
-        </w:rPr>
-        <w:t>Sumartin</w:t>
-      </w:r>
-      <w:proofErr w:type="spellEnd"/>
-      <w:r>
-        <w:rPr>
-          <w:lang w:val="en-US"/>
-        </w:rPr>
-        <w:t xml:space="preserve">, the youngest village on </w:t>
-      </w:r>
-      <w:proofErr w:type="spellStart"/>
-      <w:r>
-        <w:rPr>
-          <w:lang w:val="en-US"/>
-        </w:rPr>
-        <w:t>Brač</w:t>
-      </w:r>
-      <w:proofErr w:type="spellEnd"/>
-      <w:r>
-        <w:rPr>
-          <w:lang w:val="en-US"/>
-        </w:rPr>
-        <w:t xml:space="preserve">, was founded in 1646 by refugees fleeing Ottoman raids on the mainland, who took shelter at a hospice run by Franciscan friars from </w:t>
-      </w:r>
-      <w:proofErr w:type="spellStart"/>
-      <w:r>
-        <w:rPr>
-          <w:lang w:val="en-US"/>
-        </w:rPr>
-        <w:t>Imotski</w:t>
-      </w:r>
-      <w:proofErr w:type="spellEnd"/>
-      <w:r>
-        <w:rPr>
-          <w:lang w:val="en-US"/>
-        </w:rPr>
-        <w:t xml:space="preserve"> and </w:t>
-      </w:r>
-      <w:proofErr w:type="spellStart"/>
-      <w:r>
-        <w:rPr>
-          <w:lang w:val="en-US"/>
-        </w:rPr>
-        <w:t>Makarska</w:t>
-      </w:r>
-      <w:proofErr w:type="spellEnd"/>
-      <w:r>
-        <w:rPr>
-          <w:lang w:val="en-US"/>
-        </w:rPr>
-        <w:t xml:space="preserve"> during the Cretan War. The monastery's current elongated building was begun under the direction of the friar and poet Andrija Kačić Miošić, following his own design, in the mid-18th century — it has no cloister, but instead spreads across an upper and lower garden. The old baroque church of St. Martin was replaced in 1913 by a new neo-Romanesque building with a transept and bell tower, designed by the architect </w:t>
-      </w:r>
-      <w:proofErr w:type="spellStart"/>
-      <w:r>
-        <w:rPr>
-          <w:lang w:val="en-US"/>
-        </w:rPr>
-        <w:t>Ćiril</w:t>
-      </w:r>
-      <w:proofErr w:type="spellEnd"/>
-      <w:r>
-        <w:rPr>
-          <w:lang w:val="en-US"/>
-        </w:rPr>
-        <w:t xml:space="preserve"> Metod Iveković. Riding in from the long, flat eastern macadam roads, </w:t>
-      </w:r>
-      <w:proofErr w:type="spellStart"/>
-      <w:r>
-        <w:rPr>
-          <w:lang w:val="en-US"/>
-        </w:rPr>
-        <w:t>its</w:t>
-      </w:r>
-      <w:proofErr w:type="spellEnd"/>
-      <w:r>
-        <w:rPr>
-          <w:lang w:val="en-US"/>
-        </w:rPr>
-        <w:t xml:space="preserve"> cool stone walls and small museum make a good, reflective place to rest.</w:t>
-      </w:r>
-    </w:p>
-    <w:p>
-      <w:pPr>
-        <w:rPr>
-          <w:lang w:val="en-US"/>
-        </w:rPr>
-      </w:pPr>
-      <w:r>
-        <w:rPr>
-          <w:b/>
-          <w:bCs/>
-          <w:lang w:val="en-US"/>
-        </w:rPr>
-        <w:t>Church of St. Nicholas</w:t>
-      </w:r>
-      <w:r>
-        <w:rPr>
-          <w:lang w:val="en-US"/>
-        </w:rPr>
-        <w:t xml:space="preserve"> A pre-Romanesque church on the hill between Selca and </w:t>
-      </w:r>
-      <w:proofErr w:type="spellStart"/>
-      <w:r>
-        <w:rPr>
-          <w:lang w:val="en-US"/>
-        </w:rPr>
-        <w:t>Sumartin</w:t>
-      </w:r>
-      <w:proofErr w:type="spellEnd"/>
-      <w:r>
-        <w:rPr>
-          <w:lang w:val="en-US"/>
-        </w:rPr>
-        <w:t>, with blind arcading along its walls and a small dome rising over its narrow central bay.</w:t>
-      </w:r>
-    </w:p>
-    <w:p>
-      <w:pPr>
-        <w:rPr>
-          <w:b/>
-          <w:bCs/>
-          <w:lang w:val="en-US"/>
-        </w:rPr>
-      </w:pPr>
-      <w:r>
-        <w:rPr>
-          <w:rFonts w:ascii="Segoe UI Emoji" w:hAnsi="Segoe UI Emoji" w:cs="Segoe UI Emoji"/>
-          <w:b/>
-          <w:bCs/>
-          <w:lang w:val="en-US"/>
-        </w:rPr>
-        <w:t>🏘️</w:t>
-      </w:r>
-      <w:r>
-        <w:rPr>
-          <w:b/>
-          <w:bCs/>
-          <w:lang w:val="en-US"/>
-        </w:rPr>
-        <w:t xml:space="preserve"> POVLJA</w:t>
-      </w:r>
-    </w:p>
-    <w:p>
-      <w:pPr>
-        <w:rPr>
-          <w:lang w:val="en-US"/>
-        </w:rPr>
-      </w:pPr>
-      <w:r>
-        <w:rPr>
-          <w:i/>
-          <w:iCs/>
-          <w:lang w:val="en-US"/>
-        </w:rPr>
-        <w:t xml:space="preserve">A small harbor at </w:t>
-      </w:r>
-      <w:proofErr w:type="spellStart"/>
-      <w:r>
-        <w:rPr>
-          <w:i/>
-          <w:iCs/>
-          <w:lang w:val="en-US"/>
-        </w:rPr>
-        <w:t>Brač's</w:t>
-      </w:r>
-      <w:proofErr w:type="spellEnd"/>
-      <w:r>
-        <w:rPr>
-          <w:i/>
-          <w:iCs/>
-          <w:lang w:val="en-US"/>
-        </w:rPr>
-        <w:t xml:space="preserve"> eastern end, built and rebuilt on the same spot for more than 1,500 years — from a Roman villa and an early </w:t>
-      </w:r>
-      <w:proofErr w:type="gramStart"/>
-      <w:r>
-        <w:rPr>
-          <w:i/>
-          <w:iCs/>
-          <w:lang w:val="en-US"/>
-        </w:rPr>
-        <w:t>Christian basilica</w:t>
-      </w:r>
-      <w:proofErr w:type="gramEnd"/>
-      <w:r>
-        <w:rPr>
-          <w:i/>
-          <w:iCs/>
-          <w:lang w:val="en-US"/>
-        </w:rPr>
-        <w:t xml:space="preserve"> to a Benedictine-fortified church holding one of the oldest surviving documents in the Croatian language.</w:t>
-      </w:r>
-    </w:p>
-    <w:p>
-      <w:pPr>
-        <w:rPr>
-          <w:lang w:val="en-US"/>
-        </w:rPr>
-      </w:pPr>
-      <w:r>
-        <w:rPr>
-          <w:b/>
-          <w:bCs/>
-          <w:lang w:val="en-US"/>
-        </w:rPr>
-        <w:t>Early Christian Basilica</w:t>
-      </w:r>
-      <w:r>
-        <w:rPr>
-          <w:lang w:val="en-US"/>
-        </w:rPr>
-        <w:t xml:space="preserve"> At the heart of </w:t>
-      </w:r>
-      <w:proofErr w:type="spellStart"/>
-      <w:r>
-        <w:rPr>
-          <w:lang w:val="en-US"/>
-        </w:rPr>
-        <w:t>Povlja</w:t>
-      </w:r>
-      <w:proofErr w:type="spellEnd"/>
-      <w:r>
-        <w:rPr>
-          <w:lang w:val="en-US"/>
-        </w:rPr>
-        <w:t xml:space="preserve"> lie the remains of a large 5th–6th-century basilica, with one of the best-preserved early Christian octagonal baptisteries on the Adriatic. Rolling up to these ancient arches is a reminder of just how long this small harbor has been inhabited.</w:t>
-      </w:r>
-    </w:p>
-    <w:p>
-      <w:pPr>
-        <w:rPr>
-          <w:lang w:val="en-US"/>
-        </w:rPr>
-      </w:pPr>
-      <w:r>
-        <w:rPr>
-          <w:b/>
-          <w:bCs/>
-          <w:lang w:val="en-US"/>
-        </w:rPr>
-        <w:t xml:space="preserve">Church of St. John the Baptist &amp; the </w:t>
-      </w:r>
-      <w:proofErr w:type="spellStart"/>
-      <w:r>
-        <w:rPr>
-          <w:b/>
-          <w:bCs/>
-          <w:lang w:val="en-US"/>
-        </w:rPr>
-        <w:t>Kaštil</w:t>
-      </w:r>
-      <w:proofErr w:type="spellEnd"/>
-      <w:r>
-        <w:rPr>
-          <w:lang w:val="en-US"/>
-        </w:rPr>
-        <w:t xml:space="preserve"> Built directly onto the monumental early </w:t>
-      </w:r>
-      <w:proofErr w:type="gramStart"/>
-      <w:r>
-        <w:rPr>
-          <w:lang w:val="en-US"/>
-        </w:rPr>
-        <w:t>Christian basilica</w:t>
-      </w:r>
-      <w:proofErr w:type="gramEnd"/>
-      <w:r>
-        <w:rPr>
-          <w:lang w:val="en-US"/>
-        </w:rPr>
-        <w:t xml:space="preserve">, in the area known as </w:t>
-      </w:r>
-      <w:proofErr w:type="spellStart"/>
-      <w:r>
-        <w:rPr>
-          <w:lang w:val="en-US"/>
-        </w:rPr>
-        <w:t>Lokve</w:t>
-      </w:r>
-      <w:proofErr w:type="spellEnd"/>
-      <w:r>
-        <w:rPr>
-          <w:lang w:val="en-US"/>
-        </w:rPr>
-        <w:t xml:space="preserve"> above </w:t>
-      </w:r>
-      <w:proofErr w:type="spellStart"/>
-      <w:r>
-        <w:rPr>
-          <w:lang w:val="en-US"/>
-        </w:rPr>
-        <w:t>Povlja</w:t>
-      </w:r>
-      <w:proofErr w:type="spellEnd"/>
-      <w:r>
-        <w:rPr>
-          <w:lang w:val="en-US"/>
-        </w:rPr>
-        <w:t xml:space="preserve"> bay, this church reused the basilica's baptistery — preserved right up to roof height, complete with its baptismal font — as its own sanctuary. In the 12th century, a door lintel carved with a Cyrillic inscription by the master craftsman Radonja was set into the building — known as the Lintel of </w:t>
-      </w:r>
-      <w:proofErr w:type="spellStart"/>
-      <w:r>
-        <w:rPr>
-          <w:lang w:val="en-US"/>
-        </w:rPr>
-        <w:t>Povlja</w:t>
-      </w:r>
-      <w:proofErr w:type="spellEnd"/>
-      <w:r>
-        <w:rPr>
-          <w:lang w:val="en-US"/>
-        </w:rPr>
-        <w:t xml:space="preserve">, now held in the Museum of Croatian Archaeological Monuments in Split. During the period of Benedictine ownership, a fortified </w:t>
-      </w:r>
-      <w:proofErr w:type="spellStart"/>
-      <w:r>
-        <w:rPr>
-          <w:lang w:val="en-US"/>
-        </w:rPr>
-        <w:t>kaštil</w:t>
-      </w:r>
-      <w:proofErr w:type="spellEnd"/>
-      <w:r>
-        <w:rPr>
-          <w:lang w:val="en-US"/>
-        </w:rPr>
-        <w:t xml:space="preserve"> with battlements was built directly over the church's sanctuary. The bell tower seen today dates to 1882, and the north and south naves were added in 1924. The parish church and rectory together hold a collection of movable objects and artworks spanning the 15th to 20th centuries, numbering over 200 pieces, most notably the Renaissance-era altars of Our Lady of the Rosary and the Sacred Heart of Jesus, both the work of the </w:t>
-      </w:r>
-      <w:proofErr w:type="spellStart"/>
-      <w:r>
-        <w:rPr>
-          <w:lang w:val="en-US"/>
-        </w:rPr>
-        <w:t>Bokanić</w:t>
-      </w:r>
-      <w:proofErr w:type="spellEnd"/>
-      <w:r>
-        <w:rPr>
-          <w:lang w:val="en-US"/>
-        </w:rPr>
-        <w:t xml:space="preserve"> family of master builders. Its historic organ, from 1838, was built by the Venetian workshop of Jakov Bazzani and Sons and restored in 1997 by the </w:t>
-      </w:r>
-      <w:proofErr w:type="spellStart"/>
-      <w:r>
-        <w:rPr>
-          <w:lang w:val="en-US"/>
-        </w:rPr>
-        <w:t>Heferer</w:t>
-      </w:r>
-      <w:proofErr w:type="spellEnd"/>
-      <w:r>
-        <w:rPr>
-          <w:lang w:val="en-US"/>
-        </w:rPr>
-        <w:t xml:space="preserve"> workshop of Zagreb.</w:t>
-      </w:r>
-    </w:p>
-    <w:p>
-      <w:pPr>
-        <w:rPr>
-          <w:lang w:val="en-US"/>
-        </w:rPr>
-      </w:pPr>
-      <w:r>
-        <w:rPr>
-          <w:b/>
-          <w:bCs/>
-          <w:lang w:val="en-US"/>
-        </w:rPr>
-        <w:t xml:space="preserve">Lintel and Charter of </w:t>
-      </w:r>
-      <w:proofErr w:type="spellStart"/>
-      <w:r>
-        <w:rPr>
-          <w:b/>
-          <w:bCs/>
-          <w:lang w:val="en-US"/>
-        </w:rPr>
-        <w:t>Povlja</w:t>
-      </w:r>
-      <w:proofErr w:type="spellEnd"/>
-      <w:r>
-        <w:rPr>
-          <w:lang w:val="en-US"/>
-        </w:rPr>
-        <w:t xml:space="preserve"> </w:t>
-      </w:r>
-      <w:proofErr w:type="gramStart"/>
-      <w:r>
-        <w:rPr>
-          <w:lang w:val="en-US"/>
-        </w:rPr>
-        <w:t>The</w:t>
-      </w:r>
-      <w:proofErr w:type="gramEnd"/>
-      <w:r>
-        <w:rPr>
-          <w:lang w:val="en-US"/>
-        </w:rPr>
-        <w:t xml:space="preserve"> Lintel of </w:t>
-      </w:r>
-      <w:proofErr w:type="spellStart"/>
-      <w:r>
-        <w:rPr>
-          <w:lang w:val="en-US"/>
-        </w:rPr>
-        <w:t>Povlja</w:t>
-      </w:r>
-      <w:proofErr w:type="spellEnd"/>
-      <w:r>
-        <w:rPr>
-          <w:lang w:val="en-US"/>
-        </w:rPr>
-        <w:t xml:space="preserve">, dated 1184, is the oldest complete inscription in Croatian Cyrillic script found anywhere. A later parchment copy, the Charter of </w:t>
-      </w:r>
-      <w:proofErr w:type="spellStart"/>
-      <w:r>
-        <w:rPr>
-          <w:lang w:val="en-US"/>
-        </w:rPr>
-        <w:t>Povlja</w:t>
-      </w:r>
-      <w:proofErr w:type="spellEnd"/>
-      <w:r>
-        <w:rPr>
-          <w:lang w:val="en-US"/>
-        </w:rPr>
-        <w:t xml:space="preserve">, made in 1250 and preserved today in the parish archive of </w:t>
-      </w:r>
-      <w:proofErr w:type="spellStart"/>
-      <w:r>
-        <w:rPr>
-          <w:lang w:val="en-US"/>
-        </w:rPr>
-        <w:t>Pučišća</w:t>
-      </w:r>
-      <w:proofErr w:type="spellEnd"/>
-      <w:r>
-        <w:rPr>
-          <w:lang w:val="en-US"/>
-        </w:rPr>
-        <w:t xml:space="preserve">, expanded on it and remains one of the oldest and most important documents in the Croatian language. Together, they make </w:t>
-      </w:r>
-      <w:proofErr w:type="spellStart"/>
-      <w:r>
-        <w:rPr>
-          <w:lang w:val="en-US"/>
-        </w:rPr>
-        <w:t>Povlja</w:t>
-      </w:r>
-      <w:proofErr w:type="spellEnd"/>
-      <w:r>
-        <w:rPr>
-          <w:lang w:val="en-US"/>
-        </w:rPr>
-        <w:t xml:space="preserve"> a quiet but genuine milestone on any ride around the island.</w:t>
-      </w:r>
-    </w:p>
-    <w:p>
-      <w:pPr>
-        <w:rPr>
-          <w:lang w:val="en-US"/>
-        </w:rPr>
-      </w:pPr>
-      <w:r>
-        <w:rPr>
-          <w:b/>
-          <w:bCs/>
-          <w:lang w:val="en-US"/>
-        </w:rPr>
-        <w:t>Village House (</w:t>
-      </w:r>
-      <w:proofErr w:type="spellStart"/>
-      <w:r>
-        <w:rPr>
-          <w:b/>
-          <w:bCs/>
-          <w:lang w:val="en-US"/>
-        </w:rPr>
-        <w:t>Ivanica</w:t>
-      </w:r>
-      <w:proofErr w:type="spellEnd"/>
-      <w:r>
-        <w:rPr>
-          <w:b/>
-          <w:bCs/>
-          <w:lang w:val="en-US"/>
-        </w:rPr>
-        <w:t xml:space="preserve"> </w:t>
-      </w:r>
-      <w:proofErr w:type="spellStart"/>
-      <w:r>
-        <w:rPr>
-          <w:b/>
-          <w:bCs/>
-          <w:lang w:val="en-US"/>
-        </w:rPr>
-        <w:t>Beović</w:t>
-      </w:r>
-      <w:proofErr w:type="spellEnd"/>
-      <w:r>
-        <w:rPr>
-          <w:b/>
-          <w:bCs/>
-          <w:lang w:val="en-US"/>
-        </w:rPr>
-        <w:t xml:space="preserve"> House)</w:t>
-      </w:r>
-      <w:r>
-        <w:rPr>
-          <w:lang w:val="en-US"/>
-        </w:rPr>
-        <w:t xml:space="preserve"> A traditional village house built on sloping ground in </w:t>
-      </w:r>
-      <w:proofErr w:type="spellStart"/>
-      <w:r>
-        <w:rPr>
-          <w:lang w:val="en-US"/>
-        </w:rPr>
-        <w:t>Povlja</w:t>
-      </w:r>
-      <w:proofErr w:type="spellEnd"/>
-      <w:r>
-        <w:rPr>
-          <w:lang w:val="en-US"/>
-        </w:rPr>
-        <w:t xml:space="preserve">, its lower level cut partly into the living rock and used as a wine cellar, with a wooden lintel over its door </w:t>
-      </w:r>
-      <w:r>
-        <w:rPr>
-          <w:lang w:val="en-US"/>
-        </w:rPr>
-        <w:lastRenderedPageBreak/>
-        <w:t>and a stone-roofed upper floor — a good, unpretentious example of 18th- and 19th-century rural building on the island.</w:t>
-      </w:r>
-    </w:p>
-    <w:p>
-      <w:pPr>
-        <w:rPr>
-          <w:lang w:val="en-US"/>
-        </w:rPr>
-      </w:pPr>
-      <w:r>
-        <w:rPr>
-          <w:b/>
-          <w:bCs/>
-          <w:lang w:val="en-US"/>
-        </w:rPr>
-        <w:t xml:space="preserve">Roman-Era Remains at </w:t>
-      </w:r>
-      <w:proofErr w:type="spellStart"/>
-      <w:r>
-        <w:rPr>
-          <w:b/>
-          <w:bCs/>
-          <w:lang w:val="en-US"/>
-        </w:rPr>
-        <w:t>Žalo</w:t>
-      </w:r>
-      <w:proofErr w:type="spellEnd"/>
-      <w:r>
-        <w:rPr>
-          <w:lang w:val="en-US"/>
-        </w:rPr>
-        <w:t xml:space="preserve"> </w:t>
-      </w:r>
-      <w:proofErr w:type="gramStart"/>
-      <w:r>
-        <w:rPr>
-          <w:lang w:val="en-US"/>
-        </w:rPr>
-        <w:t>On</w:t>
-      </w:r>
-      <w:proofErr w:type="gramEnd"/>
-      <w:r>
-        <w:rPr>
-          <w:lang w:val="en-US"/>
-        </w:rPr>
-        <w:t xml:space="preserve"> the site of a group of houses at </w:t>
-      </w:r>
-      <w:proofErr w:type="spellStart"/>
-      <w:r>
-        <w:rPr>
-          <w:lang w:val="en-US"/>
-        </w:rPr>
-        <w:t>Žalo</w:t>
-      </w:r>
-      <w:proofErr w:type="spellEnd"/>
-      <w:r>
-        <w:rPr>
-          <w:lang w:val="en-US"/>
-        </w:rPr>
-        <w:t xml:space="preserve"> in </w:t>
-      </w:r>
-      <w:proofErr w:type="spellStart"/>
-      <w:r>
-        <w:rPr>
-          <w:lang w:val="en-US"/>
-        </w:rPr>
-        <w:t>Povlja</w:t>
-      </w:r>
-      <w:proofErr w:type="spellEnd"/>
-      <w:r>
-        <w:rPr>
-          <w:lang w:val="en-US"/>
-        </w:rPr>
-        <w:t xml:space="preserve"> once stood a Roman villa rustica, of which an enclosure wall survives to the east and a smaller structure with characteristic Roman-era stonework to the west, along with worked stone and fragments of Roman brick and roof tile.</w:t>
-      </w:r>
-    </w:p>
-    <w:p>
-      <w:pPr>
-        <w:rPr>
-          <w:b/>
-          <w:bCs/>
-          <w:lang w:val="en-US"/>
-        </w:rPr>
-      </w:pPr>
-      <w:r>
-        <w:rPr>
-          <w:rFonts w:ascii="Segoe UI Emoji" w:hAnsi="Segoe UI Emoji" w:cs="Segoe UI Emoji"/>
-          <w:b/>
-          <w:bCs/>
-          <w:lang w:val="en-US"/>
-        </w:rPr>
-        <w:t>🏘️</w:t>
-      </w:r>
-      <w:r>
-        <w:rPr>
-          <w:b/>
-          <w:bCs/>
-          <w:lang w:val="en-US"/>
-        </w:rPr>
-        <w:t xml:space="preserve"> SELCA</w:t>
-      </w:r>
-    </w:p>
-    <w:p>
-      <w:pPr>
-        <w:rPr>
-          <w:lang w:val="en-US"/>
-        </w:rPr>
-      </w:pPr>
-      <w:r>
-        <w:rPr>
-          <w:i/>
-          <w:iCs/>
-          <w:lang w:val="en-US"/>
-        </w:rPr>
-        <w:t xml:space="preserve">Once a satellite of </w:t>
-      </w:r>
-      <w:proofErr w:type="spellStart"/>
-      <w:r>
-        <w:rPr>
-          <w:i/>
-          <w:iCs/>
-          <w:lang w:val="en-US"/>
-        </w:rPr>
-        <w:t>Povlja</w:t>
-      </w:r>
-      <w:proofErr w:type="spellEnd"/>
-      <w:r>
-        <w:rPr>
-          <w:i/>
-          <w:iCs/>
-          <w:lang w:val="en-US"/>
-        </w:rPr>
-        <w:t>, Selca grew rich on the stone trade and now holds an unusual density of monuments — including the first Tolstoy memorial ever built anywhere in the world — alongside grand merchant houses scarred by the Italian burning of the village in 1943.</w:t>
-      </w:r>
-    </w:p>
-    <w:p>
-      <w:pPr>
-        <w:rPr>
-          <w:lang w:val="en-US"/>
-        </w:rPr>
-      </w:pPr>
-      <w:proofErr w:type="spellStart"/>
-      <w:r>
-        <w:rPr>
-          <w:b/>
-          <w:bCs/>
-          <w:lang w:val="en-US"/>
-        </w:rPr>
-        <w:t>Podsmrčevik</w:t>
-      </w:r>
-      <w:proofErr w:type="spellEnd"/>
-      <w:r>
-        <w:rPr>
-          <w:b/>
-          <w:bCs/>
-          <w:lang w:val="en-US"/>
-        </w:rPr>
-        <w:t xml:space="preserve"> Abandoned Eco-Village</w:t>
-      </w:r>
-      <w:r>
-        <w:rPr>
-          <w:lang w:val="en-US"/>
-        </w:rPr>
-        <w:t xml:space="preserve"> A silent, well-preserved stone hamlet in the hills above Selca, left empty for decades. Riding the interior gravel tracks here means passing empty houses, old animal pens, and ivy-choked wells — a quiet, haunting look at the island's old shepherd life.</w:t>
-      </w:r>
-    </w:p>
-    <w:p>
-      <w:pPr>
-        <w:rPr>
-          <w:lang w:val="en-US"/>
-        </w:rPr>
-      </w:pPr>
-      <w:r>
-        <w:rPr>
-          <w:b/>
-          <w:bCs/>
-          <w:lang w:val="en-US"/>
-        </w:rPr>
-        <w:t>Selca Monuments &amp; Park</w:t>
-      </w:r>
-      <w:r>
-        <w:rPr>
-          <w:lang w:val="en-US"/>
-        </w:rPr>
-        <w:t xml:space="preserve"> Selca has more monuments per capita than almost anywhere in Croatia, and its most surprising claim to fame: the very first monument to Leo Tolstoy anywhere in the world, raised here in 1911, a year after his death, by locals inspired by a Slovak doctor who'd settled in the village. Riding through its streets feels like passing through an open-air sculpture park.</w:t>
-      </w:r>
-    </w:p>
-    <w:p>
-      <w:pPr>
-        <w:rPr>
-          <w:lang w:val="en-US"/>
-        </w:rPr>
-      </w:pPr>
-      <w:r>
-        <w:rPr>
-          <w:b/>
-          <w:bCs/>
-          <w:lang w:val="en-US"/>
-        </w:rPr>
-        <w:t>Church of Our Lady of Carmel</w:t>
-      </w:r>
-      <w:r>
-        <w:rPr>
-          <w:lang w:val="en-US"/>
-        </w:rPr>
-        <w:t xml:space="preserve"> Selca's original parish church, built in the 18th century on the southwest side of the village square on the site of an older chapel recorded as early as 1633 as "Our Lady in Selca." Completed in 1871 with the addition of its triple-arched bell-gable, this three-nave church has a basilica-style facade with three portals, a rose window above the central door, and quatrefoil openings above the side doors — a solid example of later 19th-century sacred architecture with restrained neo-baroque detailing.</w:t>
-      </w:r>
-    </w:p>
-    <w:p>
-      <w:pPr>
-        <w:rPr>
-          <w:lang w:val="en-US"/>
-        </w:rPr>
-      </w:pPr>
-      <w:r>
-        <w:rPr>
-          <w:b/>
-          <w:bCs/>
-          <w:lang w:val="en-US"/>
-        </w:rPr>
-        <w:t>Church of Christ the King</w:t>
-      </w:r>
-      <w:r>
-        <w:rPr>
-          <w:lang w:val="en-US"/>
-        </w:rPr>
-        <w:t xml:space="preserve"> Nicknamed the "Cathedral of </w:t>
-      </w:r>
-      <w:proofErr w:type="spellStart"/>
-      <w:r>
-        <w:rPr>
-          <w:lang w:val="en-US"/>
-        </w:rPr>
-        <w:t>Brač</w:t>
-      </w:r>
-      <w:proofErr w:type="spellEnd"/>
-      <w:r>
-        <w:rPr>
-          <w:lang w:val="en-US"/>
-        </w:rPr>
-        <w:t>," this 45-meter neo-Romanesque church was designed by the Austrian engineer Adolf Schlauf and built in 1919 with the help of local builders and stonemasons, its capitals modeled on early Christian originals. It dominates the eastern skyline and can be seen for miles as you ride down from the interior. Inside stands a bronze statue of Christ the King by the sculptor Ivan Meštrović, dated 1956 — according to local tradition cast from spent shell casings gathered from the surrounding hills after the wars that had touched the island, a monument to peace built from the tools of war.</w:t>
-      </w:r>
-    </w:p>
-    <w:p>
-      <w:pPr>
-        <w:rPr>
-          <w:lang w:val="en-US"/>
-        </w:rPr>
-      </w:pPr>
-      <w:r>
-        <w:rPr>
-          <w:b/>
-          <w:bCs/>
-          <w:lang w:val="en-US"/>
-        </w:rPr>
-        <w:t xml:space="preserve">Church of St. </w:t>
-      </w:r>
-      <w:proofErr w:type="spellStart"/>
-      <w:r>
-        <w:rPr>
-          <w:b/>
-          <w:bCs/>
-          <w:lang w:val="en-US"/>
-        </w:rPr>
-        <w:t>Nedjelje</w:t>
-      </w:r>
-      <w:proofErr w:type="spellEnd"/>
-      <w:r>
-        <w:rPr>
-          <w:b/>
-          <w:bCs/>
-          <w:lang w:val="en-US"/>
-        </w:rPr>
-        <w:t xml:space="preserve"> (Holy Sunday)</w:t>
-      </w:r>
-      <w:r>
-        <w:rPr>
-          <w:lang w:val="en-US"/>
-        </w:rPr>
-        <w:t xml:space="preserve"> On the western slope of </w:t>
-      </w:r>
-      <w:proofErr w:type="spellStart"/>
-      <w:r>
-        <w:rPr>
-          <w:lang w:val="en-US"/>
-        </w:rPr>
-        <w:t>Gradac</w:t>
-      </w:r>
-      <w:proofErr w:type="spellEnd"/>
-      <w:r>
-        <w:rPr>
-          <w:lang w:val="en-US"/>
-        </w:rPr>
-        <w:t xml:space="preserve"> hill, beneath a prehistoric hillfort, this pre-Romanesque church is mentioned by name in the Charter of </w:t>
-      </w:r>
-      <w:proofErr w:type="spellStart"/>
-      <w:r>
-        <w:rPr>
-          <w:lang w:val="en-US"/>
-        </w:rPr>
-        <w:t>Povlja</w:t>
-      </w:r>
-      <w:proofErr w:type="spellEnd"/>
-      <w:r>
-        <w:rPr>
-          <w:lang w:val="en-US"/>
-        </w:rPr>
-        <w:t>. Its altar holds an 18th-century painting on slate of the Madonna and Child with saints, and the walled churchyard around it holds a medieval cemetery marked with flat monolithic tombstones.</w:t>
-      </w:r>
-    </w:p>
-    <w:p>
-      <w:pPr>
-        <w:rPr>
-          <w:lang w:val="en-US"/>
-        </w:rPr>
-      </w:pPr>
-      <w:r>
-        <w:rPr>
-          <w:b/>
-          <w:bCs/>
-          <w:lang w:val="en-US"/>
-        </w:rPr>
-        <w:t>Church of St. Thomas</w:t>
-      </w:r>
-      <w:r>
-        <w:rPr>
-          <w:lang w:val="en-US"/>
-        </w:rPr>
-        <w:t xml:space="preserve"> Above the hamlet of </w:t>
-      </w:r>
-      <w:proofErr w:type="spellStart"/>
-      <w:r>
-        <w:rPr>
-          <w:lang w:val="en-US"/>
-        </w:rPr>
-        <w:t>Nasela</w:t>
-      </w:r>
-      <w:proofErr w:type="spellEnd"/>
-      <w:r>
-        <w:rPr>
-          <w:lang w:val="en-US"/>
-        </w:rPr>
-        <w:t>, west of Selca toward Gornji Humac, this tiny pre-Romanesque church ranks among the smallest sacred buildings on the island.</w:t>
-      </w:r>
-    </w:p>
-    <w:p>
-      <w:pPr>
-        <w:rPr>
-          <w:lang w:val="en-US"/>
-        </w:rPr>
-      </w:pPr>
-      <w:proofErr w:type="spellStart"/>
-      <w:r>
-        <w:rPr>
-          <w:b/>
-          <w:bCs/>
-          <w:lang w:val="en-US"/>
-        </w:rPr>
-        <w:t>Kuća</w:t>
-      </w:r>
-      <w:proofErr w:type="spellEnd"/>
-      <w:r>
-        <w:rPr>
-          <w:b/>
-          <w:bCs/>
-          <w:lang w:val="en-US"/>
-        </w:rPr>
-        <w:t xml:space="preserve"> Štambuk-</w:t>
-      </w:r>
-      <w:proofErr w:type="spellStart"/>
-      <w:r>
-        <w:rPr>
-          <w:b/>
-          <w:bCs/>
-          <w:lang w:val="en-US"/>
-        </w:rPr>
-        <w:t>Paloc</w:t>
-      </w:r>
-      <w:proofErr w:type="spellEnd"/>
-      <w:r>
-        <w:rPr>
-          <w:lang w:val="en-US"/>
-        </w:rPr>
-        <w:t xml:space="preserve"> A stone two-story house built in 1869 facing the Church of Christ the King, raised by the Štambuk family — prominent merchants, stonemasons, and quarry owners. Its neoclassical </w:t>
-      </w:r>
-      <w:r>
-        <w:rPr>
-          <w:lang w:val="en-US"/>
-        </w:rPr>
-        <w:lastRenderedPageBreak/>
-        <w:t xml:space="preserve">facade, built from finely jointed stone blocks, carries rich architectural detailing and balconies on both upper floors, with the construction date carved above a central attic window. A showcase of </w:t>
-      </w:r>
-      <w:proofErr w:type="spellStart"/>
-      <w:r>
-        <w:rPr>
-          <w:lang w:val="en-US"/>
-        </w:rPr>
-        <w:t>Brač</w:t>
-      </w:r>
-      <w:proofErr w:type="spellEnd"/>
-      <w:r>
-        <w:rPr>
-          <w:lang w:val="en-US"/>
-        </w:rPr>
-        <w:t xml:space="preserve"> stone-carving skill, it was badly damaged when Italian forces burned Selca in 1943 and has never been restored.</w:t>
-      </w:r>
-    </w:p>
-    <w:p>
-      <w:pPr>
-        <w:rPr>
-          <w:lang w:val="en-US"/>
-        </w:rPr>
-      </w:pPr>
-      <w:r>
-        <w:rPr>
-          <w:b/>
-          <w:bCs/>
-          <w:lang w:val="en-US"/>
-        </w:rPr>
-        <w:t xml:space="preserve">Ruins of the </w:t>
-      </w:r>
-      <w:proofErr w:type="spellStart"/>
-      <w:r>
-        <w:rPr>
-          <w:b/>
-          <w:bCs/>
-          <w:lang w:val="en-US"/>
-        </w:rPr>
-        <w:t>Vusio</w:t>
-      </w:r>
-      <w:proofErr w:type="spellEnd"/>
-      <w:r>
-        <w:rPr>
-          <w:b/>
-          <w:bCs/>
-          <w:lang w:val="en-US"/>
-        </w:rPr>
-        <w:t xml:space="preserve"> Tower</w:t>
-      </w:r>
-      <w:r>
-        <w:rPr>
-          <w:lang w:val="en-US"/>
-        </w:rPr>
-        <w:t xml:space="preserve"> In the fields south of Selca stands the ruined two-story tower of the noble </w:t>
-      </w:r>
-      <w:proofErr w:type="spellStart"/>
-      <w:r>
-        <w:rPr>
-          <w:lang w:val="en-US"/>
-        </w:rPr>
-        <w:t>Vusio</w:t>
-      </w:r>
-      <w:proofErr w:type="spellEnd"/>
-      <w:r>
-        <w:rPr>
-          <w:lang w:val="en-US"/>
-        </w:rPr>
-        <w:t xml:space="preserve"> (</w:t>
-      </w:r>
-      <w:proofErr w:type="spellStart"/>
-      <w:r>
-        <w:rPr>
-          <w:lang w:val="en-US"/>
-        </w:rPr>
-        <w:t>Vužić</w:t>
-      </w:r>
-      <w:proofErr w:type="spellEnd"/>
-      <w:r>
-        <w:rPr>
-          <w:lang w:val="en-US"/>
-        </w:rPr>
-        <w:t xml:space="preserve">) family, square in plan and built without ground-floor openings for defense — its only entrance set on the first floor of the west facade. Raised in the 17th century by the Bol branch of the </w:t>
-      </w:r>
-      <w:proofErr w:type="spellStart"/>
-      <w:r>
-        <w:rPr>
-          <w:lang w:val="en-US"/>
-        </w:rPr>
-        <w:t>Vusio</w:t>
-      </w:r>
-      <w:proofErr w:type="spellEnd"/>
-      <w:r>
-        <w:rPr>
-          <w:lang w:val="en-US"/>
-        </w:rPr>
-        <w:t xml:space="preserve"> family, who produced several notable captains of the </w:t>
-      </w:r>
-      <w:proofErr w:type="spellStart"/>
-      <w:r>
-        <w:rPr>
-          <w:lang w:val="en-US"/>
-        </w:rPr>
-        <w:t>Brač</w:t>
-      </w:r>
-      <w:proofErr w:type="spellEnd"/>
-      <w:r>
-        <w:rPr>
-          <w:lang w:val="en-US"/>
-        </w:rPr>
-        <w:t xml:space="preserve"> galley, this isolated tower once guarded the surrounding farmland.</w:t>
-      </w:r>
-    </w:p>
-    <w:p>
-      <w:pPr>
-        <w:rPr>
-          <w:lang w:val="en-US"/>
-        </w:rPr>
-      </w:pPr>
-      <w:proofErr w:type="spellStart"/>
-      <w:r>
-        <w:rPr>
-          <w:b/>
-          <w:bCs/>
-          <w:lang w:val="en-US"/>
-        </w:rPr>
-        <w:t>Didolića</w:t>
-      </w:r>
-      <w:proofErr w:type="spellEnd"/>
-      <w:r>
-        <w:rPr>
-          <w:b/>
-          <w:bCs/>
-          <w:lang w:val="en-US"/>
-        </w:rPr>
-        <w:t xml:space="preserve"> </w:t>
-      </w:r>
-      <w:proofErr w:type="spellStart"/>
-      <w:r>
-        <w:rPr>
-          <w:b/>
-          <w:bCs/>
-          <w:lang w:val="en-US"/>
-        </w:rPr>
-        <w:t>Dvori</w:t>
-      </w:r>
-      <w:proofErr w:type="spellEnd"/>
-      <w:r>
-        <w:rPr>
-          <w:b/>
-          <w:bCs/>
-          <w:lang w:val="en-US"/>
-        </w:rPr>
-        <w:t xml:space="preserve"> (</w:t>
-      </w:r>
-      <w:proofErr w:type="spellStart"/>
-      <w:r>
-        <w:rPr>
-          <w:b/>
-          <w:bCs/>
-          <w:lang w:val="en-US"/>
-        </w:rPr>
-        <w:t>Didolić</w:t>
-      </w:r>
-      <w:proofErr w:type="spellEnd"/>
-      <w:r>
-        <w:rPr>
-          <w:b/>
-          <w:bCs/>
-          <w:lang w:val="en-US"/>
-        </w:rPr>
-        <w:t xml:space="preserve"> Manor)</w:t>
-      </w:r>
-      <w:r>
-        <w:rPr>
-          <w:lang w:val="en-US"/>
-        </w:rPr>
-        <w:t xml:space="preserve"> Built by the prominent </w:t>
-      </w:r>
-      <w:proofErr w:type="spellStart"/>
-      <w:r>
-        <w:rPr>
-          <w:lang w:val="en-US"/>
-        </w:rPr>
-        <w:t>Didolić</w:t>
-      </w:r>
-      <w:proofErr w:type="spellEnd"/>
-      <w:r>
-        <w:rPr>
-          <w:lang w:val="en-US"/>
-        </w:rPr>
-        <w:t xml:space="preserve"> family of Selca in the second half of the 19th century, this L-shaped, two-story stone manor stood at the center of the town's cultural and political life during the era of the Croatian National Revival, its terrace well-crown still carved with the coat of arms of the Triune Kingdom (Croatia-Slavonia-Dalmatia). The house was damaged in the 1943 burning of Selca.</w:t>
-      </w:r>
-    </w:p>
-    <w:p>
-      <w:pPr>
-        <w:rPr>
-          <w:b/>
-          <w:bCs/>
-          <w:lang w:val="en-US"/>
-        </w:rPr>
-      </w:pPr>
-      <w:r>
-        <w:rPr>
-          <w:rFonts w:ascii="Segoe UI Emoji" w:hAnsi="Segoe UI Emoji" w:cs="Segoe UI Emoji"/>
-          <w:b/>
-          <w:bCs/>
-          <w:lang w:val="en-US"/>
-        </w:rPr>
-        <w:t>🏘️</w:t>
-      </w:r>
-      <w:r>
-        <w:rPr>
-          <w:b/>
-          <w:bCs/>
-          <w:lang w:val="en-US"/>
-        </w:rPr>
-        <w:t xml:space="preserve"> PRAŽNICA</w:t>
-      </w:r>
-    </w:p>
-    <w:p>
-      <w:pPr>
-        <w:rPr>
-          <w:lang w:val="en-US"/>
-        </w:rPr>
-      </w:pPr>
-      <w:r>
-        <w:rPr>
-          <w:i/>
-          <w:iCs/>
-          <w:lang w:val="en-US"/>
-        </w:rPr>
-        <w:t xml:space="preserve">A cluster of small hilltop churches in </w:t>
-      </w:r>
-      <w:proofErr w:type="spellStart"/>
-      <w:r>
-        <w:rPr>
-          <w:i/>
-          <w:iCs/>
-          <w:lang w:val="en-US"/>
-        </w:rPr>
-        <w:t>Brač's</w:t>
-      </w:r>
-      <w:proofErr w:type="spellEnd"/>
-      <w:r>
-        <w:rPr>
-          <w:i/>
-          <w:iCs/>
-          <w:lang w:val="en-US"/>
-        </w:rPr>
-        <w:t xml:space="preserve"> high interior, standing alongside the ruins of </w:t>
-      </w:r>
-      <w:proofErr w:type="spellStart"/>
-      <w:r>
-        <w:rPr>
-          <w:i/>
-          <w:iCs/>
-          <w:lang w:val="en-US"/>
-        </w:rPr>
-        <w:t>Straževnik</w:t>
-      </w:r>
-      <w:proofErr w:type="spellEnd"/>
-      <w:r>
-        <w:rPr>
-          <w:i/>
-          <w:iCs/>
-          <w:lang w:val="en-US"/>
-        </w:rPr>
-        <w:t xml:space="preserve"> — a vanished medieval settlement whose two surviving chapels rank among the oldest and loneliest sacred sites on the island.</w:t>
-      </w:r>
-    </w:p>
-    <w:p>
-      <w:pPr>
-        <w:rPr>
-          <w:lang w:val="en-US"/>
-        </w:rPr>
-      </w:pPr>
-      <w:r>
-        <w:rPr>
-          <w:b/>
-          <w:bCs/>
-          <w:lang w:val="en-US"/>
-        </w:rPr>
-        <w:t>Church of St. Nicholas</w:t>
-      </w:r>
-      <w:r>
-        <w:rPr>
-          <w:lang w:val="en-US"/>
-        </w:rPr>
-        <w:t xml:space="preserve"> A 14th-century cemetery chapel on the windswept plateau near </w:t>
-      </w:r>
-      <w:proofErr w:type="spellStart"/>
-      <w:r>
-        <w:rPr>
-          <w:lang w:val="en-US"/>
-        </w:rPr>
-        <w:t>Pražnica</w:t>
-      </w:r>
-      <w:proofErr w:type="spellEnd"/>
-      <w:r>
-        <w:rPr>
-          <w:lang w:val="en-US"/>
-        </w:rPr>
-        <w:t>, with a plain stone-tile roof and a simple bell gable. A quiet, atmospheric stop on the climb through the island's high interior.</w:t>
-      </w:r>
-    </w:p>
-    <w:p>
-      <w:pPr>
-        <w:rPr>
-          <w:lang w:val="en-US"/>
-        </w:rPr>
-      </w:pPr>
-      <w:r>
-        <w:rPr>
-          <w:b/>
-          <w:bCs/>
-          <w:lang w:val="en-US"/>
-        </w:rPr>
-        <w:t xml:space="preserve">Church of St. Ante </w:t>
-      </w:r>
-      <w:proofErr w:type="spellStart"/>
-      <w:r>
-        <w:rPr>
-          <w:b/>
-          <w:bCs/>
-          <w:lang w:val="en-US"/>
-        </w:rPr>
-        <w:t>Opata</w:t>
-      </w:r>
-      <w:proofErr w:type="spellEnd"/>
-      <w:r>
-        <w:rPr>
-          <w:lang w:val="en-US"/>
-        </w:rPr>
-        <w:t xml:space="preserve"> </w:t>
-      </w:r>
-      <w:proofErr w:type="spellStart"/>
-      <w:r>
-        <w:rPr>
-          <w:lang w:val="en-US"/>
-        </w:rPr>
-        <w:t>Pražnica's</w:t>
-      </w:r>
-      <w:proofErr w:type="spellEnd"/>
-      <w:r>
-        <w:rPr>
-          <w:lang w:val="en-US"/>
-        </w:rPr>
-        <w:t xml:space="preserve"> parish church, built in the second half of the 18th century on the site of an older Gothic chapel and enlarged again in 1885. Inside, the three-nave interior holds a baroque stone relief of the Madonna and Child with saints by local stonemasons, and a side altar with St. Jerome in his cave, made under the influence of the </w:t>
-      </w:r>
-      <w:proofErr w:type="spellStart"/>
-      <w:r>
-        <w:rPr>
-          <w:lang w:val="en-US"/>
-        </w:rPr>
-        <w:t>Alešiv</w:t>
-      </w:r>
-      <w:proofErr w:type="spellEnd"/>
-      <w:r>
-        <w:rPr>
-          <w:lang w:val="en-US"/>
-        </w:rPr>
-        <w:t xml:space="preserve"> workshop. Its bell tower, to the northeast, is topped with an octagonal lantern and an onion dome.</w:t>
-      </w:r>
-    </w:p>
-    <w:p>
-      <w:pPr>
-        <w:rPr>
-          <w:lang w:val="en-US"/>
-        </w:rPr>
-      </w:pPr>
-      <w:r>
-        <w:rPr>
-          <w:b/>
-          <w:bCs/>
-          <w:lang w:val="en-US"/>
-        </w:rPr>
-        <w:t>Church of St. Cyprian (Cemetery)</w:t>
-      </w:r>
-      <w:r>
-        <w:rPr>
-          <w:lang w:val="en-US"/>
-        </w:rPr>
-        <w:t xml:space="preserve"> </w:t>
-      </w:r>
-      <w:proofErr w:type="spellStart"/>
-      <w:r>
-        <w:rPr>
-          <w:lang w:val="en-US"/>
-        </w:rPr>
-        <w:t>Pražnica's</w:t>
-      </w:r>
-      <w:proofErr w:type="spellEnd"/>
-      <w:r>
-        <w:rPr>
-          <w:lang w:val="en-US"/>
-        </w:rPr>
-        <w:t xml:space="preserve"> cemetery church, built in the 14th–15th centuries, with a stone relief triptych dated 1467 from the circle of the sculptor Nikola </w:t>
-      </w:r>
-      <w:proofErr w:type="spellStart"/>
-      <w:r>
-        <w:rPr>
-          <w:lang w:val="en-US"/>
-        </w:rPr>
-        <w:t>Firentinac</w:t>
-      </w:r>
-      <w:proofErr w:type="spellEnd"/>
-      <w:r>
-        <w:rPr>
-          <w:lang w:val="en-US"/>
-        </w:rPr>
-        <w:t xml:space="preserve"> on its altar, and several simple late-medieval tombstones preserved alongside it.</w:t>
-      </w:r>
-    </w:p>
-    <w:p>
-      <w:pPr>
-        <w:rPr>
-          <w:lang w:val="en-US"/>
-        </w:rPr>
-      </w:pPr>
-      <w:r>
-        <w:rPr>
-          <w:b/>
-          <w:bCs/>
-          <w:lang w:val="en-US"/>
-        </w:rPr>
-        <w:t>Church of All Saints</w:t>
-      </w:r>
-      <w:r>
-        <w:rPr>
-          <w:lang w:val="en-US"/>
-        </w:rPr>
-        <w:t xml:space="preserve"> Built in 1638 by Antun Mihovilović, as recorded in the inscription above its door, this late-Gothic church stands in </w:t>
-      </w:r>
-      <w:proofErr w:type="spellStart"/>
-      <w:r>
-        <w:rPr>
-          <w:lang w:val="en-US"/>
-        </w:rPr>
-        <w:t>Pražnica's</w:t>
-      </w:r>
-      <w:proofErr w:type="spellEnd"/>
-      <w:r>
-        <w:rPr>
-          <w:lang w:val="en-US"/>
-        </w:rPr>
-        <w:t xml:space="preserve"> central "Selo" district, with a simple stone portal flanked by two small square windows and a rose window above.</w:t>
-      </w:r>
-    </w:p>
-    <w:p>
-      <w:pPr>
-        <w:rPr>
-          <w:lang w:val="en-US"/>
-        </w:rPr>
-      </w:pPr>
-      <w:r>
-        <w:rPr>
-          <w:b/>
-          <w:bCs/>
-          <w:lang w:val="en-US"/>
-        </w:rPr>
-        <w:t xml:space="preserve">Abandoned Village of </w:t>
-      </w:r>
-      <w:proofErr w:type="spellStart"/>
-      <w:r>
-        <w:rPr>
-          <w:b/>
-          <w:bCs/>
-          <w:lang w:val="en-US"/>
-        </w:rPr>
-        <w:t>Straževnik</w:t>
-      </w:r>
-      <w:proofErr w:type="spellEnd"/>
-      <w:r>
-        <w:rPr>
-          <w:lang w:val="en-US"/>
-        </w:rPr>
-        <w:t xml:space="preserve"> Ruins from the early Middle Ages, scattered through karst terrain. The Church of St. George here is first mentioned in a document from 1111 and still carries one of the oldest surviving bell-gables in Dalmatia. Nearby, the small Church of St. Clement — once the burial church of this vanished medieval settlement — holds a Renaissance relief of St. Clement the Pope dated 1535. </w:t>
-      </w:r>
-      <w:proofErr w:type="spellStart"/>
-      <w:r>
-        <w:rPr>
-          <w:lang w:val="en-US"/>
-        </w:rPr>
-        <w:t>Straževnik</w:t>
-      </w:r>
-      <w:proofErr w:type="spellEnd"/>
-      <w:r>
-        <w:rPr>
-          <w:lang w:val="en-US"/>
-        </w:rPr>
-        <w:t xml:space="preserve"> itself disappeared as a settlement sometime after the plague epidemics of the 15th and 16th centuries. Riding out here feels like a genuine expedition into centuries of quiet isolation.</w:t>
-      </w:r>
-    </w:p>
-    <w:p>
-      <w:pPr>
-        <w:rPr>
-          <w:b/>
-          <w:bCs/>
-          <w:lang w:val="en-US"/>
-        </w:rPr>
-      </w:pPr>
-      <w:r>
-        <w:rPr>
-          <w:rFonts w:ascii="Segoe UI Emoji" w:hAnsi="Segoe UI Emoji" w:cs="Segoe UI Emoji"/>
-          <w:b/>
-          <w:bCs/>
-          <w:lang w:val="en-US"/>
-        </w:rPr>
-        <w:lastRenderedPageBreak/>
-        <w:t>🏘️</w:t>
-      </w:r>
-      <w:r>
-        <w:rPr>
-          <w:b/>
-          <w:bCs/>
-          <w:lang w:val="en-US"/>
-        </w:rPr>
-        <w:t xml:space="preserve"> GORNJI HUMAC</w:t>
-      </w:r>
-    </w:p>
-    <w:p>
-      <w:pPr>
-        <w:rPr>
-          <w:lang w:val="en-US"/>
-        </w:rPr>
-      </w:pPr>
-      <w:r>
-        <w:rPr>
-          <w:i/>
-          <w:iCs/>
-          <w:lang w:val="en-US"/>
-        </w:rPr>
-        <w:t xml:space="preserve">A high plateau village ringed by six small churches spanning the 13th to 18th centuries, several of them tied to the vanished settlements of </w:t>
-      </w:r>
-      <w:proofErr w:type="spellStart"/>
-      <w:r>
-        <w:rPr>
-          <w:i/>
-          <w:iCs/>
-          <w:lang w:val="en-US"/>
-        </w:rPr>
-        <w:t>Straževnik</w:t>
-      </w:r>
-      <w:proofErr w:type="spellEnd"/>
-      <w:r>
-        <w:rPr>
-          <w:i/>
-          <w:iCs/>
-          <w:lang w:val="en-US"/>
-        </w:rPr>
-        <w:t xml:space="preserve">, </w:t>
-      </w:r>
-      <w:proofErr w:type="spellStart"/>
-      <w:r>
-        <w:rPr>
-          <w:i/>
-          <w:iCs/>
-          <w:lang w:val="en-US"/>
-        </w:rPr>
-        <w:t>Mošuje</w:t>
-      </w:r>
-      <w:proofErr w:type="spellEnd"/>
-      <w:r>
-        <w:rPr>
-          <w:i/>
-          <w:iCs/>
-          <w:lang w:val="en-US"/>
-        </w:rPr>
-        <w:t xml:space="preserve">, and </w:t>
-      </w:r>
-      <w:proofErr w:type="spellStart"/>
-      <w:r>
-        <w:rPr>
-          <w:i/>
-          <w:iCs/>
-          <w:lang w:val="en-US"/>
-        </w:rPr>
-        <w:t>Dubravice</w:t>
-      </w:r>
-      <w:proofErr w:type="spellEnd"/>
-      <w:r>
-        <w:rPr>
-          <w:i/>
-          <w:iCs/>
-          <w:lang w:val="en-US"/>
-        </w:rPr>
-        <w:t>, which plague and time erased from the map.</w:t>
-      </w:r>
-    </w:p>
-    <w:p>
-      <w:pPr>
-        <w:rPr>
-          <w:lang w:val="en-US"/>
-        </w:rPr>
-      </w:pPr>
-      <w:r>
-        <w:rPr>
-          <w:b/>
-          <w:bCs/>
-          <w:lang w:val="en-US"/>
-        </w:rPr>
-        <w:t>Church of the Holy Spirit</w:t>
-      </w:r>
-      <w:r>
-        <w:rPr>
-          <w:lang w:val="en-US"/>
-        </w:rPr>
-        <w:t xml:space="preserve"> A simple 14th-century Gothic church in Gornji Humac, single-</w:t>
-      </w:r>
-      <w:proofErr w:type="spellStart"/>
-      <w:r>
-        <w:rPr>
-          <w:lang w:val="en-US"/>
-        </w:rPr>
-        <w:t>naved</w:t>
-      </w:r>
-      <w:proofErr w:type="spellEnd"/>
-      <w:r>
-        <w:rPr>
-          <w:lang w:val="en-US"/>
-        </w:rPr>
-        <w:t xml:space="preserve"> with a semicircular apse and a bell-gable above its facade.</w:t>
-      </w:r>
-    </w:p>
-    <w:p>
-      <w:pPr>
-        <w:rPr>
-          <w:lang w:val="en-US"/>
-        </w:rPr>
-      </w:pPr>
-      <w:r>
-        <w:rPr>
-          <w:b/>
-          <w:bCs/>
-          <w:lang w:val="en-US"/>
-        </w:rPr>
-        <w:t xml:space="preserve">Church of </w:t>
-      </w:r>
-      <w:proofErr w:type="spellStart"/>
-      <w:r>
-        <w:rPr>
-          <w:b/>
-          <w:bCs/>
-          <w:lang w:val="en-US"/>
-        </w:rPr>
-        <w:t>Sts</w:t>
-      </w:r>
-      <w:proofErr w:type="spellEnd"/>
-      <w:r>
-        <w:rPr>
-          <w:b/>
-          <w:bCs/>
-          <w:lang w:val="en-US"/>
-        </w:rPr>
-        <w:t>. Cosmas and Damian</w:t>
-      </w:r>
-      <w:r>
-        <w:rPr>
-          <w:lang w:val="en-US"/>
-        </w:rPr>
-        <w:t xml:space="preserve"> Set atop </w:t>
-      </w:r>
-      <w:proofErr w:type="spellStart"/>
-      <w:r>
-        <w:rPr>
-          <w:lang w:val="en-US"/>
-        </w:rPr>
-        <w:t>Smrečevik</w:t>
-      </w:r>
-      <w:proofErr w:type="spellEnd"/>
-      <w:r>
-        <w:rPr>
-          <w:lang w:val="en-US"/>
-        </w:rPr>
-        <w:t xml:space="preserve"> hill on </w:t>
-      </w:r>
-      <w:proofErr w:type="spellStart"/>
-      <w:r>
-        <w:rPr>
-          <w:lang w:val="en-US"/>
-        </w:rPr>
-        <w:t>Brač's</w:t>
-      </w:r>
-      <w:proofErr w:type="spellEnd"/>
-      <w:r>
-        <w:rPr>
-          <w:lang w:val="en-US"/>
-        </w:rPr>
-        <w:t xml:space="preserve"> southern side, this pre-Romanesque church has traces of baroque wall paintings surviving in the half-dome of its apse — a rare glimpse of later decoration added to a much older building.</w:t>
-      </w:r>
-    </w:p>
-    <w:p>
-      <w:pPr>
-        <w:rPr>
-          <w:lang w:val="en-US"/>
-        </w:rPr>
-      </w:pPr>
-      <w:r>
-        <w:rPr>
-          <w:b/>
-          <w:bCs/>
-          <w:lang w:val="en-US"/>
-        </w:rPr>
-        <w:t>Church of St. Mary (Cemetery)</w:t>
-      </w:r>
-      <w:r>
-        <w:rPr>
-          <w:lang w:val="en-US"/>
-        </w:rPr>
-        <w:t xml:space="preserve"> Originally a pre-Romanesque chapel, this church became the sanctuary of a larger 17th-century extension, its older section now enclosed behind an ornate baroque wrought-iron screen. The altar holds a stone relief triptych by Nikola Firentinac, depicting the Madonna and Child with </w:t>
-      </w:r>
-      <w:proofErr w:type="spellStart"/>
-      <w:r>
-        <w:rPr>
-          <w:lang w:val="en-US"/>
-        </w:rPr>
-        <w:t>Sts</w:t>
-      </w:r>
-      <w:proofErr w:type="spellEnd"/>
-      <w:r>
-        <w:rPr>
-          <w:lang w:val="en-US"/>
-        </w:rPr>
-        <w:t>. John and Peter.</w:t>
-      </w:r>
-    </w:p>
-    <w:p>
-      <w:pPr>
-        <w:rPr>
-          <w:lang w:val="en-US"/>
-        </w:rPr>
-      </w:pPr>
-      <w:r>
-        <w:rPr>
-          <w:b/>
-          <w:bCs/>
-          <w:lang w:val="en-US"/>
-        </w:rPr>
-        <w:t>Church of St. Michael</w:t>
-      </w:r>
-      <w:r>
-        <w:rPr>
-          <w:lang w:val="en-US"/>
-        </w:rPr>
-        <w:t xml:space="preserve"> A late-Romanesque church from the 13th–14th centuries, single-</w:t>
-      </w:r>
-      <w:proofErr w:type="spellStart"/>
-      <w:r>
-        <w:rPr>
-          <w:lang w:val="en-US"/>
-        </w:rPr>
-        <w:t>naved</w:t>
-      </w:r>
-      <w:proofErr w:type="spellEnd"/>
-      <w:r>
-        <w:rPr>
-          <w:lang w:val="en-US"/>
-        </w:rPr>
-        <w:t xml:space="preserve"> with a bell-gable above its facade.</w:t>
-      </w:r>
-    </w:p>
-    <w:p>
-      <w:pPr>
-        <w:rPr>
-          <w:lang w:val="en-US"/>
-        </w:rPr>
-      </w:pPr>
-      <w:r>
-        <w:rPr>
-          <w:b/>
-          <w:bCs/>
-          <w:lang w:val="en-US"/>
-        </w:rPr>
-        <w:t>Church of St. Nicholas (Parish Church)</w:t>
-      </w:r>
-      <w:r>
-        <w:rPr>
-          <w:lang w:val="en-US"/>
-        </w:rPr>
-        <w:t xml:space="preserve"> Built in 1749 on the site of an older chapel dedicated to Our Lady of the Visitation, this is Gornji Humac's parish church, with a richly decorated rose window above its main portal. Inside are two stone triptychs: one from the school of the great Renaissance sculptor Juraj Dalmatinac, the other from the workshop of Nikola </w:t>
-      </w:r>
-      <w:proofErr w:type="spellStart"/>
-      <w:r>
-        <w:rPr>
-          <w:lang w:val="en-US"/>
-        </w:rPr>
-        <w:t>Firentinac</w:t>
-      </w:r>
-      <w:proofErr w:type="spellEnd"/>
-      <w:r>
-        <w:rPr>
-          <w:lang w:val="en-US"/>
-        </w:rPr>
-        <w:t xml:space="preserve">, moved here from the Church of </w:t>
-      </w:r>
-      <w:proofErr w:type="spellStart"/>
-      <w:r>
-        <w:rPr>
-          <w:lang w:val="en-US"/>
-        </w:rPr>
-        <w:t>Sts</w:t>
-      </w:r>
-      <w:proofErr w:type="spellEnd"/>
-      <w:r>
-        <w:rPr>
-          <w:lang w:val="en-US"/>
-        </w:rPr>
-        <w:t xml:space="preserve">. Cosmas and Damian at </w:t>
-      </w:r>
-      <w:proofErr w:type="spellStart"/>
-      <w:r>
-        <w:rPr>
-          <w:lang w:val="en-US"/>
-        </w:rPr>
-        <w:t>Straževnik</w:t>
-      </w:r>
-      <w:proofErr w:type="spellEnd"/>
-      <w:r>
-        <w:rPr>
-          <w:lang w:val="en-US"/>
-        </w:rPr>
-        <w:t>.</w:t>
-      </w:r>
-    </w:p>
-    <w:p>
-      <w:pPr>
-        <w:rPr>
-          <w:lang w:val="en-US"/>
-        </w:rPr>
-      </w:pPr>
-      <w:r>
-        <w:rPr>
-          <w:b/>
-          <w:bCs/>
-          <w:lang w:val="en-US"/>
-        </w:rPr>
-        <w:t>Church of All Saints</w:t>
-      </w:r>
-      <w:r>
-        <w:rPr>
-          <w:lang w:val="en-US"/>
-        </w:rPr>
-        <w:t xml:space="preserve"> A 13th-century church that once served the medieval settlements of </w:t>
-      </w:r>
-      <w:proofErr w:type="spellStart"/>
-      <w:r>
-        <w:rPr>
-          <w:lang w:val="en-US"/>
-        </w:rPr>
-        <w:t>Mošuje</w:t>
-      </w:r>
-      <w:proofErr w:type="spellEnd"/>
-      <w:r>
-        <w:rPr>
-          <w:lang w:val="en-US"/>
-        </w:rPr>
-        <w:t xml:space="preserve"> and </w:t>
-      </w:r>
-      <w:proofErr w:type="spellStart"/>
-      <w:r>
-        <w:rPr>
-          <w:lang w:val="en-US"/>
-        </w:rPr>
-        <w:t>Dubravice</w:t>
-      </w:r>
-      <w:proofErr w:type="spellEnd"/>
-      <w:r>
-        <w:rPr>
-          <w:lang w:val="en-US"/>
-        </w:rPr>
-        <w:t>, both of which vanished after outbreaks of plague in the 15th and 16th centuries. It stands at the center of a cemetery with orderly rows of graves under monolithic tombstones, its doorway carved with the inscription "Ecclesia Omnium Sanctorum" around a central cross, beneath a wide Romanesque bell-gable.</w:t>
-      </w:r>
-    </w:p>
-    <w:p>
-      <w:pPr>
-        <w:rPr>
-          <w:b/>
-          <w:bCs/>
-          <w:lang w:val="en-US"/>
-        </w:rPr>
-      </w:pPr>
-      <w:r>
-        <w:rPr>
-          <w:rFonts w:ascii="Segoe UI Emoji" w:hAnsi="Segoe UI Emoji" w:cs="Segoe UI Emoji"/>
-          <w:b/>
-          <w:bCs/>
-          <w:lang w:val="en-US"/>
-        </w:rPr>
-        <w:t>🏘️</w:t>
-      </w:r>
-      <w:r>
-        <w:rPr>
-          <w:b/>
-          <w:bCs/>
-          <w:lang w:val="en-US"/>
-        </w:rPr>
-        <w:t xml:space="preserve"> PUČIŠĆA</w:t>
-      </w:r>
-    </w:p>
-    <w:p>
-      <w:pPr>
-        <w:rPr>
-          <w:lang w:val="en-US"/>
-        </w:rPr>
-      </w:pPr>
-      <w:proofErr w:type="spellStart"/>
-      <w:r>
-        <w:rPr>
-          <w:i/>
-          <w:iCs/>
-          <w:lang w:val="en-US"/>
-        </w:rPr>
-        <w:t>Pučišća</w:t>
-      </w:r>
-      <w:proofErr w:type="spellEnd"/>
-      <w:r>
-        <w:rPr>
-          <w:i/>
-          <w:iCs/>
-          <w:lang w:val="en-US"/>
-        </w:rPr>
-        <w:t xml:space="preserve"> grew along the slopes around the deep Porat and Soline inlets, clustered around a set of Renaissance defensive towers — Aquilla, </w:t>
-      </w:r>
-      <w:proofErr w:type="spellStart"/>
-      <w:r>
-        <w:rPr>
-          <w:i/>
-          <w:iCs/>
-          <w:lang w:val="en-US"/>
-        </w:rPr>
-        <w:t>Prodić</w:t>
-      </w:r>
-      <w:proofErr w:type="spellEnd"/>
-      <w:r>
-        <w:rPr>
-          <w:i/>
-          <w:iCs/>
-          <w:lang w:val="en-US"/>
-        </w:rPr>
-        <w:t xml:space="preserve">, </w:t>
-      </w:r>
-      <w:proofErr w:type="spellStart"/>
-      <w:r>
-        <w:rPr>
-          <w:i/>
-          <w:iCs/>
-          <w:lang w:val="en-US"/>
-        </w:rPr>
-        <w:t>Žuvetić</w:t>
-      </w:r>
-      <w:proofErr w:type="spellEnd"/>
-      <w:r>
-        <w:rPr>
-          <w:i/>
-          <w:iCs/>
-          <w:lang w:val="en-US"/>
-        </w:rPr>
-        <w:t xml:space="preserve">, Grego, Marinović, and </w:t>
-      </w:r>
-      <w:proofErr w:type="spellStart"/>
-      <w:r>
-        <w:rPr>
-          <w:i/>
-          <w:iCs/>
-          <w:lang w:val="en-US"/>
-        </w:rPr>
-        <w:t>Dešković</w:t>
-      </w:r>
-      <w:proofErr w:type="spellEnd"/>
-      <w:r>
-        <w:rPr>
-          <w:i/>
-          <w:iCs/>
-          <w:lang w:val="en-US"/>
-        </w:rPr>
-        <w:t xml:space="preserve"> — several of which still stand today. Its stone houses, mostly modest and adapted to the terrain, are joined along the waterfront by grander 18th- and 19th-century townhouses and a few neoclassical buildings, with the late-baroque parish church and its </w:t>
-      </w:r>
-      <w:proofErr w:type="spellStart"/>
-      <w:r>
-        <w:rPr>
-          <w:i/>
-          <w:iCs/>
-          <w:lang w:val="en-US"/>
-        </w:rPr>
-        <w:t>Macanović</w:t>
-      </w:r>
-      <w:proofErr w:type="spellEnd"/>
-      <w:r>
-        <w:rPr>
-          <w:i/>
-          <w:iCs/>
-          <w:lang w:val="en-US"/>
-        </w:rPr>
-        <w:t xml:space="preserve"> bell tower, and the 16th-century Church of Our Lady of Batak, as its architectural anchors. This is also the historic heart of </w:t>
-      </w:r>
-      <w:proofErr w:type="spellStart"/>
-      <w:r>
-        <w:rPr>
-          <w:i/>
-          <w:iCs/>
-          <w:lang w:val="en-US"/>
-        </w:rPr>
-        <w:t>Brač's</w:t>
-      </w:r>
-      <w:proofErr w:type="spellEnd"/>
-      <w:r>
-        <w:rPr>
-          <w:i/>
-          <w:iCs/>
-          <w:lang w:val="en-US"/>
-        </w:rPr>
-        <w:t xml:space="preserve"> stonemasonry trade, home to its working quarry and its stonecutting school.</w:t>
-      </w:r>
-    </w:p>
-    <w:p>
-      <w:pPr>
-        <w:rPr>
-          <w:lang w:val="en-US"/>
-        </w:rPr>
-      </w:pPr>
-      <w:r>
-        <w:rPr>
-          <w:b/>
-          <w:bCs/>
-          <w:lang w:val="en-US"/>
-        </w:rPr>
-        <w:t>Church of St. George</w:t>
-      </w:r>
-      <w:r>
-        <w:rPr>
-          <w:lang w:val="en-US"/>
-        </w:rPr>
-        <w:t xml:space="preserve"> Set high on a ridge above the deep fjord-like bay of </w:t>
-      </w:r>
-      <w:proofErr w:type="spellStart"/>
-      <w:r>
-        <w:rPr>
-          <w:lang w:val="en-US"/>
-        </w:rPr>
-        <w:t>Pučišća</w:t>
-      </w:r>
-      <w:proofErr w:type="spellEnd"/>
-      <w:r>
-        <w:rPr>
-          <w:lang w:val="en-US"/>
-        </w:rPr>
-        <w:t>, this church rewards a demanding switchback climb with one of the best panoramic views on the north coast.</w:t>
-      </w:r>
-    </w:p>
-    <w:p>
-      <w:pPr>
-        <w:rPr>
-          <w:lang w:val="en-US"/>
-        </w:rPr>
-      </w:pPr>
-      <w:r>
-        <w:rPr>
-          <w:b/>
-          <w:bCs/>
-          <w:lang w:val="en-US"/>
-        </w:rPr>
-        <w:t xml:space="preserve">Church of St. George at Vela </w:t>
-      </w:r>
-      <w:proofErr w:type="spellStart"/>
-      <w:r>
-        <w:rPr>
-          <w:b/>
-          <w:bCs/>
-          <w:lang w:val="en-US"/>
-        </w:rPr>
-        <w:t>Bračuta</w:t>
-      </w:r>
-      <w:proofErr w:type="spellEnd"/>
-      <w:r>
-        <w:rPr>
-          <w:lang w:val="en-US"/>
-        </w:rPr>
-        <w:t xml:space="preserve"> West of </w:t>
-      </w:r>
-      <w:proofErr w:type="spellStart"/>
-      <w:r>
-        <w:rPr>
-          <w:lang w:val="en-US"/>
-        </w:rPr>
-        <w:t>Pučišća</w:t>
-      </w:r>
-      <w:proofErr w:type="spellEnd"/>
-      <w:r>
-        <w:rPr>
-          <w:lang w:val="en-US"/>
-        </w:rPr>
-        <w:t xml:space="preserve">, this Romanesque single-nave chapel has a tall, narrow, almost Gothic-proportioned facade topped with a substantial bell-gable. Its altar holds a </w:t>
-      </w:r>
-      <w:r>
-        <w:rPr>
-          <w:lang w:val="en-US"/>
-        </w:rPr>
-        <w:lastRenderedPageBreak/>
-        <w:t>Renaissance relief of St. George on horseback slaying the dragon, flanked by St. Jerome in his cave and St. Anthony the Abbot — a valuable example of early 14th-century sacred art.</w:t>
-      </w:r>
-    </w:p>
-    <w:p>
-      <w:pPr>
-        <w:rPr>
-          <w:lang w:val="en-US"/>
-        </w:rPr>
-      </w:pPr>
-      <w:r>
-        <w:rPr>
-          <w:b/>
-          <w:bCs/>
-          <w:lang w:val="en-US"/>
-        </w:rPr>
-        <w:t>Cemetery Church of Our Lady of Consolation</w:t>
-      </w:r>
-      <w:r>
-        <w:rPr>
-          <w:lang w:val="en-US"/>
-        </w:rPr>
-        <w:t xml:space="preserve"> Originally dedicated to St. Stephen, this church preserves an early Christian apse almost to its full height, with three windows filled with carved stone screens. A pre-Romanesque renovation shortened the building and added blind arches to support the vault, and in the 18th century Augustinian friars extended it westward with a larger nave. To the south, an early Christian baptistery with a cross-shaped font survives from the building's earliest phase.</w:t>
-      </w:r>
-    </w:p>
-    <w:p>
-      <w:pPr>
-        <w:rPr>
-          <w:lang w:val="en-US"/>
-        </w:rPr>
-      </w:pPr>
-      <w:r>
-        <w:rPr>
-          <w:b/>
-          <w:bCs/>
-          <w:lang w:val="en-US"/>
-        </w:rPr>
-        <w:t>Church of Our Lady of Batak</w:t>
-      </w:r>
-      <w:r>
-        <w:rPr>
-          <w:lang w:val="en-US"/>
-        </w:rPr>
-        <w:t xml:space="preserve"> Also known as St. Cyprian's, this church takes its name from the "Batak" district where it stands. An inscription on its door lintel names both its patron, the nobleman </w:t>
-      </w:r>
-      <w:proofErr w:type="spellStart"/>
-      <w:r>
-        <w:rPr>
-          <w:lang w:val="en-US"/>
-        </w:rPr>
-        <w:t>Ciprijan</w:t>
-      </w:r>
-      <w:proofErr w:type="spellEnd"/>
-      <w:r>
-        <w:rPr>
-          <w:lang w:val="en-US"/>
-        </w:rPr>
-        <w:t xml:space="preserve"> Žuvetić, and the </w:t>
-      </w:r>
-      <w:proofErr w:type="gramStart"/>
-      <w:r>
-        <w:rPr>
-          <w:lang w:val="en-US"/>
-        </w:rPr>
-        <w:t>Bishop</w:t>
-      </w:r>
-      <w:proofErr w:type="gramEnd"/>
-      <w:r>
-        <w:rPr>
-          <w:lang w:val="en-US"/>
-        </w:rPr>
-        <w:t xml:space="preserve"> of </w:t>
-      </w:r>
-      <w:proofErr w:type="spellStart"/>
-      <w:r>
-        <w:rPr>
-          <w:lang w:val="en-US"/>
-        </w:rPr>
-        <w:t>Šibenik</w:t>
-      </w:r>
-      <w:proofErr w:type="spellEnd"/>
-      <w:r>
-        <w:rPr>
-          <w:lang w:val="en-US"/>
-        </w:rPr>
-        <w:t>, Ivan Lucić, who consecrated it in 1533. Its main altar holds a Renaissance stone polyptych of the Madonna and Child with saints, and its collection includes 18th- and 19th-century ritual objects, among them a wax figure of the infant Jesus.</w:t>
-      </w:r>
-    </w:p>
-    <w:p>
-      <w:pPr>
-        <w:rPr>
-          <w:lang w:val="en-US"/>
-        </w:rPr>
-      </w:pPr>
-      <w:r>
-        <w:rPr>
-          <w:b/>
-          <w:bCs/>
-          <w:lang w:val="en-US"/>
-        </w:rPr>
-        <w:t>Church of St. Jerome (Parish Church)</w:t>
-      </w:r>
-      <w:r>
-        <w:rPr>
-          <w:lang w:val="en-US"/>
-        </w:rPr>
-        <w:t xml:space="preserve"> </w:t>
-      </w:r>
-      <w:proofErr w:type="spellStart"/>
-      <w:r>
-        <w:rPr>
-          <w:lang w:val="en-US"/>
-        </w:rPr>
-        <w:t>Pučišća's</w:t>
-      </w:r>
-      <w:proofErr w:type="spellEnd"/>
-      <w:r>
-        <w:rPr>
-          <w:lang w:val="en-US"/>
-        </w:rPr>
-        <w:t xml:space="preserve"> three-nave parish church, built on the site of an older 16th-century building, expanded in the mid-18th century, and extended again in 1856 when it received its current classicist stone facade. Its bell tower, with a stone loggia and onion dome, was built by </w:t>
-      </w:r>
-      <w:proofErr w:type="spellStart"/>
-      <w:r>
-        <w:rPr>
-          <w:lang w:val="en-US"/>
-        </w:rPr>
-        <w:t>Ignacije</w:t>
-      </w:r>
-      <w:proofErr w:type="spellEnd"/>
-      <w:r>
-        <w:rPr>
-          <w:lang w:val="en-US"/>
-        </w:rPr>
-        <w:t xml:space="preserve"> Macanović in the mid-1700s. Inside are carvings by the woodcarver Franjo </w:t>
-      </w:r>
-      <w:proofErr w:type="spellStart"/>
-      <w:r>
-        <w:rPr>
-          <w:lang w:val="en-US"/>
-        </w:rPr>
-        <w:t>Čučić</w:t>
-      </w:r>
-      <w:proofErr w:type="spellEnd"/>
-      <w:r>
-        <w:rPr>
-          <w:lang w:val="en-US"/>
-        </w:rPr>
-        <w:t xml:space="preserve"> from the 1500s, and the altar of St. Roko holds a gilded carved antependium from the 17th century alongside a painting by the Venetian artist Sante Peranda. The church's wider collection spans the 16th to 20th centuries — paintings, wood carvings, metalwork, vestments, and manuscripts from the 13th and 18th centuries — and includes, most significantly, the </w:t>
-      </w:r>
-      <w:proofErr w:type="spellStart"/>
-      <w:r>
-        <w:rPr>
-          <w:lang w:val="en-US"/>
-        </w:rPr>
-        <w:t>Povaljska</w:t>
-      </w:r>
-      <w:proofErr w:type="spellEnd"/>
-      <w:r>
-        <w:rPr>
-          <w:lang w:val="en-US"/>
-        </w:rPr>
-        <w:t xml:space="preserve"> </w:t>
-      </w:r>
-      <w:proofErr w:type="spellStart"/>
-      <w:r>
-        <w:rPr>
-          <w:lang w:val="en-US"/>
-        </w:rPr>
-        <w:t>Listina</w:t>
-      </w:r>
-      <w:proofErr w:type="spellEnd"/>
-      <w:r>
-        <w:rPr>
-          <w:lang w:val="en-US"/>
-        </w:rPr>
-        <w:t xml:space="preserve"> (Charter of </w:t>
-      </w:r>
-      <w:proofErr w:type="spellStart"/>
-      <w:r>
-        <w:rPr>
-          <w:lang w:val="en-US"/>
-        </w:rPr>
-        <w:t>Povlja</w:t>
-      </w:r>
-      <w:proofErr w:type="spellEnd"/>
-      <w:r>
-        <w:rPr>
-          <w:lang w:val="en-US"/>
-        </w:rPr>
-        <w:t xml:space="preserve">), the oldest surviving document written in the Croatian language: a 1250 parchment copy in Cyrillic script of the earlier 1184 inscription on the Lintel of </w:t>
-      </w:r>
-      <w:proofErr w:type="spellStart"/>
-      <w:r>
-        <w:rPr>
-          <w:lang w:val="en-US"/>
-        </w:rPr>
-        <w:t>Povlja</w:t>
-      </w:r>
-      <w:proofErr w:type="spellEnd"/>
-      <w:r>
-        <w:rPr>
-          <w:lang w:val="en-US"/>
-        </w:rPr>
-        <w:t xml:space="preserve">, kept here in the parish archive and ranking among the most important documents in Croatian legal and cultural history. Its historic organ, from 1793, was built by the </w:t>
-      </w:r>
-      <w:proofErr w:type="spellStart"/>
-      <w:r>
-        <w:rPr>
-          <w:lang w:val="en-US"/>
-        </w:rPr>
-        <w:t>Pučišća</w:t>
-      </w:r>
-      <w:proofErr w:type="spellEnd"/>
-      <w:r>
-        <w:rPr>
-          <w:lang w:val="en-US"/>
-        </w:rPr>
-        <w:t>-based workshop of Gaetano Moscatelli, modified in 1856 by the Italian craftsman Josip Girardi, adjusted again in 1961, and restored in 1973–74 by the Brussels organ builder Patrick Collon.</w:t>
-      </w:r>
-    </w:p>
-    <w:p>
-      <w:pPr>
-        <w:rPr>
-          <w:lang w:val="en-US"/>
-        </w:rPr>
-      </w:pPr>
-      <w:r>
-        <w:rPr>
-          <w:b/>
-          <w:bCs/>
-          <w:lang w:val="en-US"/>
-        </w:rPr>
-        <w:t>Church of St. Lucy</w:t>
-      </w:r>
-      <w:r>
-        <w:rPr>
-          <w:lang w:val="en-US"/>
-        </w:rPr>
-        <w:t xml:space="preserve"> A late-Renaissance chapel on the slope above </w:t>
-      </w:r>
-      <w:proofErr w:type="gramStart"/>
-      <w:r>
-        <w:rPr>
-          <w:lang w:val="en-US"/>
-        </w:rPr>
-        <w:t>Soline bay</w:t>
-      </w:r>
-      <w:proofErr w:type="gramEnd"/>
-      <w:r>
-        <w:rPr>
-          <w:lang w:val="en-US"/>
-        </w:rPr>
-        <w:t xml:space="preserve"> in </w:t>
-      </w:r>
-      <w:proofErr w:type="spellStart"/>
-      <w:r>
-        <w:rPr>
-          <w:lang w:val="en-US"/>
-        </w:rPr>
-        <w:t>Pučišća</w:t>
-      </w:r>
-      <w:proofErr w:type="spellEnd"/>
-      <w:r>
-        <w:rPr>
-          <w:lang w:val="en-US"/>
-        </w:rPr>
-        <w:t>, modest in its architectural detailing but well integrated into the surrounding old town fabric. Its collection includes an 18th-century folk-baroque altarpiece, six late 19th-century brass candlesticks, and a crystal-hung chandelier reminiscent of 17th-century French designs.</w:t>
-      </w:r>
-    </w:p>
-    <w:p>
-      <w:pPr>
-        <w:rPr>
-          <w:lang w:val="en-US"/>
-        </w:rPr>
-      </w:pPr>
-      <w:proofErr w:type="spellStart"/>
-      <w:r>
-        <w:rPr>
-          <w:b/>
-          <w:bCs/>
-          <w:lang w:val="en-US"/>
-        </w:rPr>
-        <w:t>Kaštel</w:t>
-      </w:r>
-      <w:proofErr w:type="spellEnd"/>
-      <w:r>
-        <w:rPr>
-          <w:b/>
-          <w:bCs/>
-          <w:lang w:val="en-US"/>
-        </w:rPr>
-        <w:t xml:space="preserve"> Cicarelli</w:t>
-      </w:r>
-      <w:r>
-        <w:rPr>
-          <w:lang w:val="en-US"/>
-        </w:rPr>
-        <w:t xml:space="preserve"> A 16th-century stone complex near the Renaissance-era </w:t>
-      </w:r>
-      <w:proofErr w:type="spellStart"/>
-      <w:r>
-        <w:rPr>
-          <w:lang w:val="en-US"/>
-        </w:rPr>
-        <w:t>Žuvetić</w:t>
-      </w:r>
-      <w:proofErr w:type="spellEnd"/>
-      <w:r>
-        <w:rPr>
-          <w:lang w:val="en-US"/>
-        </w:rPr>
-        <w:t xml:space="preserve"> tower on the north side of </w:t>
-      </w:r>
-      <w:proofErr w:type="spellStart"/>
-      <w:r>
-        <w:rPr>
-          <w:lang w:val="en-US"/>
-        </w:rPr>
-        <w:t>Pučišća's</w:t>
-      </w:r>
-      <w:proofErr w:type="spellEnd"/>
-      <w:r>
-        <w:rPr>
-          <w:lang w:val="en-US"/>
-        </w:rPr>
-        <w:t xml:space="preserve"> harbor, consisting of two connected two-story houses, one with the remains of a corner watchtower on corbels, enclosed at the rear by a high garden wall.</w:t>
-      </w:r>
-    </w:p>
-    <w:p>
-      <w:pPr>
-        <w:rPr>
-          <w:lang w:val="en-US"/>
-        </w:rPr>
-      </w:pPr>
-      <w:r>
-        <w:rPr>
-          <w:b/>
-          <w:bCs/>
-          <w:lang w:val="en-US"/>
-        </w:rPr>
-        <w:t>Kula Akvila (Aquilla Tower)</w:t>
-      </w:r>
-      <w:r>
-        <w:rPr>
-          <w:lang w:val="en-US"/>
-        </w:rPr>
-        <w:t xml:space="preserve"> Built at the end of the 15th century by the Aquilla family on </w:t>
-      </w:r>
-      <w:proofErr w:type="spellStart"/>
-      <w:r>
-        <w:rPr>
-          <w:lang w:val="en-US"/>
-        </w:rPr>
-        <w:t>Pučišća's</w:t>
-      </w:r>
-      <w:proofErr w:type="spellEnd"/>
-      <w:r>
-        <w:rPr>
-          <w:lang w:val="en-US"/>
-        </w:rPr>
-        <w:t xml:space="preserve"> northern waterfront, this square two-story tower carries the family crest — an eagle grasping a snake — above its upper-floor entrance, along with surviving </w:t>
-      </w:r>
-      <w:proofErr w:type="spellStart"/>
-      <w:r>
-        <w:rPr>
-          <w:lang w:val="en-US"/>
-        </w:rPr>
-        <w:t>gunslits</w:t>
-      </w:r>
-      <w:proofErr w:type="spellEnd"/>
-      <w:r>
-        <w:rPr>
-          <w:lang w:val="en-US"/>
-        </w:rPr>
-        <w:t xml:space="preserve"> and the triple corbels that once supported a defensive parapet.</w:t>
-      </w:r>
-    </w:p>
-    <w:p>
-      <w:pPr>
-        <w:rPr>
-          <w:lang w:val="en-US"/>
-        </w:rPr>
-      </w:pPr>
-      <w:proofErr w:type="spellStart"/>
-      <w:r>
-        <w:rPr>
-          <w:b/>
-          <w:bCs/>
-          <w:lang w:val="en-US"/>
-        </w:rPr>
-        <w:t>Dešković</w:t>
-      </w:r>
-      <w:proofErr w:type="spellEnd"/>
-      <w:r>
-        <w:rPr>
-          <w:b/>
-          <w:bCs/>
-          <w:lang w:val="en-US"/>
-        </w:rPr>
-        <w:t xml:space="preserve"> House Complex</w:t>
-      </w:r>
-      <w:r>
-        <w:rPr>
-          <w:lang w:val="en-US"/>
-        </w:rPr>
-        <w:t xml:space="preserve"> South of the parish church, this complex took shape during the 18th century as the </w:t>
-      </w:r>
-      <w:proofErr w:type="spellStart"/>
-      <w:r>
-        <w:rPr>
-          <w:lang w:val="en-US"/>
-        </w:rPr>
-        <w:t>Ivellio</w:t>
-      </w:r>
-      <w:proofErr w:type="spellEnd"/>
-      <w:r>
-        <w:rPr>
-          <w:lang w:val="en-US"/>
-        </w:rPr>
-        <w:t xml:space="preserve"> family houses were joined with the </w:t>
-      </w:r>
-      <w:proofErr w:type="spellStart"/>
-      <w:r>
-        <w:rPr>
-          <w:lang w:val="en-US"/>
-        </w:rPr>
-        <w:t>Pinezić</w:t>
-      </w:r>
-      <w:proofErr w:type="spellEnd"/>
-      <w:r>
-        <w:rPr>
-          <w:lang w:val="en-US"/>
-        </w:rPr>
-        <w:t xml:space="preserve"> family castle and its Renaissance </w:t>
-      </w:r>
-      <w:r>
-        <w:rPr>
-          <w:lang w:val="en-US"/>
-        </w:rPr>
-        <w:lastRenderedPageBreak/>
-        <w:t>defensive tower. Facing the street, its stone two-story wings with attics are covered in stone slabs; toward the garden at the rear, an arcaded loggia opens onto the grounds. Sculptor Branislav Dešković was born in this house in 1883; the complex has since been converted into a boutique hotel.</w:t>
-      </w:r>
-    </w:p>
-    <w:p>
-      <w:pPr>
-        <w:rPr>
-          <w:lang w:val="en-US"/>
-        </w:rPr>
-      </w:pPr>
-      <w:r>
-        <w:rPr>
-          <w:b/>
-          <w:bCs/>
-          <w:lang w:val="en-US"/>
-        </w:rPr>
-        <w:t>Lighthouse of St. Nicholas</w:t>
-      </w:r>
-      <w:r>
-        <w:rPr>
-          <w:lang w:val="en-US"/>
-        </w:rPr>
-        <w:t xml:space="preserve"> Standing at the entrance to </w:t>
-      </w:r>
-      <w:proofErr w:type="spellStart"/>
-      <w:r>
-        <w:rPr>
-          <w:lang w:val="en-US"/>
-        </w:rPr>
-        <w:t>Pučišća's</w:t>
-      </w:r>
-      <w:proofErr w:type="spellEnd"/>
-      <w:r>
-        <w:rPr>
-          <w:lang w:val="en-US"/>
-        </w:rPr>
-        <w:t xml:space="preserve"> deep bay beside the church of the same name, this lighthouse was built at the end of the 19th century as one of the coastal lights guiding ships through Dalmatia's inner sea passages — a notable example of the region's industrial-era maritime architecture.</w:t>
-      </w:r>
-    </w:p>
-    <w:p>
-      <w:pPr>
-        <w:rPr>
-          <w:lang w:val="en-US"/>
-        </w:rPr>
-      </w:pPr>
-      <w:r>
-        <w:rPr>
-          <w:b/>
-          <w:bCs/>
-          <w:lang w:val="en-US"/>
-        </w:rPr>
-        <w:t>Port of Towers</w:t>
-      </w:r>
-      <w:r>
-        <w:rPr>
-          <w:lang w:val="en-US"/>
-        </w:rPr>
-        <w:t xml:space="preserve"> In the 15th and 16th centuries, Ottoman pirate raids pushed </w:t>
-      </w:r>
-      <w:proofErr w:type="spellStart"/>
-      <w:r>
-        <w:rPr>
-          <w:lang w:val="en-US"/>
-        </w:rPr>
-        <w:t>Pučišća's</w:t>
-      </w:r>
-      <w:proofErr w:type="spellEnd"/>
-      <w:r>
-        <w:rPr>
-          <w:lang w:val="en-US"/>
-        </w:rPr>
-        <w:t xml:space="preserve"> noble families to build thirteen fortified stone towers around the harbor — earning it the name "Tower Harbor." Four still stand today. Riding the waterfront road here means passing genuine Renaissance-era fortifications.</w:t>
-      </w:r>
-    </w:p>
-    <w:p>
-      <w:pPr>
-        <w:rPr>
-          <w:lang w:val="en-US"/>
-        </w:rPr>
-      </w:pPr>
-      <w:proofErr w:type="spellStart"/>
-      <w:r>
-        <w:rPr>
-          <w:b/>
-          <w:bCs/>
-          <w:lang w:val="en-US"/>
-        </w:rPr>
-        <w:t>Veselje</w:t>
-      </w:r>
-      <w:proofErr w:type="spellEnd"/>
-      <w:r>
-        <w:rPr>
-          <w:b/>
-          <w:bCs/>
-          <w:lang w:val="en-US"/>
-        </w:rPr>
-        <w:t xml:space="preserve"> Quarry</w:t>
-      </w:r>
-      <w:r>
-        <w:rPr>
-          <w:lang w:val="en-US"/>
-        </w:rPr>
-        <w:t xml:space="preserve"> The largest working quarry on </w:t>
-      </w:r>
-      <w:proofErr w:type="spellStart"/>
-      <w:r>
-        <w:rPr>
-          <w:lang w:val="en-US"/>
-        </w:rPr>
-        <w:t>Brač</w:t>
-      </w:r>
-      <w:proofErr w:type="spellEnd"/>
-      <w:r>
-        <w:rPr>
-          <w:lang w:val="en-US"/>
-        </w:rPr>
-        <w:t>, and the source of the island's famous white limestone — used in Diocletian's Palace, Vienna and Budapest's parliament buildings, and Berlin's Reichstag, with a long-standing (if hard-to-verify) local claim that it supplied stone for the White House too. The scale of the exposed white rock face is striking even from the road.</w:t>
-      </w:r>
-    </w:p>
-    <w:p>
-      <w:pPr>
-        <w:rPr>
-          <w:lang w:val="en-US"/>
-        </w:rPr>
-      </w:pPr>
-      <w:r>
-        <w:rPr>
-          <w:b/>
-          <w:bCs/>
-          <w:lang w:val="en-US"/>
-        </w:rPr>
-        <w:t>Stonemasonry School (</w:t>
-      </w:r>
-      <w:proofErr w:type="spellStart"/>
-      <w:r>
-        <w:rPr>
-          <w:b/>
-          <w:bCs/>
-          <w:lang w:val="en-US"/>
-        </w:rPr>
-        <w:t>Klesarska</w:t>
-      </w:r>
-      <w:proofErr w:type="spellEnd"/>
-      <w:r>
-        <w:rPr>
-          <w:b/>
-          <w:bCs/>
-          <w:lang w:val="en-US"/>
-        </w:rPr>
-        <w:t xml:space="preserve"> </w:t>
-      </w:r>
-      <w:proofErr w:type="spellStart"/>
-      <w:r>
-        <w:rPr>
-          <w:b/>
-          <w:bCs/>
-          <w:lang w:val="en-US"/>
-        </w:rPr>
-        <w:t>Škola</w:t>
-      </w:r>
-      <w:proofErr w:type="spellEnd"/>
-      <w:r>
-        <w:rPr>
-          <w:b/>
-          <w:bCs/>
-          <w:lang w:val="en-US"/>
-        </w:rPr>
-        <w:t>)</w:t>
-      </w:r>
-      <w:r>
-        <w:rPr>
-          <w:lang w:val="en-US"/>
-        </w:rPr>
-        <w:t xml:space="preserve"> Founded in 1909, this is one of the only schools of its kind left in Europe, teaching Roman-style hand-carving techniques to teenagers from </w:t>
-      </w:r>
-      <w:proofErr w:type="spellStart"/>
-      <w:r>
-        <w:rPr>
-          <w:lang w:val="en-US"/>
-        </w:rPr>
-        <w:t>Brač</w:t>
-      </w:r>
-      <w:proofErr w:type="spellEnd"/>
-      <w:r>
-        <w:rPr>
-          <w:lang w:val="en-US"/>
-        </w:rPr>
-        <w:t xml:space="preserve"> and beyond. Ride past on a weekday and you can often hear the chisels at work inside.</w:t>
-      </w:r>
-    </w:p>
-    <w:p>
-      <w:pPr>
-        <w:rPr>
-          <w:b/>
-          <w:bCs/>
-          <w:lang w:val="en-US"/>
-        </w:rPr>
-      </w:pPr>
-      <w:r>
-        <w:rPr>
-          <w:rFonts w:ascii="Segoe UI Emoji" w:hAnsi="Segoe UI Emoji" w:cs="Segoe UI Emoji"/>
-          <w:b/>
-          <w:bCs/>
-          <w:lang w:val="en-US"/>
-        </w:rPr>
-        <w:t>🏘️</w:t>
-      </w:r>
-      <w:r>
-        <w:rPr>
-          <w:b/>
-          <w:bCs/>
-          <w:lang w:val="en-US"/>
-        </w:rPr>
-        <w:t xml:space="preserve"> DOL</w:t>
-      </w:r>
-    </w:p>
-    <w:p>
-      <w:pPr>
-        <w:rPr>
-          <w:i/>
-          <w:iCs/>
-          <w:lang w:val="en-US"/>
-        </w:rPr>
-      </w:pPr>
-      <w:r>
-        <w:rPr>
-          <w:i/>
-          <w:iCs/>
-          <w:lang w:val="en-US"/>
-        </w:rPr>
-        <w:t xml:space="preserve">First recorded in the 14th century, Dol grew as a tightly packed village along a steep hillside, its main street stretching from the old Church of St. Peter in the south to the newer parish church at the edge of the fields. Its stone-roofed houses cluster around a deep ravine dominated by the fortified </w:t>
-      </w:r>
-      <w:proofErr w:type="spellStart"/>
-      <w:r>
-        <w:rPr>
-          <w:i/>
-          <w:iCs/>
-          <w:lang w:val="en-US"/>
-        </w:rPr>
-        <w:t>Gospodnetić</w:t>
-      </w:r>
-      <w:proofErr w:type="spellEnd"/>
-      <w:r>
-        <w:rPr>
-          <w:i/>
-          <w:iCs/>
-          <w:lang w:val="en-US"/>
-        </w:rPr>
-        <w:t xml:space="preserve"> house, with today's village largely shaped by monumental 18th- and 19th-century residential building — and known island-wide for a cake found nowhere else.</w:t>
-      </w:r>
-    </w:p>
-    <w:p>
-      <w:pPr>
-        <w:rPr>
-          <w:lang w:val="en-US"/>
-        </w:rPr>
-      </w:pPr>
-      <w:r>
-        <w:rPr>
-          <w:b/>
-          <w:bCs/>
-          <w:lang w:val="en-US"/>
-        </w:rPr>
-        <w:t>Church of the Purification of the Blessed Virgin Mary</w:t>
-      </w:r>
-      <w:r>
-        <w:rPr>
-          <w:lang w:val="en-US"/>
-        </w:rPr>
-        <w:t xml:space="preserve"> </w:t>
-      </w:r>
-      <w:r>
-        <w:rPr>
-          <w:lang w:val="en-US"/>
-        </w:rPr>
-        <w:t xml:space="preserve">Parish </w:t>
-      </w:r>
-      <w:r>
-        <w:rPr>
-          <w:lang w:val="en-US"/>
-        </w:rPr>
-        <w:t xml:space="preserve">church in Dol, rebuilt in 1866 with a curved baroque-style gable, a rose window, and a bell tower to the east — a good example of 19th-century classicist-baroque parish church design on the island. Its historic organ, built around the turn of the 19th–20th century by the K. </w:t>
-      </w:r>
-      <w:proofErr w:type="spellStart"/>
-      <w:r>
-        <w:rPr>
-          <w:lang w:val="en-US"/>
-        </w:rPr>
-        <w:t>Hopferwieser</w:t>
-      </w:r>
-      <w:proofErr w:type="spellEnd"/>
-      <w:r>
-        <w:rPr>
-          <w:lang w:val="en-US"/>
-        </w:rPr>
-        <w:t xml:space="preserve"> workshop of Graz, Austria, is small, with 8 registers total, and still in playable use since a restoration in 2004. The church's inventory includes a set of </w:t>
-      </w:r>
-      <w:proofErr w:type="gramStart"/>
-      <w:r>
-        <w:rPr>
-          <w:lang w:val="en-US"/>
-        </w:rPr>
-        <w:t>17th</w:t>
-      </w:r>
-      <w:proofErr w:type="gramEnd"/>
-      <w:r>
-        <w:rPr>
-          <w:lang w:val="en-US"/>
-        </w:rPr>
-        <w:t xml:space="preserve">–19th century liturgical objects bearing Venetian hallmarks and initials — chalices, a monstrance, reliquaries, a processional crucifix, and archival material. </w:t>
-      </w:r>
-    </w:p>
-    <w:p>
-      <w:pPr>
-        <w:rPr>
-          <w:lang w:val="en-US"/>
-        </w:rPr>
-      </w:pPr>
-      <w:r>
-        <w:rPr>
-          <w:b/>
-          <w:bCs/>
-          <w:lang w:val="en-US"/>
-        </w:rPr>
-        <w:t>Church of St. Barbara</w:t>
-      </w:r>
-      <w:r>
-        <w:rPr>
-          <w:lang w:val="en-US"/>
-        </w:rPr>
-        <w:t xml:space="preserve"> A small Romanesque chapel south of Dol, on the road toward the island's interior, with a barrel-vaulted interior, a single transverse arch, and preserved corner squinches in its square apse.</w:t>
-      </w:r>
-    </w:p>
-    <w:p>
-      <w:pPr>
-        <w:rPr>
-          <w:lang w:val="en-US"/>
-        </w:rPr>
-      </w:pPr>
-      <w:r>
-        <w:rPr>
-          <w:b/>
-          <w:bCs/>
-          <w:lang w:val="en-US"/>
-        </w:rPr>
-        <w:t>Church of St. Michael</w:t>
-      </w:r>
-      <w:r>
-        <w:rPr>
-          <w:lang w:val="en-US"/>
-        </w:rPr>
-        <w:t xml:space="preserve"> Atop </w:t>
-      </w:r>
-      <w:proofErr w:type="spellStart"/>
-      <w:r>
-        <w:rPr>
-          <w:lang w:val="en-US"/>
-        </w:rPr>
-        <w:t>Miholjrat</w:t>
-      </w:r>
-      <w:proofErr w:type="spellEnd"/>
-      <w:r>
-        <w:rPr>
-          <w:lang w:val="en-US"/>
-        </w:rPr>
-        <w:t xml:space="preserve"> hill high above Dol, this pre-Romanesque chapel dates to the 9th–10th centuries. Its narrow central bay and traces of plaster on the walls suggest the church originally had a dome, later replaced with a vault during a 14th-century renovation, when consecration crosses were painted inside. Its entrance doorway is built from an upright Roman-era sarcophagus with its base cut open to serve as a passage.</w:t>
-      </w:r>
-    </w:p>
-    <w:p>
-      <w:pPr>
-        <w:rPr>
-          <w:lang w:val="en-US"/>
-        </w:rPr>
-      </w:pPr>
-      <w:proofErr w:type="spellStart"/>
-      <w:r>
-        <w:rPr>
-          <w:b/>
-          <w:bCs/>
-          <w:lang w:val="en-US"/>
-        </w:rPr>
-        <w:lastRenderedPageBreak/>
-        <w:t>Kaštel</w:t>
-      </w:r>
-      <w:proofErr w:type="spellEnd"/>
-      <w:r>
-        <w:rPr>
-          <w:b/>
-          <w:bCs/>
-          <w:lang w:val="en-US"/>
-        </w:rPr>
-        <w:t xml:space="preserve"> </w:t>
-      </w:r>
-      <w:proofErr w:type="spellStart"/>
-      <w:r>
-        <w:rPr>
-          <w:b/>
-          <w:bCs/>
-          <w:lang w:val="en-US"/>
-        </w:rPr>
-        <w:t>Gospodnetić</w:t>
-      </w:r>
-      <w:proofErr w:type="spellEnd"/>
-      <w:r>
-        <w:rPr>
-          <w:lang w:val="en-US"/>
-        </w:rPr>
-        <w:t xml:space="preserve"> A fortified 17th-century stone house on a slope in northeastern Dol, with a defensive courtyard wall, an arched gateway carved with the baroque coat of arms of the noble </w:t>
-      </w:r>
-      <w:proofErr w:type="spellStart"/>
-      <w:r>
-        <w:rPr>
-          <w:lang w:val="en-US"/>
-        </w:rPr>
-        <w:t>Gospodnetić</w:t>
-      </w:r>
-      <w:proofErr w:type="spellEnd"/>
-      <w:r>
-        <w:rPr>
-          <w:lang w:val="en-US"/>
-        </w:rPr>
-        <w:t xml:space="preserve"> family, and an L-shaped, two-story main house with a corner tower. After a thorough 19th-century renovation, it retains its original interior and has stayed in continuous use by the </w:t>
-      </w:r>
-      <w:proofErr w:type="spellStart"/>
-      <w:r>
-        <w:rPr>
-          <w:lang w:val="en-US"/>
-        </w:rPr>
-        <w:t>Gospodnetić</w:t>
-      </w:r>
-      <w:proofErr w:type="spellEnd"/>
-      <w:r>
-        <w:rPr>
-          <w:lang w:val="en-US"/>
-        </w:rPr>
-        <w:t xml:space="preserve"> family since it was built.</w:t>
-      </w:r>
-    </w:p>
-    <w:p>
-      <w:pPr>
-        <w:rPr>
-          <w:lang w:val="en-US"/>
-        </w:rPr>
-      </w:pPr>
-      <w:r>
-        <w:rPr>
-          <w:b/>
-          <w:bCs/>
-          <w:lang w:val="en-US"/>
-        </w:rPr>
-        <w:t>Shepherd's Dwelling "</w:t>
-      </w:r>
-      <w:proofErr w:type="spellStart"/>
-      <w:r>
-        <w:rPr>
-          <w:b/>
-          <w:bCs/>
-          <w:lang w:val="en-US"/>
-        </w:rPr>
-        <w:t>Bežmek</w:t>
-      </w:r>
-      <w:proofErr w:type="spellEnd"/>
-      <w:r>
-        <w:rPr>
-          <w:b/>
-          <w:bCs/>
-          <w:lang w:val="en-US"/>
-        </w:rPr>
-        <w:t xml:space="preserve"> Stan"</w:t>
-      </w:r>
-      <w:r>
-        <w:rPr>
-          <w:b/>
-          <w:bCs/>
-          <w:lang w:val="en-US"/>
-        </w:rPr>
-        <w:t xml:space="preserve"> or </w:t>
-      </w:r>
-      <w:proofErr w:type="spellStart"/>
-      <w:r>
-        <w:rPr>
-          <w:b/>
-          <w:bCs/>
-          <w:lang w:val="en-US"/>
-        </w:rPr>
-        <w:t>Gažul</w:t>
-      </w:r>
-      <w:proofErr w:type="spellEnd"/>
-      <w:r>
-        <w:rPr>
-          <w:lang w:val="en-US"/>
-        </w:rPr>
-        <w:t xml:space="preserve"> A cluster of stone farm buildings south of Dol, built by the </w:t>
-      </w:r>
-      <w:proofErr w:type="spellStart"/>
-      <w:r>
-        <w:rPr>
-          <w:lang w:val="en-US"/>
-        </w:rPr>
-        <w:t>Gospodnetić</w:t>
-      </w:r>
-      <w:proofErr w:type="spellEnd"/>
-      <w:r>
-        <w:rPr>
-          <w:lang w:val="en-US"/>
-        </w:rPr>
-        <w:t xml:space="preserve"> family (nicknamed "Bežmek") during the 19th century — six stone-roofed structures around pens, a bread oven, and a stone-rimmed cistern, offering a well-preserved look at traditional island shepherding life.</w:t>
-      </w:r>
-    </w:p>
-    <w:p>
-      <w:pPr>
-        <w:rPr>
-          <w:lang w:val="en-US"/>
-        </w:rPr>
-      </w:pPr>
-      <w:r>
-        <w:rPr>
-          <w:b/>
-          <w:bCs/>
-          <w:lang w:val="en-US"/>
-        </w:rPr>
-        <w:t>Church of St. Peter</w:t>
-      </w:r>
-      <w:r>
-        <w:rPr>
-          <w:lang w:val="en-US"/>
-        </w:rPr>
-        <w:t xml:space="preserve"> A small pre-Romanesque church set on a raised plateau above Dol, with blind arcades inside and a bell-gable that still holds its original 14th-century bronze bell — one of the oldest bells on </w:t>
-      </w:r>
-      <w:proofErr w:type="spellStart"/>
-      <w:r>
-        <w:rPr>
-          <w:lang w:val="en-US"/>
-        </w:rPr>
-        <w:t>Brač</w:t>
-      </w:r>
-      <w:proofErr w:type="spellEnd"/>
-      <w:r>
-        <w:rPr>
-          <w:lang w:val="en-US"/>
-        </w:rPr>
-        <w:t xml:space="preserve">, cast by a founder who signed it, in Gothic lettering, "Magistro Nicholaus me </w:t>
-      </w:r>
-      <w:proofErr w:type="spellStart"/>
-      <w:r>
-        <w:rPr>
-          <w:lang w:val="en-US"/>
-        </w:rPr>
-        <w:t>fecit</w:t>
-      </w:r>
-      <w:proofErr w:type="spellEnd"/>
-      <w:r>
-        <w:rPr>
-          <w:lang w:val="en-US"/>
-        </w:rPr>
-        <w:t>" ("Master Nicholas made me"). The church was plastered over on the outside in the late 19th century, covering its original stone facade.</w:t>
-      </w:r>
-    </w:p>
-    <w:p>
-      <w:pPr>
-        <w:rPr>
-          <w:lang w:val="en-US"/>
-        </w:rPr>
-      </w:pPr>
-      <w:r>
-        <w:rPr>
-          <w:b/>
-          <w:bCs/>
-          <w:lang w:val="en-US"/>
-        </w:rPr>
-        <w:t>Church of St. Vid</w:t>
-      </w:r>
-      <w:r>
-        <w:rPr>
-          <w:lang w:val="en-US"/>
-        </w:rPr>
-        <w:t xml:space="preserve"> Ruined remains atop a hill west of Dol, its single nave divided by a pair of pilasters. Built into the altar base is a reused early Christian column with an acanthus capital, salvaged from the window of an unidentified late-antique church — a small fragment of a much older, otherwise vanished building.</w:t>
-      </w:r>
-    </w:p>
-    <w:p>
-      <w:pPr>
-        <w:rPr>
-          <w:b/>
-          <w:bCs/>
-          <w:lang w:val="en-US"/>
-        </w:rPr>
-      </w:pPr>
-      <w:r>
-        <w:rPr>
-          <w:rFonts w:ascii="Segoe UI Emoji" w:hAnsi="Segoe UI Emoji" w:cs="Segoe UI Emoji"/>
-          <w:b/>
-          <w:bCs/>
-          <w:lang w:val="en-US"/>
-        </w:rPr>
-        <w:t>🏘️</w:t>
-      </w:r>
-      <w:r>
-        <w:rPr>
-          <w:b/>
-          <w:bCs/>
-          <w:lang w:val="en-US"/>
-        </w:rPr>
-        <w:t xml:space="preserve"> POSTIRA</w:t>
-      </w:r>
-    </w:p>
-    <w:p>
-      <w:pPr>
-        <w:rPr>
-          <w:lang w:val="en-US"/>
-        </w:rPr>
-      </w:pPr>
-      <w:r>
-        <w:rPr>
-          <w:i/>
-          <w:iCs/>
-          <w:lang w:val="en-US"/>
-        </w:rPr>
-        <w:t xml:space="preserve">A coastal village whose history runs far deeper than its modern harbor suggests, from a Roman villa and early </w:t>
-      </w:r>
-      <w:proofErr w:type="gramStart"/>
-      <w:r>
-        <w:rPr>
-          <w:i/>
-          <w:iCs/>
-          <w:lang w:val="en-US"/>
-        </w:rPr>
-        <w:t>Christian basilica</w:t>
-      </w:r>
-      <w:proofErr w:type="gramEnd"/>
-      <w:r>
-        <w:rPr>
-          <w:i/>
-          <w:iCs/>
-          <w:lang w:val="en-US"/>
-        </w:rPr>
-        <w:t xml:space="preserve"> right on the beach at </w:t>
-      </w:r>
-      <w:proofErr w:type="spellStart"/>
-      <w:r>
-        <w:rPr>
-          <w:i/>
-          <w:iCs/>
-          <w:lang w:val="en-US"/>
-        </w:rPr>
-        <w:t>Lovrečina</w:t>
-      </w:r>
-      <w:proofErr w:type="spellEnd"/>
-      <w:r>
-        <w:rPr>
-          <w:i/>
-          <w:iCs/>
-          <w:lang w:val="en-US"/>
-        </w:rPr>
-        <w:t xml:space="preserve"> to a hilltop monastery and the birthplace of poet Vladimir Nazor.</w:t>
-      </w:r>
-    </w:p>
-    <w:p>
-      <w:pPr>
-        <w:rPr>
-          <w:lang w:val="en-US"/>
-        </w:rPr>
-      </w:pPr>
-      <w:r>
-        <w:rPr>
-          <w:b/>
-          <w:bCs/>
-          <w:lang w:val="en-US"/>
-        </w:rPr>
-        <w:t>Early Christian Basilica (</w:t>
-      </w:r>
-      <w:proofErr w:type="spellStart"/>
-      <w:r>
-        <w:rPr>
-          <w:b/>
-          <w:bCs/>
-          <w:lang w:val="en-US"/>
-        </w:rPr>
-        <w:t>Lovrečina</w:t>
-      </w:r>
-      <w:proofErr w:type="spellEnd"/>
-      <w:r>
-        <w:rPr>
-          <w:b/>
-          <w:bCs/>
-          <w:lang w:val="en-US"/>
-        </w:rPr>
-        <w:t xml:space="preserve"> Bay)</w:t>
-      </w:r>
-      <w:r>
-        <w:rPr>
-          <w:lang w:val="en-US"/>
-        </w:rPr>
-        <w:t xml:space="preserve"> Right on the sand at </w:t>
-      </w:r>
-      <w:proofErr w:type="spellStart"/>
-      <w:r>
-        <w:rPr>
-          <w:lang w:val="en-US"/>
-        </w:rPr>
-        <w:t>Lovrečina</w:t>
-      </w:r>
-      <w:proofErr w:type="spellEnd"/>
-      <w:r>
-        <w:rPr>
-          <w:lang w:val="en-US"/>
-        </w:rPr>
-        <w:t xml:space="preserve"> Bay, west of a Roman-era farm estate, stand the tall surviving walls of a late-antique church with a transept and semicircular apse. A row of side rooms to the north includes a baptistery with a cross-shaped font and a stone ciborium, while beneath the altar a cross-shaped </w:t>
-      </w:r>
-      <w:proofErr w:type="spellStart"/>
-      <w:r>
-        <w:rPr>
-          <w:lang w:val="en-US"/>
-        </w:rPr>
-        <w:t>confessio</w:t>
-      </w:r>
-      <w:proofErr w:type="spellEnd"/>
-      <w:r>
-        <w:rPr>
-          <w:lang w:val="en-US"/>
-        </w:rPr>
-        <w:t xml:space="preserve"> survives along with a curved clergy bench following the line of the apse — traces of fresco and stucco also remain. Few places let you transition directly from a coastal track through Roman-era ruins and into the sea in the same few minutes.</w:t>
-      </w:r>
-    </w:p>
-    <w:p>
-      <w:pPr>
-        <w:rPr>
-          <w:lang w:val="en-US"/>
-        </w:rPr>
-      </w:pPr>
-      <w:r>
-        <w:rPr>
-          <w:b/>
-          <w:bCs/>
-          <w:lang w:val="en-US"/>
-        </w:rPr>
-        <w:t>Remains of a Roman Villa and Medieval Church</w:t>
-      </w:r>
-      <w:r>
-        <w:rPr>
-          <w:lang w:val="en-US"/>
-        </w:rPr>
-        <w:t xml:space="preserve"> Alongside the basilica, the flat ground toward the sea holds the remains of a Roman villa rustica (country estate), including a surviving section of ancient wall and rooms with arched doors and windows around an enclosed courtyard. Nearby stand the remnants of the small pre-Romanesque Church of St. Stephen, which reused pilasters salvaged from an early Christian altar screen.</w:t>
-      </w:r>
-    </w:p>
-    <w:p>
-      <w:pPr>
-        <w:rPr>
-          <w:lang w:val="en-US"/>
-        </w:rPr>
-      </w:pPr>
-      <w:proofErr w:type="spellStart"/>
-      <w:r>
-        <w:rPr>
-          <w:b/>
-          <w:bCs/>
-          <w:lang w:val="en-US"/>
-        </w:rPr>
-        <w:t>Mirje</w:t>
-      </w:r>
-      <w:proofErr w:type="spellEnd"/>
-      <w:r>
-        <w:rPr>
-          <w:b/>
-          <w:bCs/>
-          <w:lang w:val="en-US"/>
-        </w:rPr>
-        <w:t xml:space="preserve"> Monastery Complex</w:t>
-      </w:r>
-      <w:r>
-        <w:rPr>
-          <w:lang w:val="en-US"/>
-        </w:rPr>
-        <w:t xml:space="preserve"> A late-antiquity sacred complex on the Mali Brig hill above </w:t>
-      </w:r>
-      <w:proofErr w:type="spellStart"/>
-      <w:r>
-        <w:rPr>
-          <w:lang w:val="en-US"/>
-        </w:rPr>
-        <w:t>Postira</w:t>
-      </w:r>
-      <w:proofErr w:type="spellEnd"/>
-      <w:r>
-        <w:rPr>
-          <w:lang w:val="en-US"/>
-        </w:rPr>
-        <w:t>, later used by Benedictine monks, with a rectangular layout, a surviving cistern, and the remains of a colonnaded portico. Numerous carved fragments of church furnishings found on site date the complex to the 6th century. Its old stone walls now blend into the surrounding olive terraces, and the dirt paths up to it make for a good technical ride with genuine history at the top.</w:t>
-      </w:r>
-    </w:p>
-    <w:p>
-      <w:pPr>
-        <w:rPr>
-          <w:lang w:val="en-US"/>
-        </w:rPr>
-      </w:pPr>
-      <w:r>
-        <w:rPr>
-          <w:b/>
-          <w:bCs/>
-          <w:lang w:val="en-US"/>
-        </w:rPr>
-        <w:lastRenderedPageBreak/>
+        <w:t>colonnaded portico. Numerous carved fragments of church furnishings found on site date the complex to the 6th century. Its old stone walls now blend into the surrounding olive terraces, and the dirt paths up to it make for a good technical ride with genuine history at the top.</w:t>
+      </w:r>
+    </w:p>
+    <w:p>
+      <w:pPr>
+        <w:rPr>
+          <w:lang w:val="en-US"/>
+        </w:rPr>
+      </w:pPr>
+      <w:r>
+        <w:rPr>
+          <w:b/>
+          <w:bCs/>
+          <w:lang w:val="en-US"/>
+        </w:rPr>
         <w:t>Church of St. Ante</w:t>
       </w:r>
       <w:r>
@@ -11988,6 +12132,7 @@
   <w:style w:type="character" w:default="1" w:styleId="DefaultParagraphFont">
     <w:name w:val="Default Paragraph Font"/>
     <w:uiPriority w:val="1"/>
+    <w:semiHidden/>
     <w:unhideWhenUsed/>
   </w:style>
   <w:style w:type="table" w:default="1" w:styleId="TableNormal">
